--- a/Documentation/Software Engineering.docx
+++ b/Documentation/Software Engineering.docx
@@ -1,6 +1,6 @@
 
 <file path=word/document.xml><?xml version="1.0" encoding="utf-8"?>
-<w:document xmlns:wpc="http://schemas.microsoft.com/office/word/2010/wordprocessingCanvas" xmlns:cx="http://schemas.microsoft.com/office/drawing/2014/chartex" xmlns:cx1="http://schemas.microsoft.com/office/drawing/2015/9/8/chartex" xmlns:cx2="http://schemas.microsoft.com/office/drawing/2015/10/21/chartex" xmlns:cx3="http://schemas.microsoft.com/office/drawing/2016/5/9/chartex" xmlns:cx4="http://schemas.microsoft.com/office/drawing/2016/5/10/chartex" xmlns:cx5="http://schemas.microsoft.com/office/drawing/2016/5/11/chartex" xmlns:cx6="http://schemas.microsoft.com/office/drawing/2016/5/12/chartex" xmlns:cx7="http://schemas.microsoft.com/office/drawing/2016/5/13/chartex" xmlns:cx8="http://schemas.microsoft.com/office/drawing/2016/5/14/chartex" xmlns:mc="http://schemas.openxmlformats.org/markup-compatibility/2006" xmlns:aink="http://schemas.microsoft.com/office/drawing/2016/ink" xmlns:am3d="http://schemas.microsoft.com/office/drawing/2017/model3d" xmlns:o="urn:schemas-microsoft-com:office:office" xmlns:oel="http://schemas.microsoft.com/office/2019/extlst" xmlns:r="http://schemas.openxmlformats.org/officeDocument/2006/relationships" xmlns:m="http://schemas.openxmlformats.org/officeDocument/2006/math" xmlns:v="urn:schemas-microsoft-com:vml" xmlns:wp14="http://schemas.microsoft.com/office/word/2010/wordprocessingDrawing" xmlns:wp="http://schemas.openxmlformats.org/drawingml/2006/wordprocessingDrawing" xmlns:w10="urn:schemas-microsoft-com:office:word" xmlns:w="http://schemas.openxmlformats.org/wordprocessingml/2006/main" xmlns:w14="http://schemas.microsoft.com/office/word/2010/wordml" xmlns:w15="http://schemas.microsoft.com/office/word/2012/wordml" xmlns:w16cex="http://schemas.microsoft.com/office/word/2018/wordml/cex" xmlns:w16cid="http://schemas.microsoft.com/office/word/2016/wordml/cid" xmlns:w16="http://schemas.microsoft.com/office/word/2018/wordml" xmlns:w16du="http://schemas.microsoft.com/office/word/2023/wordml/word16du" xmlns:w16sdtdh="http://schemas.microsoft.com/office/word/2020/wordml/sdtdatahash" xmlns:w16se="http://schemas.microsoft.com/office/word/2015/wordml/symex" xmlns:wpg="http://schemas.microsoft.com/office/word/2010/wordprocessingGroup" xmlns:wpi="http://schemas.microsoft.com/office/word/2010/wordprocessingInk" xmlns:wne="http://schemas.microsoft.com/office/word/2006/wordml" xmlns:wps="http://schemas.microsoft.com/office/word/2010/wordprocessingShape" mc:Ignorable="w14 w15 w16se w16cid w16 w16cex w16sdtdh w16du wp14">
+<w:document xmlns:wpc="http://schemas.microsoft.com/office/word/2010/wordprocessingCanvas" xmlns:cx="http://schemas.microsoft.com/office/drawing/2014/chartex" xmlns:cx1="http://schemas.microsoft.com/office/drawing/2015/9/8/chartex" xmlns:cx2="http://schemas.microsoft.com/office/drawing/2015/10/21/chartex" xmlns:cx3="http://schemas.microsoft.com/office/drawing/2016/5/9/chartex" xmlns:cx4="http://schemas.microsoft.com/office/drawing/2016/5/10/chartex" xmlns:cx5="http://schemas.microsoft.com/office/drawing/2016/5/11/chartex" xmlns:cx6="http://schemas.microsoft.com/office/drawing/2016/5/12/chartex" xmlns:cx7="http://schemas.microsoft.com/office/drawing/2016/5/13/chartex" xmlns:cx8="http://schemas.microsoft.com/office/drawing/2016/5/14/chartex" xmlns:mc="http://schemas.openxmlformats.org/markup-compatibility/2006" xmlns:aink="http://schemas.microsoft.com/office/drawing/2016/ink" xmlns:am3d="http://schemas.microsoft.com/office/drawing/2017/model3d" xmlns:o="urn:schemas-microsoft-com:office:office" xmlns:oel="http://schemas.microsoft.com/office/2019/extlst" xmlns:r="http://schemas.openxmlformats.org/officeDocument/2006/relationships" xmlns:m="http://schemas.openxmlformats.org/officeDocument/2006/math" xmlns:v="urn:schemas-microsoft-com:vml" xmlns:wp14="http://schemas.microsoft.com/office/word/2010/wordprocessingDrawing" xmlns:wp="http://schemas.openxmlformats.org/drawingml/2006/wordprocessingDrawing" xmlns:w10="urn:schemas-microsoft-com:office:word" xmlns:w="http://schemas.openxmlformats.org/wordprocessingml/2006/main" xmlns:w14="http://schemas.microsoft.com/office/word/2010/wordml" xmlns:w15="http://schemas.microsoft.com/office/word/2012/wordml" xmlns:w16cex="http://schemas.microsoft.com/office/word/2018/wordml/cex" xmlns:w16cid="http://schemas.microsoft.com/office/word/2016/wordml/cid" xmlns:w16="http://schemas.microsoft.com/office/word/2018/wordml" xmlns:w16du="http://schemas.microsoft.com/office/word/2023/wordml/word16du" xmlns:w16sdtdh="http://schemas.microsoft.com/office/word/2020/wordml/sdtdatahash" xmlns:w16sdtfl="http://schemas.microsoft.com/office/word/2024/wordml/sdtformatlock" xmlns:w16se="http://schemas.microsoft.com/office/word/2015/wordml/symex" xmlns:wpg="http://schemas.microsoft.com/office/word/2010/wordprocessingGroup" xmlns:wpi="http://schemas.microsoft.com/office/word/2010/wordprocessingInk" xmlns:wne="http://schemas.microsoft.com/office/word/2006/wordml" xmlns:wps="http://schemas.microsoft.com/office/word/2010/wordprocessingShape" mc:Ignorable="w14 w15 w16se w16cid w16 w16cex w16sdtdh w16sdtfl w16du wp14">
   <w:body>
     <w:p>
       <w:pPr>
@@ -393,6 +393,15 @@
     </w:p>
     <w:sdt>
       <w:sdtPr>
+        <w:rPr>
+          <w:rFonts w:ascii="Times New Roman" w:eastAsiaTheme="minorHAnsi" w:hAnsi="Times New Roman" w:cs="Times New Roman"/>
+          <w:color w:val="auto"/>
+          <w:kern w:val="2"/>
+          <w:sz w:val="24"/>
+          <w:szCs w:val="24"/>
+          <w:lang w:eastAsia="en-US"/>
+          <w14:ligatures w14:val="standardContextual"/>
+        </w:rPr>
         <w:id w:val="1393852019"/>
         <w:docPartObj>
           <w:docPartGallery w:val="Table of Contents"/>
@@ -401,23 +410,22 @@
       </w:sdtPr>
       <w:sdtEndPr>
         <w:rPr>
-          <w:rFonts w:asciiTheme="minorHAnsi" w:eastAsiaTheme="minorHAnsi" w:hAnsiTheme="minorHAnsi" w:cstheme="minorBidi"/>
           <w:b/>
           <w:bCs/>
-          <w:color w:val="auto"/>
-          <w:kern w:val="2"/>
-          <w:sz w:val="24"/>
-          <w:szCs w:val="24"/>
-          <w:lang w:eastAsia="en-US"/>
-          <w14:ligatures w14:val="standardContextual"/>
         </w:rPr>
       </w:sdtEndPr>
       <w:sdtContent>
         <w:p>
           <w:pPr>
             <w:pStyle w:val="TOCHeading"/>
+            <w:rPr>
+              <w:rFonts w:ascii="Times New Roman" w:hAnsi="Times New Roman" w:cs="Times New Roman"/>
+            </w:rPr>
           </w:pPr>
           <w:r>
+            <w:rPr>
+              <w:rFonts w:ascii="Times New Roman" w:hAnsi="Times New Roman" w:cs="Times New Roman"/>
+            </w:rPr>
             <w:t>Table of Contents</w:t>
           </w:r>
         </w:p>
@@ -428,7 +436,7 @@
               <w:tab w:val="right" w:leader="dot" w:pos="9016"/>
             </w:tabs>
             <w:rPr>
-              <w:rFonts w:cstheme="minorBidi"/>
+              <w:rFonts w:ascii="Times New Roman" w:hAnsi="Times New Roman"/>
               <w:noProof/>
               <w:kern w:val="2"/>
               <w:sz w:val="24"/>
@@ -437,32 +445,117 @@
             </w:rPr>
           </w:pPr>
           <w:r>
+            <w:rPr>
+              <w:rFonts w:ascii="Times New Roman" w:hAnsi="Times New Roman"/>
+            </w:rPr>
             <w:fldChar w:fldCharType="begin"/>
           </w:r>
           <w:r>
+            <w:rPr>
+              <w:rFonts w:ascii="Times New Roman" w:hAnsi="Times New Roman"/>
+            </w:rPr>
             <w:instrText xml:space="preserve"> TOC \o "1-3" \h \z \u </w:instrText>
           </w:r>
           <w:r>
+            <w:rPr>
+              <w:rFonts w:ascii="Times New Roman" w:hAnsi="Times New Roman"/>
+            </w:rPr>
             <w:fldChar w:fldCharType="separate"/>
           </w:r>
-          <w:hyperlink w:anchor="_Toc223531069" w:history="1">
+          <w:hyperlink w:anchor="_Toc225434890" w:history="1">
             <w:r>
               <w:rPr>
                 <w:rStyle w:val="Hyperlink"/>
                 <w:rFonts w:ascii="Times New Roman" w:hAnsi="Times New Roman"/>
                 <w:noProof/>
               </w:rPr>
-              <w:t>1.</w:t>
-            </w:r>
+              <w:t>1. Introduction</w:t>
+            </w:r>
+            <w:r>
+              <w:rPr>
+                <w:rFonts w:ascii="Times New Roman" w:hAnsi="Times New Roman"/>
+                <w:noProof/>
+                <w:webHidden/>
+              </w:rPr>
+              <w:tab/>
+            </w:r>
+            <w:r>
+              <w:rPr>
+                <w:rFonts w:ascii="Times New Roman" w:hAnsi="Times New Roman"/>
+                <w:noProof/>
+                <w:webHidden/>
+              </w:rPr>
+              <w:fldChar w:fldCharType="begin"/>
+            </w:r>
+            <w:r>
+              <w:rPr>
+                <w:rFonts w:ascii="Times New Roman" w:hAnsi="Times New Roman"/>
+                <w:noProof/>
+                <w:webHidden/>
+              </w:rPr>
+              <w:instrText xml:space="preserve"> PAGEREF _Toc225434890 \h </w:instrText>
+            </w:r>
+            <w:r>
+              <w:rPr>
+                <w:rFonts w:ascii="Times New Roman" w:hAnsi="Times New Roman"/>
+                <w:noProof/>
+                <w:webHidden/>
+              </w:rPr>
+            </w:r>
+            <w:r>
+              <w:rPr>
+                <w:rFonts w:ascii="Times New Roman" w:hAnsi="Times New Roman"/>
+                <w:noProof/>
+                <w:webHidden/>
+              </w:rPr>
+              <w:fldChar w:fldCharType="separate"/>
+            </w:r>
+            <w:r>
+              <w:rPr>
+                <w:rFonts w:ascii="Times New Roman" w:hAnsi="Times New Roman"/>
+                <w:noProof/>
+                <w:webHidden/>
+              </w:rPr>
+              <w:t>3</w:t>
+            </w:r>
+            <w:r>
+              <w:rPr>
+                <w:rFonts w:ascii="Times New Roman" w:hAnsi="Times New Roman"/>
+                <w:noProof/>
+                <w:webHidden/>
+              </w:rPr>
+              <w:fldChar w:fldCharType="end"/>
+            </w:r>
+          </w:hyperlink>
+        </w:p>
+        <w:p>
+          <w:pPr>
+            <w:pStyle w:val="TOC1"/>
+            <w:tabs>
+              <w:tab w:val="right" w:leader="dot" w:pos="9016"/>
+            </w:tabs>
+            <w:rPr>
+              <w:rFonts w:ascii="Times New Roman" w:hAnsi="Times New Roman"/>
+              <w:noProof/>
+              <w:kern w:val="2"/>
+              <w:sz w:val="24"/>
+              <w:szCs w:val="24"/>
+              <w14:ligatures w14:val="standardContextual"/>
+            </w:rPr>
+          </w:pPr>
+          <w:hyperlink w:anchor="_Toc225434891" w:history="1">
             <w:r>
               <w:rPr>
                 <w:rStyle w:val="Hyperlink"/>
-                <w:noProof/>
-              </w:rPr>
-              <w:t xml:space="preserve"> Introduction</w:t>
-            </w:r>
-            <w:r>
-              <w:rPr>
+                <w:rFonts w:ascii="Times New Roman" w:hAnsi="Times New Roman"/>
+                <w:noProof/>
+                <w:lang w:val="en-US"/>
+              </w:rPr>
+              <w:t>2. Project Overview</w:t>
+            </w:r>
+            <w:r>
+              <w:rPr>
+                <w:rFonts w:ascii="Times New Roman" w:hAnsi="Times New Roman"/>
                 <w:noProof/>
                 <w:webHidden/>
               </w:rPr>
@@ -470,6 +563,7 @@
             </w:r>
             <w:r>
               <w:rPr>
+                <w:rFonts w:ascii="Times New Roman" w:hAnsi="Times New Roman"/>
                 <w:noProof/>
                 <w:webHidden/>
               </w:rPr>
@@ -477,19 +571,22 @@
             </w:r>
             <w:r>
               <w:rPr>
+                <w:rFonts w:ascii="Times New Roman" w:hAnsi="Times New Roman"/>
                 <w:noProof/>
                 <w:webHidden/>
               </w:rPr>
-              <w:instrText xml:space="preserve"> PAGEREF _Toc223531069 \h </w:instrText>
-            </w:r>
-            <w:r>
-              <w:rPr>
+              <w:instrText xml:space="preserve"> PAGEREF _Toc225434891 \h </w:instrText>
+            </w:r>
+            <w:r>
+              <w:rPr>
+                <w:rFonts w:ascii="Times New Roman" w:hAnsi="Times New Roman"/>
                 <w:noProof/>
                 <w:webHidden/>
               </w:rPr>
             </w:r>
             <w:r>
               <w:rPr>
+                <w:rFonts w:ascii="Times New Roman" w:hAnsi="Times New Roman"/>
                 <w:noProof/>
                 <w:webHidden/>
               </w:rPr>
@@ -497,6 +594,7 @@
             </w:r>
             <w:r>
               <w:rPr>
+                <w:rFonts w:ascii="Times New Roman" w:hAnsi="Times New Roman"/>
                 <w:noProof/>
                 <w:webHidden/>
               </w:rPr>
@@ -504,6 +602,89 @@
             </w:r>
             <w:r>
               <w:rPr>
+                <w:rFonts w:ascii="Times New Roman" w:hAnsi="Times New Roman"/>
+                <w:noProof/>
+                <w:webHidden/>
+              </w:rPr>
+              <w:fldChar w:fldCharType="end"/>
+            </w:r>
+          </w:hyperlink>
+        </w:p>
+        <w:p>
+          <w:pPr>
+            <w:pStyle w:val="TOC1"/>
+            <w:tabs>
+              <w:tab w:val="right" w:leader="dot" w:pos="9016"/>
+            </w:tabs>
+            <w:rPr>
+              <w:rFonts w:ascii="Times New Roman" w:hAnsi="Times New Roman"/>
+              <w:noProof/>
+              <w:kern w:val="2"/>
+              <w:sz w:val="24"/>
+              <w:szCs w:val="24"/>
+              <w14:ligatures w14:val="standardContextual"/>
+            </w:rPr>
+          </w:pPr>
+          <w:hyperlink w:anchor="_Toc225434892" w:history="1">
+            <w:r>
+              <w:rPr>
+                <w:rStyle w:val="Hyperlink"/>
+                <w:rFonts w:ascii="Times New Roman" w:hAnsi="Times New Roman"/>
+                <w:noProof/>
+                <w:lang w:val="en-US"/>
+              </w:rPr>
+              <w:t>3. Project Management</w:t>
+            </w:r>
+            <w:r>
+              <w:rPr>
+                <w:rFonts w:ascii="Times New Roman" w:hAnsi="Times New Roman"/>
+                <w:noProof/>
+                <w:webHidden/>
+              </w:rPr>
+              <w:tab/>
+            </w:r>
+            <w:r>
+              <w:rPr>
+                <w:rFonts w:ascii="Times New Roman" w:hAnsi="Times New Roman"/>
+                <w:noProof/>
+                <w:webHidden/>
+              </w:rPr>
+              <w:fldChar w:fldCharType="begin"/>
+            </w:r>
+            <w:r>
+              <w:rPr>
+                <w:rFonts w:ascii="Times New Roman" w:hAnsi="Times New Roman"/>
+                <w:noProof/>
+                <w:webHidden/>
+              </w:rPr>
+              <w:instrText xml:space="preserve"> PAGEREF _Toc225434892 \h </w:instrText>
+            </w:r>
+            <w:r>
+              <w:rPr>
+                <w:rFonts w:ascii="Times New Roman" w:hAnsi="Times New Roman"/>
+                <w:noProof/>
+                <w:webHidden/>
+              </w:rPr>
+            </w:r>
+            <w:r>
+              <w:rPr>
+                <w:rFonts w:ascii="Times New Roman" w:hAnsi="Times New Roman"/>
+                <w:noProof/>
+                <w:webHidden/>
+              </w:rPr>
+              <w:fldChar w:fldCharType="separate"/>
+            </w:r>
+            <w:r>
+              <w:rPr>
+                <w:rFonts w:ascii="Times New Roman" w:hAnsi="Times New Roman"/>
+                <w:noProof/>
+                <w:webHidden/>
+              </w:rPr>
+              <w:t>3</w:t>
+            </w:r>
+            <w:r>
+              <w:rPr>
+                <w:rFonts w:ascii="Times New Roman" w:hAnsi="Times New Roman"/>
                 <w:noProof/>
                 <w:webHidden/>
               </w:rPr>
@@ -518,7 +699,7 @@
               <w:tab w:val="right" w:leader="dot" w:pos="9016"/>
             </w:tabs>
             <w:rPr>
-              <w:rFonts w:cstheme="minorBidi"/>
+              <w:rFonts w:ascii="Times New Roman" w:hAnsi="Times New Roman"/>
               <w:noProof/>
               <w:kern w:val="2"/>
               <w:sz w:val="24"/>
@@ -526,16 +707,19 @@
               <w14:ligatures w14:val="standardContextual"/>
             </w:rPr>
           </w:pPr>
-          <w:hyperlink w:anchor="_Toc223531070" w:history="1">
+          <w:hyperlink w:anchor="_Toc225434893" w:history="1">
             <w:r>
               <w:rPr>
                 <w:rStyle w:val="Hyperlink"/>
-                <w:noProof/>
-              </w:rPr>
-              <w:t>1.1 Purpose</w:t>
-            </w:r>
-            <w:r>
-              <w:rPr>
+                <w:rFonts w:ascii="Times New Roman" w:hAnsi="Times New Roman"/>
+                <w:noProof/>
+                <w:lang w:val="en-US"/>
+              </w:rPr>
+              <w:t>3.1 GIT</w:t>
+            </w:r>
+            <w:r>
+              <w:rPr>
+                <w:rFonts w:ascii="Times New Roman" w:hAnsi="Times New Roman"/>
                 <w:noProof/>
                 <w:webHidden/>
               </w:rPr>
@@ -543,6 +727,7 @@
             </w:r>
             <w:r>
               <w:rPr>
+                <w:rFonts w:ascii="Times New Roman" w:hAnsi="Times New Roman"/>
                 <w:noProof/>
                 <w:webHidden/>
               </w:rPr>
@@ -550,19 +735,22 @@
             </w:r>
             <w:r>
               <w:rPr>
+                <w:rFonts w:ascii="Times New Roman" w:hAnsi="Times New Roman"/>
                 <w:noProof/>
                 <w:webHidden/>
               </w:rPr>
-              <w:instrText xml:space="preserve"> PAGEREF _Toc223531070 \h </w:instrText>
-            </w:r>
-            <w:r>
-              <w:rPr>
+              <w:instrText xml:space="preserve"> PAGEREF _Toc225434893 \h </w:instrText>
+            </w:r>
+            <w:r>
+              <w:rPr>
+                <w:rFonts w:ascii="Times New Roman" w:hAnsi="Times New Roman"/>
                 <w:noProof/>
                 <w:webHidden/>
               </w:rPr>
             </w:r>
             <w:r>
               <w:rPr>
+                <w:rFonts w:ascii="Times New Roman" w:hAnsi="Times New Roman"/>
                 <w:noProof/>
                 <w:webHidden/>
               </w:rPr>
@@ -570,6 +758,7 @@
             </w:r>
             <w:r>
               <w:rPr>
+                <w:rFonts w:ascii="Times New Roman" w:hAnsi="Times New Roman"/>
                 <w:noProof/>
                 <w:webHidden/>
               </w:rPr>
@@ -577,6 +766,89 @@
             </w:r>
             <w:r>
               <w:rPr>
+                <w:rFonts w:ascii="Times New Roman" w:hAnsi="Times New Roman"/>
+                <w:noProof/>
+                <w:webHidden/>
+              </w:rPr>
+              <w:fldChar w:fldCharType="end"/>
+            </w:r>
+          </w:hyperlink>
+        </w:p>
+        <w:p>
+          <w:pPr>
+            <w:pStyle w:val="TOC1"/>
+            <w:tabs>
+              <w:tab w:val="right" w:leader="dot" w:pos="9016"/>
+            </w:tabs>
+            <w:rPr>
+              <w:rFonts w:ascii="Times New Roman" w:hAnsi="Times New Roman"/>
+              <w:noProof/>
+              <w:kern w:val="2"/>
+              <w:sz w:val="24"/>
+              <w:szCs w:val="24"/>
+              <w14:ligatures w14:val="standardContextual"/>
+            </w:rPr>
+          </w:pPr>
+          <w:hyperlink w:anchor="_Toc225434894" w:history="1">
+            <w:r>
+              <w:rPr>
+                <w:rStyle w:val="Hyperlink"/>
+                <w:rFonts w:ascii="Times New Roman" w:hAnsi="Times New Roman"/>
+                <w:noProof/>
+                <w:lang w:val="en-US"/>
+              </w:rPr>
+              <w:t>4. Requirement Gathering</w:t>
+            </w:r>
+            <w:r>
+              <w:rPr>
+                <w:rFonts w:ascii="Times New Roman" w:hAnsi="Times New Roman"/>
+                <w:noProof/>
+                <w:webHidden/>
+              </w:rPr>
+              <w:tab/>
+            </w:r>
+            <w:r>
+              <w:rPr>
+                <w:rFonts w:ascii="Times New Roman" w:hAnsi="Times New Roman"/>
+                <w:noProof/>
+                <w:webHidden/>
+              </w:rPr>
+              <w:fldChar w:fldCharType="begin"/>
+            </w:r>
+            <w:r>
+              <w:rPr>
+                <w:rFonts w:ascii="Times New Roman" w:hAnsi="Times New Roman"/>
+                <w:noProof/>
+                <w:webHidden/>
+              </w:rPr>
+              <w:instrText xml:space="preserve"> PAGEREF _Toc225434894 \h </w:instrText>
+            </w:r>
+            <w:r>
+              <w:rPr>
+                <w:rFonts w:ascii="Times New Roman" w:hAnsi="Times New Roman"/>
+                <w:noProof/>
+                <w:webHidden/>
+              </w:rPr>
+            </w:r>
+            <w:r>
+              <w:rPr>
+                <w:rFonts w:ascii="Times New Roman" w:hAnsi="Times New Roman"/>
+                <w:noProof/>
+                <w:webHidden/>
+              </w:rPr>
+              <w:fldChar w:fldCharType="separate"/>
+            </w:r>
+            <w:r>
+              <w:rPr>
+                <w:rFonts w:ascii="Times New Roman" w:hAnsi="Times New Roman"/>
+                <w:noProof/>
+                <w:webHidden/>
+              </w:rPr>
+              <w:t>3</w:t>
+            </w:r>
+            <w:r>
+              <w:rPr>
+                <w:rFonts w:ascii="Times New Roman" w:hAnsi="Times New Roman"/>
                 <w:noProof/>
                 <w:webHidden/>
               </w:rPr>
@@ -591,7 +863,7 @@
               <w:tab w:val="right" w:leader="dot" w:pos="9016"/>
             </w:tabs>
             <w:rPr>
-              <w:rFonts w:cstheme="minorBidi"/>
+              <w:rFonts w:ascii="Times New Roman" w:hAnsi="Times New Roman"/>
               <w:noProof/>
               <w:kern w:val="2"/>
               <w:sz w:val="24"/>
@@ -599,17 +871,19 @@
               <w14:ligatures w14:val="standardContextual"/>
             </w:rPr>
           </w:pPr>
-          <w:hyperlink w:anchor="_Toc223531071" w:history="1">
+          <w:hyperlink w:anchor="_Toc225434895" w:history="1">
             <w:r>
               <w:rPr>
                 <w:rStyle w:val="Hyperlink"/>
+                <w:rFonts w:ascii="Times New Roman" w:hAnsi="Times New Roman"/>
                 <w:noProof/>
                 <w:lang w:val="en-US"/>
               </w:rPr>
-              <w:t>1.2 Scope</w:t>
-            </w:r>
-            <w:r>
-              <w:rPr>
+              <w:t>4.1 Requirements Classification</w:t>
+            </w:r>
+            <w:r>
+              <w:rPr>
+                <w:rFonts w:ascii="Times New Roman" w:hAnsi="Times New Roman"/>
                 <w:noProof/>
                 <w:webHidden/>
               </w:rPr>
@@ -617,6 +891,7 @@
             </w:r>
             <w:r>
               <w:rPr>
+                <w:rFonts w:ascii="Times New Roman" w:hAnsi="Times New Roman"/>
                 <w:noProof/>
                 <w:webHidden/>
               </w:rPr>
@@ -624,19 +899,22 @@
             </w:r>
             <w:r>
               <w:rPr>
+                <w:rFonts w:ascii="Times New Roman" w:hAnsi="Times New Roman"/>
                 <w:noProof/>
                 <w:webHidden/>
               </w:rPr>
-              <w:instrText xml:space="preserve"> PAGEREF _Toc223531071 \h </w:instrText>
-            </w:r>
-            <w:r>
-              <w:rPr>
+              <w:instrText xml:space="preserve"> PAGEREF _Toc225434895 \h </w:instrText>
+            </w:r>
+            <w:r>
+              <w:rPr>
+                <w:rFonts w:ascii="Times New Roman" w:hAnsi="Times New Roman"/>
                 <w:noProof/>
                 <w:webHidden/>
               </w:rPr>
             </w:r>
             <w:r>
               <w:rPr>
+                <w:rFonts w:ascii="Times New Roman" w:hAnsi="Times New Roman"/>
                 <w:noProof/>
                 <w:webHidden/>
               </w:rPr>
@@ -644,6 +922,7 @@
             </w:r>
             <w:r>
               <w:rPr>
+                <w:rFonts w:ascii="Times New Roman" w:hAnsi="Times New Roman"/>
                 <w:noProof/>
                 <w:webHidden/>
               </w:rPr>
@@ -651,6 +930,7 @@
             </w:r>
             <w:r>
               <w:rPr>
+                <w:rFonts w:ascii="Times New Roman" w:hAnsi="Times New Roman"/>
                 <w:noProof/>
                 <w:webHidden/>
               </w:rPr>
@@ -660,12 +940,12 @@
         </w:p>
         <w:p>
           <w:pPr>
-            <w:pStyle w:val="TOC3"/>
+            <w:pStyle w:val="TOC1"/>
             <w:tabs>
               <w:tab w:val="right" w:leader="dot" w:pos="9016"/>
             </w:tabs>
             <w:rPr>
-              <w:rFonts w:cstheme="minorBidi"/>
+              <w:rFonts w:ascii="Times New Roman" w:hAnsi="Times New Roman"/>
               <w:noProof/>
               <w:kern w:val="2"/>
               <w:sz w:val="24"/>
@@ -673,17 +953,19 @@
               <w14:ligatures w14:val="standardContextual"/>
             </w:rPr>
           </w:pPr>
-          <w:hyperlink w:anchor="_Toc223531072" w:history="1">
+          <w:hyperlink w:anchor="_Toc225434896" w:history="1">
             <w:r>
               <w:rPr>
                 <w:rStyle w:val="Hyperlink"/>
+                <w:rFonts w:ascii="Times New Roman" w:hAnsi="Times New Roman"/>
                 <w:noProof/>
                 <w:lang w:val="en-US"/>
               </w:rPr>
-              <w:t>1.2.1 In-Scope</w:t>
-            </w:r>
-            <w:r>
-              <w:rPr>
+              <w:t>5. Design</w:t>
+            </w:r>
+            <w:r>
+              <w:rPr>
+                <w:rFonts w:ascii="Times New Roman" w:hAnsi="Times New Roman"/>
                 <w:noProof/>
                 <w:webHidden/>
               </w:rPr>
@@ -691,6 +973,7 @@
             </w:r>
             <w:r>
               <w:rPr>
+                <w:rFonts w:ascii="Times New Roman" w:hAnsi="Times New Roman"/>
                 <w:noProof/>
                 <w:webHidden/>
               </w:rPr>
@@ -698,19 +981,22 @@
             </w:r>
             <w:r>
               <w:rPr>
+                <w:rFonts w:ascii="Times New Roman" w:hAnsi="Times New Roman"/>
                 <w:noProof/>
                 <w:webHidden/>
               </w:rPr>
-              <w:instrText xml:space="preserve"> PAGEREF _Toc223531072 \h </w:instrText>
-            </w:r>
-            <w:r>
-              <w:rPr>
+              <w:instrText xml:space="preserve"> PAGEREF _Toc225434896 \h </w:instrText>
+            </w:r>
+            <w:r>
+              <w:rPr>
+                <w:rFonts w:ascii="Times New Roman" w:hAnsi="Times New Roman"/>
                 <w:noProof/>
                 <w:webHidden/>
               </w:rPr>
             </w:r>
             <w:r>
               <w:rPr>
+                <w:rFonts w:ascii="Times New Roman" w:hAnsi="Times New Roman"/>
                 <w:noProof/>
                 <w:webHidden/>
               </w:rPr>
@@ -718,6 +1004,7 @@
             </w:r>
             <w:r>
               <w:rPr>
+                <w:rFonts w:ascii="Times New Roman" w:hAnsi="Times New Roman"/>
                 <w:noProof/>
                 <w:webHidden/>
               </w:rPr>
@@ -725,80 +1012,7 @@
             </w:r>
             <w:r>
               <w:rPr>
-                <w:noProof/>
-                <w:webHidden/>
-              </w:rPr>
-              <w:fldChar w:fldCharType="end"/>
-            </w:r>
-          </w:hyperlink>
-        </w:p>
-        <w:p>
-          <w:pPr>
-            <w:pStyle w:val="TOC3"/>
-            <w:tabs>
-              <w:tab w:val="right" w:leader="dot" w:pos="9016"/>
-            </w:tabs>
-            <w:rPr>
-              <w:rFonts w:cstheme="minorBidi"/>
-              <w:noProof/>
-              <w:kern w:val="2"/>
-              <w:sz w:val="24"/>
-              <w:szCs w:val="24"/>
-              <w14:ligatures w14:val="standardContextual"/>
-            </w:rPr>
-          </w:pPr>
-          <w:hyperlink w:anchor="_Toc223531073" w:history="1">
-            <w:r>
-              <w:rPr>
-                <w:rStyle w:val="Hyperlink"/>
-                <w:noProof/>
-                <w:lang w:val="en-US"/>
-              </w:rPr>
-              <w:t>1.2.2 Out-of-Scope</w:t>
-            </w:r>
-            <w:r>
-              <w:rPr>
-                <w:noProof/>
-                <w:webHidden/>
-              </w:rPr>
-              <w:tab/>
-            </w:r>
-            <w:r>
-              <w:rPr>
-                <w:noProof/>
-                <w:webHidden/>
-              </w:rPr>
-              <w:fldChar w:fldCharType="begin"/>
-            </w:r>
-            <w:r>
-              <w:rPr>
-                <w:noProof/>
-                <w:webHidden/>
-              </w:rPr>
-              <w:instrText xml:space="preserve"> PAGEREF _Toc223531073 \h </w:instrText>
-            </w:r>
-            <w:r>
-              <w:rPr>
-                <w:noProof/>
-                <w:webHidden/>
-              </w:rPr>
-            </w:r>
-            <w:r>
-              <w:rPr>
-                <w:noProof/>
-                <w:webHidden/>
-              </w:rPr>
-              <w:fldChar w:fldCharType="separate"/>
-            </w:r>
-            <w:r>
-              <w:rPr>
-                <w:noProof/>
-                <w:webHidden/>
-              </w:rPr>
-              <w:t>3</w:t>
-            </w:r>
-            <w:r>
-              <w:rPr>
+                <w:rFonts w:ascii="Times New Roman" w:hAnsi="Times New Roman"/>
                 <w:noProof/>
                 <w:webHidden/>
               </w:rPr>
@@ -813,7 +1027,7 @@
               <w:tab w:val="right" w:leader="dot" w:pos="9016"/>
             </w:tabs>
             <w:rPr>
-              <w:rFonts w:cstheme="minorBidi"/>
+              <w:rFonts w:ascii="Times New Roman" w:hAnsi="Times New Roman"/>
               <w:noProof/>
               <w:kern w:val="2"/>
               <w:sz w:val="24"/>
@@ -821,17 +1035,19 @@
               <w14:ligatures w14:val="standardContextual"/>
             </w:rPr>
           </w:pPr>
-          <w:hyperlink w:anchor="_Toc223531074" w:history="1">
+          <w:hyperlink w:anchor="_Toc225434897" w:history="1">
             <w:r>
               <w:rPr>
                 <w:rStyle w:val="Hyperlink"/>
+                <w:rFonts w:ascii="Times New Roman" w:hAnsi="Times New Roman"/>
                 <w:noProof/>
                 <w:lang w:val="en-US"/>
               </w:rPr>
-              <w:t>1.3 Users</w:t>
-            </w:r>
-            <w:r>
-              <w:rPr>
+              <w:t>5.1 Prototype Evolution</w:t>
+            </w:r>
+            <w:r>
+              <w:rPr>
+                <w:rFonts w:ascii="Times New Roman" w:hAnsi="Times New Roman"/>
                 <w:noProof/>
                 <w:webHidden/>
               </w:rPr>
@@ -839,6 +1055,7 @@
             </w:r>
             <w:r>
               <w:rPr>
+                <w:rFonts w:ascii="Times New Roman" w:hAnsi="Times New Roman"/>
                 <w:noProof/>
                 <w:webHidden/>
               </w:rPr>
@@ -846,19 +1063,22 @@
             </w:r>
             <w:r>
               <w:rPr>
+                <w:rFonts w:ascii="Times New Roman" w:hAnsi="Times New Roman"/>
                 <w:noProof/>
                 <w:webHidden/>
               </w:rPr>
-              <w:instrText xml:space="preserve"> PAGEREF _Toc223531074 \h </w:instrText>
-            </w:r>
-            <w:r>
-              <w:rPr>
+              <w:instrText xml:space="preserve"> PAGEREF _Toc225434897 \h </w:instrText>
+            </w:r>
+            <w:r>
+              <w:rPr>
+                <w:rFonts w:ascii="Times New Roman" w:hAnsi="Times New Roman"/>
                 <w:noProof/>
                 <w:webHidden/>
               </w:rPr>
             </w:r>
             <w:r>
               <w:rPr>
+                <w:rFonts w:ascii="Times New Roman" w:hAnsi="Times New Roman"/>
                 <w:noProof/>
                 <w:webHidden/>
               </w:rPr>
@@ -866,6 +1086,7 @@
             </w:r>
             <w:r>
               <w:rPr>
+                <w:rFonts w:ascii="Times New Roman" w:hAnsi="Times New Roman"/>
                 <w:noProof/>
                 <w:webHidden/>
               </w:rPr>
@@ -873,154 +1094,7 @@
             </w:r>
             <w:r>
               <w:rPr>
-                <w:noProof/>
-                <w:webHidden/>
-              </w:rPr>
-              <w:fldChar w:fldCharType="end"/>
-            </w:r>
-          </w:hyperlink>
-        </w:p>
-        <w:p>
-          <w:pPr>
-            <w:pStyle w:val="TOC3"/>
-            <w:tabs>
-              <w:tab w:val="right" w:leader="dot" w:pos="9016"/>
-            </w:tabs>
-            <w:rPr>
-              <w:rFonts w:cstheme="minorBidi"/>
-              <w:noProof/>
-              <w:kern w:val="2"/>
-              <w:sz w:val="24"/>
-              <w:szCs w:val="24"/>
-              <w14:ligatures w14:val="standardContextual"/>
-            </w:rPr>
-          </w:pPr>
-          <w:hyperlink w:anchor="_Toc223531075" w:history="1">
-            <w:r>
-              <w:rPr>
-                <w:rStyle w:val="Hyperlink"/>
-                <w:noProof/>
-                <w:lang w:val="en-US"/>
-              </w:rPr>
-              <w:t>1.3.1 User Stories</w:t>
-            </w:r>
-            <w:r>
-              <w:rPr>
-                <w:noProof/>
-                <w:webHidden/>
-              </w:rPr>
-              <w:tab/>
-            </w:r>
-            <w:r>
-              <w:rPr>
-                <w:noProof/>
-                <w:webHidden/>
-              </w:rPr>
-              <w:fldChar w:fldCharType="begin"/>
-            </w:r>
-            <w:r>
-              <w:rPr>
-                <w:noProof/>
-                <w:webHidden/>
-              </w:rPr>
-              <w:instrText xml:space="preserve"> PAGEREF _Toc223531075 \h </w:instrText>
-            </w:r>
-            <w:r>
-              <w:rPr>
-                <w:noProof/>
-                <w:webHidden/>
-              </w:rPr>
-            </w:r>
-            <w:r>
-              <w:rPr>
-                <w:noProof/>
-                <w:webHidden/>
-              </w:rPr>
-              <w:fldChar w:fldCharType="separate"/>
-            </w:r>
-            <w:r>
-              <w:rPr>
-                <w:noProof/>
-                <w:webHidden/>
-              </w:rPr>
-              <w:t>3</w:t>
-            </w:r>
-            <w:r>
-              <w:rPr>
-                <w:noProof/>
-                <w:webHidden/>
-              </w:rPr>
-              <w:fldChar w:fldCharType="end"/>
-            </w:r>
-          </w:hyperlink>
-        </w:p>
-        <w:p>
-          <w:pPr>
-            <w:pStyle w:val="TOC3"/>
-            <w:tabs>
-              <w:tab w:val="right" w:leader="dot" w:pos="9016"/>
-            </w:tabs>
-            <w:rPr>
-              <w:rFonts w:cstheme="minorBidi"/>
-              <w:noProof/>
-              <w:kern w:val="2"/>
-              <w:sz w:val="24"/>
-              <w:szCs w:val="24"/>
-              <w14:ligatures w14:val="standardContextual"/>
-            </w:rPr>
-          </w:pPr>
-          <w:hyperlink w:anchor="_Toc223531076" w:history="1">
-            <w:r>
-              <w:rPr>
-                <w:rStyle w:val="Hyperlink"/>
-                <w:noProof/>
-                <w:lang w:val="en-US"/>
-              </w:rPr>
-              <w:t>1.3.2 Use Case</w:t>
-            </w:r>
-            <w:r>
-              <w:rPr>
-                <w:noProof/>
-                <w:webHidden/>
-              </w:rPr>
-              <w:tab/>
-            </w:r>
-            <w:r>
-              <w:rPr>
-                <w:noProof/>
-                <w:webHidden/>
-              </w:rPr>
-              <w:fldChar w:fldCharType="begin"/>
-            </w:r>
-            <w:r>
-              <w:rPr>
-                <w:noProof/>
-                <w:webHidden/>
-              </w:rPr>
-              <w:instrText xml:space="preserve"> PAGEREF _Toc223531076 \h </w:instrText>
-            </w:r>
-            <w:r>
-              <w:rPr>
-                <w:noProof/>
-                <w:webHidden/>
-              </w:rPr>
-            </w:r>
-            <w:r>
-              <w:rPr>
-                <w:noProof/>
-                <w:webHidden/>
-              </w:rPr>
-              <w:fldChar w:fldCharType="separate"/>
-            </w:r>
-            <w:r>
-              <w:rPr>
-                <w:noProof/>
-                <w:webHidden/>
-              </w:rPr>
-              <w:t>3</w:t>
-            </w:r>
-            <w:r>
-              <w:rPr>
+                <w:rFonts w:ascii="Times New Roman" w:hAnsi="Times New Roman"/>
                 <w:noProof/>
                 <w:webHidden/>
               </w:rPr>
@@ -1035,7 +1109,7 @@
               <w:tab w:val="right" w:leader="dot" w:pos="9016"/>
             </w:tabs>
             <w:rPr>
-              <w:rFonts w:cstheme="minorBidi"/>
+              <w:rFonts w:ascii="Times New Roman" w:hAnsi="Times New Roman"/>
               <w:noProof/>
               <w:kern w:val="2"/>
               <w:sz w:val="24"/>
@@ -1043,17 +1117,19 @@
               <w14:ligatures w14:val="standardContextual"/>
             </w:rPr>
           </w:pPr>
-          <w:hyperlink w:anchor="_Toc223531077" w:history="1">
+          <w:hyperlink w:anchor="_Toc225434898" w:history="1">
             <w:r>
               <w:rPr>
                 <w:rStyle w:val="Hyperlink"/>
+                <w:rFonts w:ascii="Times New Roman" w:hAnsi="Times New Roman"/>
                 <w:noProof/>
                 <w:lang w:val="en-US"/>
               </w:rPr>
-              <w:t>1.4 Abbreviations</w:t>
-            </w:r>
-            <w:r>
-              <w:rPr>
+              <w:t>5.2 Design Patterns</w:t>
+            </w:r>
+            <w:r>
+              <w:rPr>
+                <w:rFonts w:ascii="Times New Roman" w:hAnsi="Times New Roman"/>
                 <w:noProof/>
                 <w:webHidden/>
               </w:rPr>
@@ -1061,6 +1137,7 @@
             </w:r>
             <w:r>
               <w:rPr>
+                <w:rFonts w:ascii="Times New Roman" w:hAnsi="Times New Roman"/>
                 <w:noProof/>
                 <w:webHidden/>
               </w:rPr>
@@ -1068,19 +1145,22 @@
             </w:r>
             <w:r>
               <w:rPr>
+                <w:rFonts w:ascii="Times New Roman" w:hAnsi="Times New Roman"/>
                 <w:noProof/>
                 <w:webHidden/>
               </w:rPr>
-              <w:instrText xml:space="preserve"> PAGEREF _Toc223531077 \h </w:instrText>
-            </w:r>
-            <w:r>
-              <w:rPr>
+              <w:instrText xml:space="preserve"> PAGEREF _Toc225434898 \h </w:instrText>
+            </w:r>
+            <w:r>
+              <w:rPr>
+                <w:rFonts w:ascii="Times New Roman" w:hAnsi="Times New Roman"/>
                 <w:noProof/>
                 <w:webHidden/>
               </w:rPr>
             </w:r>
             <w:r>
               <w:rPr>
+                <w:rFonts w:ascii="Times New Roman" w:hAnsi="Times New Roman"/>
                 <w:noProof/>
                 <w:webHidden/>
               </w:rPr>
@@ -1088,6 +1168,7 @@
             </w:r>
             <w:r>
               <w:rPr>
+                <w:rFonts w:ascii="Times New Roman" w:hAnsi="Times New Roman"/>
                 <w:noProof/>
                 <w:webHidden/>
               </w:rPr>
@@ -1095,80 +1176,7 @@
             </w:r>
             <w:r>
               <w:rPr>
-                <w:noProof/>
-                <w:webHidden/>
-              </w:rPr>
-              <w:fldChar w:fldCharType="end"/>
-            </w:r>
-          </w:hyperlink>
-        </w:p>
-        <w:p>
-          <w:pPr>
-            <w:pStyle w:val="TOC3"/>
-            <w:tabs>
-              <w:tab w:val="right" w:leader="dot" w:pos="9016"/>
-            </w:tabs>
-            <w:rPr>
-              <w:rFonts w:cstheme="minorBidi"/>
-              <w:noProof/>
-              <w:kern w:val="2"/>
-              <w:sz w:val="24"/>
-              <w:szCs w:val="24"/>
-              <w14:ligatures w14:val="standardContextual"/>
-            </w:rPr>
-          </w:pPr>
-          <w:hyperlink w:anchor="_Toc223531078" w:history="1">
-            <w:r>
-              <w:rPr>
-                <w:rStyle w:val="Hyperlink"/>
-                <w:noProof/>
-                <w:lang w:val="en-US"/>
-              </w:rPr>
-              <w:t>1.4.1 Priority Grading System</w:t>
-            </w:r>
-            <w:r>
-              <w:rPr>
-                <w:noProof/>
-                <w:webHidden/>
-              </w:rPr>
-              <w:tab/>
-            </w:r>
-            <w:r>
-              <w:rPr>
-                <w:noProof/>
-                <w:webHidden/>
-              </w:rPr>
-              <w:fldChar w:fldCharType="begin"/>
-            </w:r>
-            <w:r>
-              <w:rPr>
-                <w:noProof/>
-                <w:webHidden/>
-              </w:rPr>
-              <w:instrText xml:space="preserve"> PAGEREF _Toc223531078 \h </w:instrText>
-            </w:r>
-            <w:r>
-              <w:rPr>
-                <w:noProof/>
-                <w:webHidden/>
-              </w:rPr>
-            </w:r>
-            <w:r>
-              <w:rPr>
-                <w:noProof/>
-                <w:webHidden/>
-              </w:rPr>
-              <w:fldChar w:fldCharType="separate"/>
-            </w:r>
-            <w:r>
-              <w:rPr>
-                <w:noProof/>
-                <w:webHidden/>
-              </w:rPr>
-              <w:t>3</w:t>
-            </w:r>
-            <w:r>
-              <w:rPr>
+                <w:rFonts w:ascii="Times New Roman" w:hAnsi="Times New Roman"/>
                 <w:noProof/>
                 <w:webHidden/>
               </w:rPr>
@@ -1183,7 +1191,7 @@
               <w:tab w:val="right" w:leader="dot" w:pos="9016"/>
             </w:tabs>
             <w:rPr>
-              <w:rFonts w:cstheme="minorBidi"/>
+              <w:rFonts w:ascii="Times New Roman" w:hAnsi="Times New Roman"/>
               <w:noProof/>
               <w:kern w:val="2"/>
               <w:sz w:val="24"/>
@@ -1191,7 +1199,7 @@
               <w14:ligatures w14:val="standardContextual"/>
             </w:rPr>
           </w:pPr>
-          <w:hyperlink w:anchor="_Toc223531079" w:history="1">
+          <w:hyperlink w:anchor="_Toc225434899" w:history="1">
             <w:r>
               <w:rPr>
                 <w:rStyle w:val="Hyperlink"/>
@@ -1199,18 +1207,11 @@
                 <w:noProof/>
                 <w:lang w:val="en-US"/>
               </w:rPr>
-              <w:t>2.</w:t>
-            </w:r>
-            <w:r>
-              <w:rPr>
-                <w:rStyle w:val="Hyperlink"/>
-                <w:noProof/>
-                <w:lang w:val="en-US"/>
-              </w:rPr>
-              <w:t xml:space="preserve"> Project Overview</w:t>
-            </w:r>
-            <w:r>
-              <w:rPr>
+              <w:t>6. Testing</w:t>
+            </w:r>
+            <w:r>
+              <w:rPr>
+                <w:rFonts w:ascii="Times New Roman" w:hAnsi="Times New Roman"/>
                 <w:noProof/>
                 <w:webHidden/>
               </w:rPr>
@@ -1218,6 +1219,7 @@
             </w:r>
             <w:r>
               <w:rPr>
+                <w:rFonts w:ascii="Times New Roman" w:hAnsi="Times New Roman"/>
                 <w:noProof/>
                 <w:webHidden/>
               </w:rPr>
@@ -1225,19 +1227,22 @@
             </w:r>
             <w:r>
               <w:rPr>
+                <w:rFonts w:ascii="Times New Roman" w:hAnsi="Times New Roman"/>
                 <w:noProof/>
                 <w:webHidden/>
               </w:rPr>
-              <w:instrText xml:space="preserve"> PAGEREF _Toc223531079 \h </w:instrText>
-            </w:r>
-            <w:r>
-              <w:rPr>
+              <w:instrText xml:space="preserve"> PAGEREF _Toc225434899 \h </w:instrText>
+            </w:r>
+            <w:r>
+              <w:rPr>
+                <w:rFonts w:ascii="Times New Roman" w:hAnsi="Times New Roman"/>
                 <w:noProof/>
                 <w:webHidden/>
               </w:rPr>
             </w:r>
             <w:r>
               <w:rPr>
+                <w:rFonts w:ascii="Times New Roman" w:hAnsi="Times New Roman"/>
                 <w:noProof/>
                 <w:webHidden/>
               </w:rPr>
@@ -1245,6 +1250,7 @@
             </w:r>
             <w:r>
               <w:rPr>
+                <w:rFonts w:ascii="Times New Roman" w:hAnsi="Times New Roman"/>
                 <w:noProof/>
                 <w:webHidden/>
               </w:rPr>
@@ -1252,6 +1258,7 @@
             </w:r>
             <w:r>
               <w:rPr>
+                <w:rFonts w:ascii="Times New Roman" w:hAnsi="Times New Roman"/>
                 <w:noProof/>
                 <w:webHidden/>
               </w:rPr>
@@ -1261,12 +1268,12 @@
         </w:p>
         <w:p>
           <w:pPr>
-            <w:pStyle w:val="TOC2"/>
+            <w:pStyle w:val="TOC1"/>
             <w:tabs>
               <w:tab w:val="right" w:leader="dot" w:pos="9016"/>
             </w:tabs>
             <w:rPr>
-              <w:rFonts w:cstheme="minorBidi"/>
+              <w:rFonts w:ascii="Times New Roman" w:hAnsi="Times New Roman"/>
               <w:noProof/>
               <w:kern w:val="2"/>
               <w:sz w:val="24"/>
@@ -1274,17 +1281,19 @@
               <w14:ligatures w14:val="standardContextual"/>
             </w:rPr>
           </w:pPr>
-          <w:hyperlink w:anchor="_Toc223531080" w:history="1">
+          <w:hyperlink w:anchor="_Toc225434900" w:history="1">
             <w:r>
               <w:rPr>
                 <w:rStyle w:val="Hyperlink"/>
+                <w:rFonts w:ascii="Times New Roman" w:hAnsi="Times New Roman"/>
                 <w:noProof/>
                 <w:lang w:val="en-US"/>
               </w:rPr>
-              <w:t>2.1 Constraints</w:t>
-            </w:r>
-            <w:r>
-              <w:rPr>
+              <w:t>7. Security</w:t>
+            </w:r>
+            <w:r>
+              <w:rPr>
+                <w:rFonts w:ascii="Times New Roman" w:hAnsi="Times New Roman"/>
                 <w:noProof/>
                 <w:webHidden/>
               </w:rPr>
@@ -1292,6 +1301,7 @@
             </w:r>
             <w:r>
               <w:rPr>
+                <w:rFonts w:ascii="Times New Roman" w:hAnsi="Times New Roman"/>
                 <w:noProof/>
                 <w:webHidden/>
               </w:rPr>
@@ -1299,19 +1309,22 @@
             </w:r>
             <w:r>
               <w:rPr>
+                <w:rFonts w:ascii="Times New Roman" w:hAnsi="Times New Roman"/>
                 <w:noProof/>
                 <w:webHidden/>
               </w:rPr>
-              <w:instrText xml:space="preserve"> PAGEREF _Toc223531080 \h </w:instrText>
-            </w:r>
-            <w:r>
-              <w:rPr>
+              <w:instrText xml:space="preserve"> PAGEREF _Toc225434900 \h </w:instrText>
+            </w:r>
+            <w:r>
+              <w:rPr>
+                <w:rFonts w:ascii="Times New Roman" w:hAnsi="Times New Roman"/>
                 <w:noProof/>
                 <w:webHidden/>
               </w:rPr>
             </w:r>
             <w:r>
               <w:rPr>
+                <w:rFonts w:ascii="Times New Roman" w:hAnsi="Times New Roman"/>
                 <w:noProof/>
                 <w:webHidden/>
               </w:rPr>
@@ -1319,6 +1332,7 @@
             </w:r>
             <w:r>
               <w:rPr>
+                <w:rFonts w:ascii="Times New Roman" w:hAnsi="Times New Roman"/>
                 <w:noProof/>
                 <w:webHidden/>
               </w:rPr>
@@ -1326,6 +1340,7 @@
             </w:r>
             <w:r>
               <w:rPr>
+                <w:rFonts w:ascii="Times New Roman" w:hAnsi="Times New Roman"/>
                 <w:noProof/>
                 <w:webHidden/>
               </w:rPr>
@@ -1335,12 +1350,12 @@
         </w:p>
         <w:p>
           <w:pPr>
-            <w:pStyle w:val="TOC2"/>
+            <w:pStyle w:val="TOC1"/>
             <w:tabs>
               <w:tab w:val="right" w:leader="dot" w:pos="9016"/>
             </w:tabs>
             <w:rPr>
-              <w:rFonts w:cstheme="minorBidi"/>
+              <w:rFonts w:ascii="Times New Roman" w:hAnsi="Times New Roman"/>
               <w:noProof/>
               <w:kern w:val="2"/>
               <w:sz w:val="24"/>
@@ -1348,34 +1363,19 @@
               <w14:ligatures w14:val="standardContextual"/>
             </w:rPr>
           </w:pPr>
-          <w:hyperlink w:anchor="_Toc223531081" w:history="1">
+          <w:hyperlink w:anchor="_Toc225434901" w:history="1">
             <w:r>
               <w:rPr>
                 <w:rStyle w:val="Hyperlink"/>
+                <w:rFonts w:ascii="Times New Roman" w:hAnsi="Times New Roman"/>
                 <w:noProof/>
                 <w:lang w:val="en-US"/>
               </w:rPr>
-              <w:t>2.2 System</w:t>
-            </w:r>
-            <w:r>
-              <w:rPr>
-                <w:rStyle w:val="Hyperlink"/>
-                <w:rFonts w:hint="eastAsia"/>
-                <w:noProof/>
-                <w:lang w:val="en-US"/>
-              </w:rPr>
-              <w:t> </w:t>
-            </w:r>
-            <w:r>
-              <w:rPr>
-                <w:rStyle w:val="Hyperlink"/>
-                <w:noProof/>
-                <w:lang w:val="en-US"/>
-              </w:rPr>
-              <w:t>Architecture</w:t>
-            </w:r>
-            <w:r>
-              <w:rPr>
+              <w:t>8. DevOps</w:t>
+            </w:r>
+            <w:r>
+              <w:rPr>
+                <w:rFonts w:ascii="Times New Roman" w:hAnsi="Times New Roman"/>
                 <w:noProof/>
                 <w:webHidden/>
               </w:rPr>
@@ -1383,6 +1383,7 @@
             </w:r>
             <w:r>
               <w:rPr>
+                <w:rFonts w:ascii="Times New Roman" w:hAnsi="Times New Roman"/>
                 <w:noProof/>
                 <w:webHidden/>
               </w:rPr>
@@ -1390,19 +1391,22 @@
             </w:r>
             <w:r>
               <w:rPr>
+                <w:rFonts w:ascii="Times New Roman" w:hAnsi="Times New Roman"/>
                 <w:noProof/>
                 <w:webHidden/>
               </w:rPr>
-              <w:instrText xml:space="preserve"> PAGEREF _Toc223531081 \h </w:instrText>
-            </w:r>
-            <w:r>
-              <w:rPr>
+              <w:instrText xml:space="preserve"> PAGEREF _Toc225434901 \h </w:instrText>
+            </w:r>
+            <w:r>
+              <w:rPr>
+                <w:rFonts w:ascii="Times New Roman" w:hAnsi="Times New Roman"/>
                 <w:noProof/>
                 <w:webHidden/>
               </w:rPr>
             </w:r>
             <w:r>
               <w:rPr>
+                <w:rFonts w:ascii="Times New Roman" w:hAnsi="Times New Roman"/>
                 <w:noProof/>
                 <w:webHidden/>
               </w:rPr>
@@ -1410,6 +1414,7 @@
             </w:r>
             <w:r>
               <w:rPr>
+                <w:rFonts w:ascii="Times New Roman" w:hAnsi="Times New Roman"/>
                 <w:noProof/>
                 <w:webHidden/>
               </w:rPr>
@@ -1417,6 +1422,7 @@
             </w:r>
             <w:r>
               <w:rPr>
+                <w:rFonts w:ascii="Times New Roman" w:hAnsi="Times New Roman"/>
                 <w:noProof/>
                 <w:webHidden/>
               </w:rPr>
@@ -1426,12 +1432,12 @@
         </w:p>
         <w:p>
           <w:pPr>
-            <w:pStyle w:val="TOC3"/>
+            <w:pStyle w:val="TOC1"/>
             <w:tabs>
               <w:tab w:val="right" w:leader="dot" w:pos="9016"/>
             </w:tabs>
             <w:rPr>
-              <w:rFonts w:cstheme="minorBidi"/>
+              <w:rFonts w:ascii="Times New Roman" w:hAnsi="Times New Roman"/>
               <w:noProof/>
               <w:kern w:val="2"/>
               <w:sz w:val="24"/>
@@ -1439,17 +1445,19 @@
               <w14:ligatures w14:val="standardContextual"/>
             </w:rPr>
           </w:pPr>
-          <w:hyperlink w:anchor="_Toc223531082" w:history="1">
+          <w:hyperlink w:anchor="_Toc225434902" w:history="1">
             <w:r>
               <w:rPr>
                 <w:rStyle w:val="Hyperlink"/>
+                <w:rFonts w:ascii="Times New Roman" w:hAnsi="Times New Roman"/>
                 <w:noProof/>
                 <w:lang w:val="en-US"/>
               </w:rPr>
-              <w:t>2.2.1 Overview</w:t>
-            </w:r>
-            <w:r>
-              <w:rPr>
+              <w:t>9. References</w:t>
+            </w:r>
+            <w:r>
+              <w:rPr>
+                <w:rFonts w:ascii="Times New Roman" w:hAnsi="Times New Roman"/>
                 <w:noProof/>
                 <w:webHidden/>
               </w:rPr>
@@ -1457,6 +1465,7 @@
             </w:r>
             <w:r>
               <w:rPr>
+                <w:rFonts w:ascii="Times New Roman" w:hAnsi="Times New Roman"/>
                 <w:noProof/>
                 <w:webHidden/>
               </w:rPr>
@@ -1464,19 +1473,22 @@
             </w:r>
             <w:r>
               <w:rPr>
+                <w:rFonts w:ascii="Times New Roman" w:hAnsi="Times New Roman"/>
                 <w:noProof/>
                 <w:webHidden/>
               </w:rPr>
-              <w:instrText xml:space="preserve"> PAGEREF _Toc223531082 \h </w:instrText>
-            </w:r>
-            <w:r>
-              <w:rPr>
+              <w:instrText xml:space="preserve"> PAGEREF _Toc225434902 \h </w:instrText>
+            </w:r>
+            <w:r>
+              <w:rPr>
+                <w:rFonts w:ascii="Times New Roman" w:hAnsi="Times New Roman"/>
                 <w:noProof/>
                 <w:webHidden/>
               </w:rPr>
             </w:r>
             <w:r>
               <w:rPr>
+                <w:rFonts w:ascii="Times New Roman" w:hAnsi="Times New Roman"/>
                 <w:noProof/>
                 <w:webHidden/>
               </w:rPr>
@@ -1484,6 +1496,7 @@
             </w:r>
             <w:r>
               <w:rPr>
+                <w:rFonts w:ascii="Times New Roman" w:hAnsi="Times New Roman"/>
                 <w:noProof/>
                 <w:webHidden/>
               </w:rPr>
@@ -1491,6 +1504,7 @@
             </w:r>
             <w:r>
               <w:rPr>
+                <w:rFonts w:ascii="Times New Roman" w:hAnsi="Times New Roman"/>
                 <w:noProof/>
                 <w:webHidden/>
               </w:rPr>
@@ -1500,1938 +1514,808 @@
         </w:p>
         <w:p>
           <w:pPr>
-            <w:pStyle w:val="TOC3"/>
-            <w:tabs>
-              <w:tab w:val="right" w:leader="dot" w:pos="9016"/>
-            </w:tabs>
             <w:rPr>
-              <w:rFonts w:cstheme="minorBidi"/>
-              <w:noProof/>
-              <w:kern w:val="2"/>
-              <w:sz w:val="24"/>
-              <w:szCs w:val="24"/>
-              <w14:ligatures w14:val="standardContextual"/>
+              <w:rFonts w:ascii="Times New Roman" w:hAnsi="Times New Roman" w:cs="Times New Roman"/>
+              <w:b/>
+              <w:bCs/>
             </w:rPr>
           </w:pPr>
-          <w:hyperlink w:anchor="_Toc223531083" w:history="1">
-            <w:r>
-              <w:rPr>
-                <w:rStyle w:val="Hyperlink"/>
-                <w:noProof/>
-                <w:lang w:val="en-US"/>
-              </w:rPr>
-              <w:t>2.2.2 Components</w:t>
-            </w:r>
-            <w:r>
-              <w:rPr>
-                <w:noProof/>
-                <w:webHidden/>
-              </w:rPr>
-              <w:tab/>
-            </w:r>
-            <w:r>
-              <w:rPr>
-                <w:noProof/>
-                <w:webHidden/>
-              </w:rPr>
-              <w:fldChar w:fldCharType="begin"/>
-            </w:r>
-            <w:r>
-              <w:rPr>
-                <w:noProof/>
-                <w:webHidden/>
-              </w:rPr>
-              <w:instrText xml:space="preserve"> PAGEREF _Toc223531083 \h </w:instrText>
-            </w:r>
-            <w:r>
-              <w:rPr>
-                <w:noProof/>
-                <w:webHidden/>
-              </w:rPr>
-            </w:r>
-            <w:r>
-              <w:rPr>
-                <w:noProof/>
-                <w:webHidden/>
-              </w:rPr>
-              <w:fldChar w:fldCharType="separate"/>
-            </w:r>
-            <w:r>
-              <w:rPr>
-                <w:noProof/>
-                <w:webHidden/>
-              </w:rPr>
-              <w:t>3</w:t>
-            </w:r>
-            <w:r>
-              <w:rPr>
-                <w:noProof/>
-                <w:webHidden/>
-              </w:rPr>
-              <w:fldChar w:fldCharType="end"/>
-            </w:r>
-          </w:hyperlink>
-        </w:p>
-        <w:p>
-          <w:pPr>
-            <w:pStyle w:val="TOC3"/>
-            <w:tabs>
-              <w:tab w:val="right" w:leader="dot" w:pos="9016"/>
-            </w:tabs>
-            <w:rPr>
-              <w:rFonts w:cstheme="minorBidi"/>
-              <w:noProof/>
-              <w:kern w:val="2"/>
-              <w:sz w:val="24"/>
-              <w:szCs w:val="24"/>
-              <w14:ligatures w14:val="standardContextual"/>
-            </w:rPr>
-          </w:pPr>
-          <w:hyperlink w:anchor="_Toc223531084" w:history="1">
-            <w:r>
-              <w:rPr>
-                <w:rStyle w:val="Hyperlink"/>
-                <w:noProof/>
-                <w:lang w:val="en-US"/>
-              </w:rPr>
-              <w:t>2.2.3 Interfaces</w:t>
-            </w:r>
-            <w:r>
-              <w:rPr>
-                <w:noProof/>
-                <w:webHidden/>
-              </w:rPr>
-              <w:tab/>
-            </w:r>
-            <w:r>
-              <w:rPr>
-                <w:noProof/>
-                <w:webHidden/>
-              </w:rPr>
-              <w:fldChar w:fldCharType="begin"/>
-            </w:r>
-            <w:r>
-              <w:rPr>
-                <w:noProof/>
-                <w:webHidden/>
-              </w:rPr>
-              <w:instrText xml:space="preserve"> PAGEREF _Toc223531084 \h </w:instrText>
-            </w:r>
-            <w:r>
-              <w:rPr>
-                <w:noProof/>
-                <w:webHidden/>
-              </w:rPr>
-            </w:r>
-            <w:r>
-              <w:rPr>
-                <w:noProof/>
-                <w:webHidden/>
-              </w:rPr>
-              <w:fldChar w:fldCharType="separate"/>
-            </w:r>
-            <w:r>
-              <w:rPr>
-                <w:noProof/>
-                <w:webHidden/>
-              </w:rPr>
-              <w:t>3</w:t>
-            </w:r>
-            <w:r>
-              <w:rPr>
-                <w:noProof/>
-                <w:webHidden/>
-              </w:rPr>
-              <w:fldChar w:fldCharType="end"/>
-            </w:r>
-          </w:hyperlink>
-        </w:p>
-        <w:p>
-          <w:pPr>
-            <w:pStyle w:val="TOC3"/>
-            <w:tabs>
-              <w:tab w:val="right" w:leader="dot" w:pos="9016"/>
-            </w:tabs>
-            <w:rPr>
-              <w:rFonts w:cstheme="minorBidi"/>
-              <w:noProof/>
-              <w:kern w:val="2"/>
-              <w:sz w:val="24"/>
-              <w:szCs w:val="24"/>
-              <w14:ligatures w14:val="standardContextual"/>
-            </w:rPr>
-          </w:pPr>
-          <w:hyperlink w:anchor="_Toc223531085" w:history="1">
-            <w:r>
-              <w:rPr>
-                <w:rStyle w:val="Hyperlink"/>
-                <w:noProof/>
-                <w:lang w:val="en-US"/>
-              </w:rPr>
-              <w:t>2.2.4 Data Flow</w:t>
-            </w:r>
-            <w:r>
-              <w:rPr>
-                <w:noProof/>
-                <w:webHidden/>
-              </w:rPr>
-              <w:tab/>
-            </w:r>
-            <w:r>
-              <w:rPr>
-                <w:noProof/>
-                <w:webHidden/>
-              </w:rPr>
-              <w:fldChar w:fldCharType="begin"/>
-            </w:r>
-            <w:r>
-              <w:rPr>
-                <w:noProof/>
-                <w:webHidden/>
-              </w:rPr>
-              <w:instrText xml:space="preserve"> PAGEREF _Toc223531085 \h </w:instrText>
-            </w:r>
-            <w:r>
-              <w:rPr>
-                <w:noProof/>
-                <w:webHidden/>
-              </w:rPr>
-            </w:r>
-            <w:r>
-              <w:rPr>
-                <w:noProof/>
-                <w:webHidden/>
-              </w:rPr>
-              <w:fldChar w:fldCharType="separate"/>
-            </w:r>
-            <w:r>
-              <w:rPr>
-                <w:noProof/>
-                <w:webHidden/>
-              </w:rPr>
-              <w:t>3</w:t>
-            </w:r>
-            <w:r>
-              <w:rPr>
-                <w:noProof/>
-                <w:webHidden/>
-              </w:rPr>
-              <w:fldChar w:fldCharType="end"/>
-            </w:r>
-          </w:hyperlink>
-        </w:p>
-        <w:p>
-          <w:pPr>
-            <w:pStyle w:val="TOC3"/>
-            <w:tabs>
-              <w:tab w:val="right" w:leader="dot" w:pos="9016"/>
-            </w:tabs>
-            <w:rPr>
-              <w:rFonts w:cstheme="minorBidi"/>
-              <w:noProof/>
-              <w:kern w:val="2"/>
-              <w:sz w:val="24"/>
-              <w:szCs w:val="24"/>
-              <w14:ligatures w14:val="standardContextual"/>
-            </w:rPr>
-          </w:pPr>
-          <w:hyperlink w:anchor="_Toc223531086" w:history="1">
-            <w:r>
-              <w:rPr>
-                <w:rStyle w:val="Hyperlink"/>
-                <w:noProof/>
-                <w:lang w:val="en-US"/>
-              </w:rPr>
-              <w:t>2.2.5 CRC Diagram</w:t>
-            </w:r>
-            <w:r>
-              <w:rPr>
-                <w:noProof/>
-                <w:webHidden/>
-              </w:rPr>
-              <w:tab/>
-            </w:r>
-            <w:r>
-              <w:rPr>
-                <w:noProof/>
-                <w:webHidden/>
-              </w:rPr>
-              <w:fldChar w:fldCharType="begin"/>
-            </w:r>
-            <w:r>
-              <w:rPr>
-                <w:noProof/>
-                <w:webHidden/>
-              </w:rPr>
-              <w:instrText xml:space="preserve"> PAGEREF _Toc223531086 \h </w:instrText>
-            </w:r>
-            <w:r>
-              <w:rPr>
-                <w:noProof/>
-                <w:webHidden/>
-              </w:rPr>
-            </w:r>
-            <w:r>
-              <w:rPr>
-                <w:noProof/>
-                <w:webHidden/>
-              </w:rPr>
-              <w:fldChar w:fldCharType="separate"/>
-            </w:r>
-            <w:r>
-              <w:rPr>
-                <w:noProof/>
-                <w:webHidden/>
-              </w:rPr>
-              <w:t>3</w:t>
-            </w:r>
-            <w:r>
-              <w:rPr>
-                <w:noProof/>
-                <w:webHidden/>
-              </w:rPr>
-              <w:fldChar w:fldCharType="end"/>
-            </w:r>
-          </w:hyperlink>
-        </w:p>
-        <w:p>
-          <w:pPr>
-            <w:pStyle w:val="TOC2"/>
-            <w:tabs>
-              <w:tab w:val="right" w:leader="dot" w:pos="9016"/>
-            </w:tabs>
-            <w:rPr>
-              <w:rFonts w:cstheme="minorBidi"/>
-              <w:noProof/>
-              <w:kern w:val="2"/>
-              <w:sz w:val="24"/>
-              <w:szCs w:val="24"/>
-              <w14:ligatures w14:val="standardContextual"/>
-            </w:rPr>
-          </w:pPr>
-          <w:hyperlink w:anchor="_Toc223531087" w:history="1">
-            <w:r>
-              <w:rPr>
-                <w:rStyle w:val="Hyperlink"/>
-                <w:noProof/>
-                <w:lang w:val="en-US"/>
-              </w:rPr>
-              <w:t>2.3 Functional Requirements</w:t>
-            </w:r>
-            <w:r>
-              <w:rPr>
-                <w:noProof/>
-                <w:webHidden/>
-              </w:rPr>
-              <w:tab/>
-            </w:r>
-            <w:r>
-              <w:rPr>
-                <w:noProof/>
-                <w:webHidden/>
-              </w:rPr>
-              <w:fldChar w:fldCharType="begin"/>
-            </w:r>
-            <w:r>
-              <w:rPr>
-                <w:noProof/>
-                <w:webHidden/>
-              </w:rPr>
-              <w:instrText xml:space="preserve"> PAGEREF _Toc223531087 \h </w:instrText>
-            </w:r>
-            <w:r>
-              <w:rPr>
-                <w:noProof/>
-                <w:webHidden/>
-              </w:rPr>
-            </w:r>
-            <w:r>
-              <w:rPr>
-                <w:noProof/>
-                <w:webHidden/>
-              </w:rPr>
-              <w:fldChar w:fldCharType="separate"/>
-            </w:r>
-            <w:r>
-              <w:rPr>
-                <w:noProof/>
-                <w:webHidden/>
-              </w:rPr>
-              <w:t>3</w:t>
-            </w:r>
-            <w:r>
-              <w:rPr>
-                <w:noProof/>
-                <w:webHidden/>
-              </w:rPr>
-              <w:fldChar w:fldCharType="end"/>
-            </w:r>
-          </w:hyperlink>
-        </w:p>
-        <w:p>
-          <w:pPr>
-            <w:pStyle w:val="TOC3"/>
-            <w:tabs>
-              <w:tab w:val="right" w:leader="dot" w:pos="9016"/>
-            </w:tabs>
-            <w:rPr>
-              <w:rFonts w:cstheme="minorBidi"/>
-              <w:noProof/>
-              <w:kern w:val="2"/>
-              <w:sz w:val="24"/>
-              <w:szCs w:val="24"/>
-              <w14:ligatures w14:val="standardContextual"/>
-            </w:rPr>
-          </w:pPr>
-          <w:hyperlink w:anchor="_Toc223531088" w:history="1">
-            <w:r>
-              <w:rPr>
-                <w:rStyle w:val="Hyperlink"/>
-                <w:noProof/>
-                <w:lang w:val="en-US"/>
-              </w:rPr>
-              <w:t>2.3.1 Character Management</w:t>
-            </w:r>
-            <w:r>
-              <w:rPr>
-                <w:noProof/>
-                <w:webHidden/>
-              </w:rPr>
-              <w:tab/>
-            </w:r>
-            <w:r>
-              <w:rPr>
-                <w:noProof/>
-                <w:webHidden/>
-              </w:rPr>
-              <w:fldChar w:fldCharType="begin"/>
-            </w:r>
-            <w:r>
-              <w:rPr>
-                <w:noProof/>
-                <w:webHidden/>
-              </w:rPr>
-              <w:instrText xml:space="preserve"> PAGEREF _Toc223531088 \h </w:instrText>
-            </w:r>
-            <w:r>
-              <w:rPr>
-                <w:noProof/>
-                <w:webHidden/>
-              </w:rPr>
-            </w:r>
-            <w:r>
-              <w:rPr>
-                <w:noProof/>
-                <w:webHidden/>
-              </w:rPr>
-              <w:fldChar w:fldCharType="separate"/>
-            </w:r>
-            <w:r>
-              <w:rPr>
-                <w:noProof/>
-                <w:webHidden/>
-              </w:rPr>
-              <w:t>3</w:t>
-            </w:r>
-            <w:r>
-              <w:rPr>
-                <w:noProof/>
-                <w:webHidden/>
-              </w:rPr>
-              <w:fldChar w:fldCharType="end"/>
-            </w:r>
-          </w:hyperlink>
-        </w:p>
-        <w:p>
-          <w:pPr>
-            <w:pStyle w:val="TOC3"/>
-            <w:tabs>
-              <w:tab w:val="right" w:leader="dot" w:pos="9016"/>
-            </w:tabs>
-            <w:rPr>
-              <w:rFonts w:cstheme="minorBidi"/>
-              <w:noProof/>
-              <w:kern w:val="2"/>
-              <w:sz w:val="24"/>
-              <w:szCs w:val="24"/>
-              <w14:ligatures w14:val="standardContextual"/>
-            </w:rPr>
-          </w:pPr>
-          <w:hyperlink w:anchor="_Toc223531089" w:history="1">
-            <w:r>
-              <w:rPr>
-                <w:rStyle w:val="Hyperlink"/>
-                <w:noProof/>
-                <w:lang w:val="en-US"/>
-              </w:rPr>
-              <w:t>2.3.2 Universe Management</w:t>
-            </w:r>
-            <w:r>
-              <w:rPr>
-                <w:noProof/>
-                <w:webHidden/>
-              </w:rPr>
-              <w:tab/>
-            </w:r>
-            <w:r>
-              <w:rPr>
-                <w:noProof/>
-                <w:webHidden/>
-              </w:rPr>
-              <w:fldChar w:fldCharType="begin"/>
-            </w:r>
-            <w:r>
-              <w:rPr>
-                <w:noProof/>
-                <w:webHidden/>
-              </w:rPr>
-              <w:instrText xml:space="preserve"> PAGEREF _Toc223531089 \h </w:instrText>
-            </w:r>
-            <w:r>
-              <w:rPr>
-                <w:noProof/>
-                <w:webHidden/>
-              </w:rPr>
-            </w:r>
-            <w:r>
-              <w:rPr>
-                <w:noProof/>
-                <w:webHidden/>
-              </w:rPr>
-              <w:fldChar w:fldCharType="separate"/>
-            </w:r>
-            <w:r>
-              <w:rPr>
-                <w:noProof/>
-                <w:webHidden/>
-              </w:rPr>
-              <w:t>3</w:t>
-            </w:r>
-            <w:r>
-              <w:rPr>
-                <w:noProof/>
-                <w:webHidden/>
-              </w:rPr>
-              <w:fldChar w:fldCharType="end"/>
-            </w:r>
-          </w:hyperlink>
-        </w:p>
-        <w:p>
-          <w:pPr>
-            <w:pStyle w:val="TOC3"/>
-            <w:tabs>
-              <w:tab w:val="right" w:leader="dot" w:pos="9016"/>
-            </w:tabs>
-            <w:rPr>
-              <w:rFonts w:cstheme="minorBidi"/>
-              <w:noProof/>
-              <w:kern w:val="2"/>
-              <w:sz w:val="24"/>
-              <w:szCs w:val="24"/>
-              <w14:ligatures w14:val="standardContextual"/>
-            </w:rPr>
-          </w:pPr>
-          <w:hyperlink w:anchor="_Toc223531090" w:history="1">
-            <w:r>
-              <w:rPr>
-                <w:rStyle w:val="Hyperlink"/>
-                <w:noProof/>
-                <w:lang w:val="en-US"/>
-              </w:rPr>
-              <w:t>2.3.3 Chapter Management</w:t>
-            </w:r>
-            <w:r>
-              <w:rPr>
-                <w:noProof/>
-                <w:webHidden/>
-              </w:rPr>
-              <w:tab/>
-            </w:r>
-            <w:r>
-              <w:rPr>
-                <w:noProof/>
-                <w:webHidden/>
-              </w:rPr>
-              <w:fldChar w:fldCharType="begin"/>
-            </w:r>
-            <w:r>
-              <w:rPr>
-                <w:noProof/>
-                <w:webHidden/>
-              </w:rPr>
-              <w:instrText xml:space="preserve"> PAGEREF _Toc223531090 \h </w:instrText>
-            </w:r>
-            <w:r>
-              <w:rPr>
-                <w:noProof/>
-                <w:webHidden/>
-              </w:rPr>
-            </w:r>
-            <w:r>
-              <w:rPr>
-                <w:noProof/>
-                <w:webHidden/>
-              </w:rPr>
-              <w:fldChar w:fldCharType="separate"/>
-            </w:r>
-            <w:r>
-              <w:rPr>
-                <w:noProof/>
-                <w:webHidden/>
-              </w:rPr>
-              <w:t>3</w:t>
-            </w:r>
-            <w:r>
-              <w:rPr>
-                <w:noProof/>
-                <w:webHidden/>
-              </w:rPr>
-              <w:fldChar w:fldCharType="end"/>
-            </w:r>
-          </w:hyperlink>
-        </w:p>
-        <w:p>
-          <w:pPr>
-            <w:pStyle w:val="TOC3"/>
-            <w:tabs>
-              <w:tab w:val="right" w:leader="dot" w:pos="9016"/>
-            </w:tabs>
-            <w:rPr>
-              <w:rFonts w:cstheme="minorBidi"/>
-              <w:noProof/>
-              <w:kern w:val="2"/>
-              <w:sz w:val="24"/>
-              <w:szCs w:val="24"/>
-              <w14:ligatures w14:val="standardContextual"/>
-            </w:rPr>
-          </w:pPr>
-          <w:hyperlink w:anchor="_Toc223531091" w:history="1">
-            <w:r>
-              <w:rPr>
-                <w:rStyle w:val="Hyperlink"/>
-                <w:noProof/>
-                <w:lang w:val="en-US"/>
-              </w:rPr>
-              <w:t>2.3.4 Table Management</w:t>
-            </w:r>
-            <w:r>
-              <w:rPr>
-                <w:noProof/>
-                <w:webHidden/>
-              </w:rPr>
-              <w:tab/>
-            </w:r>
-            <w:r>
-              <w:rPr>
-                <w:noProof/>
-                <w:webHidden/>
-              </w:rPr>
-              <w:fldChar w:fldCharType="begin"/>
-            </w:r>
-            <w:r>
-              <w:rPr>
-                <w:noProof/>
-                <w:webHidden/>
-              </w:rPr>
-              <w:instrText xml:space="preserve"> PAGEREF _Toc223531091 \h </w:instrText>
-            </w:r>
-            <w:r>
-              <w:rPr>
-                <w:noProof/>
-                <w:webHidden/>
-              </w:rPr>
-            </w:r>
-            <w:r>
-              <w:rPr>
-                <w:noProof/>
-                <w:webHidden/>
-              </w:rPr>
-              <w:fldChar w:fldCharType="separate"/>
-            </w:r>
-            <w:r>
-              <w:rPr>
-                <w:noProof/>
-                <w:webHidden/>
-              </w:rPr>
-              <w:t>3</w:t>
-            </w:r>
-            <w:r>
-              <w:rPr>
-                <w:noProof/>
-                <w:webHidden/>
-              </w:rPr>
-              <w:fldChar w:fldCharType="end"/>
-            </w:r>
-          </w:hyperlink>
-        </w:p>
-        <w:p>
-          <w:pPr>
-            <w:pStyle w:val="TOC3"/>
-            <w:tabs>
-              <w:tab w:val="right" w:leader="dot" w:pos="9016"/>
-            </w:tabs>
-            <w:rPr>
-              <w:rFonts w:cstheme="minorBidi"/>
-              <w:noProof/>
-              <w:kern w:val="2"/>
-              <w:sz w:val="24"/>
-              <w:szCs w:val="24"/>
-              <w14:ligatures w14:val="standardContextual"/>
-            </w:rPr>
-          </w:pPr>
-          <w:hyperlink w:anchor="_Toc223531092" w:history="1">
-            <w:r>
-              <w:rPr>
-                <w:rStyle w:val="Hyperlink"/>
-                <w:noProof/>
-                <w:lang w:val="en-US"/>
-              </w:rPr>
-              <w:t>2.3.5 Login Page</w:t>
-            </w:r>
-            <w:r>
-              <w:rPr>
-                <w:noProof/>
-                <w:webHidden/>
-              </w:rPr>
-              <w:tab/>
-            </w:r>
-            <w:r>
-              <w:rPr>
-                <w:noProof/>
-                <w:webHidden/>
-              </w:rPr>
-              <w:fldChar w:fldCharType="begin"/>
-            </w:r>
-            <w:r>
-              <w:rPr>
-                <w:noProof/>
-                <w:webHidden/>
-              </w:rPr>
-              <w:instrText xml:space="preserve"> PAGEREF _Toc223531092 \h </w:instrText>
-            </w:r>
-            <w:r>
-              <w:rPr>
-                <w:noProof/>
-                <w:webHidden/>
-              </w:rPr>
-            </w:r>
-            <w:r>
-              <w:rPr>
-                <w:noProof/>
-                <w:webHidden/>
-              </w:rPr>
-              <w:fldChar w:fldCharType="separate"/>
-            </w:r>
-            <w:r>
-              <w:rPr>
-                <w:noProof/>
-                <w:webHidden/>
-              </w:rPr>
-              <w:t>4</w:t>
-            </w:r>
-            <w:r>
-              <w:rPr>
-                <w:noProof/>
-                <w:webHidden/>
-              </w:rPr>
-              <w:fldChar w:fldCharType="end"/>
-            </w:r>
-          </w:hyperlink>
-        </w:p>
-        <w:p>
-          <w:pPr>
-            <w:pStyle w:val="TOC3"/>
-            <w:tabs>
-              <w:tab w:val="right" w:leader="dot" w:pos="9016"/>
-            </w:tabs>
-            <w:rPr>
-              <w:rFonts w:cstheme="minorBidi"/>
-              <w:noProof/>
-              <w:kern w:val="2"/>
-              <w:sz w:val="24"/>
-              <w:szCs w:val="24"/>
-              <w14:ligatures w14:val="standardContextual"/>
-            </w:rPr>
-          </w:pPr>
-          <w:hyperlink w:anchor="_Toc223531093" w:history="1">
-            <w:r>
-              <w:rPr>
-                <w:rStyle w:val="Hyperlink"/>
-                <w:noProof/>
-                <w:lang w:val="en-US"/>
-              </w:rPr>
-              <w:t>2.3.6 Register Page</w:t>
-            </w:r>
-            <w:r>
-              <w:rPr>
-                <w:noProof/>
-                <w:webHidden/>
-              </w:rPr>
-              <w:tab/>
-            </w:r>
-            <w:r>
-              <w:rPr>
-                <w:noProof/>
-                <w:webHidden/>
-              </w:rPr>
-              <w:fldChar w:fldCharType="begin"/>
-            </w:r>
-            <w:r>
-              <w:rPr>
-                <w:noProof/>
-                <w:webHidden/>
-              </w:rPr>
-              <w:instrText xml:space="preserve"> PAGEREF _Toc223531093 \h </w:instrText>
-            </w:r>
-            <w:r>
-              <w:rPr>
-                <w:noProof/>
-                <w:webHidden/>
-              </w:rPr>
-            </w:r>
-            <w:r>
-              <w:rPr>
-                <w:noProof/>
-                <w:webHidden/>
-              </w:rPr>
-              <w:fldChar w:fldCharType="separate"/>
-            </w:r>
-            <w:r>
-              <w:rPr>
-                <w:noProof/>
-                <w:webHidden/>
-              </w:rPr>
-              <w:t>4</w:t>
-            </w:r>
-            <w:r>
-              <w:rPr>
-                <w:noProof/>
-                <w:webHidden/>
-              </w:rPr>
-              <w:fldChar w:fldCharType="end"/>
-            </w:r>
-          </w:hyperlink>
-        </w:p>
-        <w:p>
-          <w:pPr>
-            <w:pStyle w:val="TOC3"/>
-            <w:tabs>
-              <w:tab w:val="right" w:leader="dot" w:pos="9016"/>
-            </w:tabs>
-            <w:rPr>
-              <w:rFonts w:cstheme="minorBidi"/>
-              <w:noProof/>
-              <w:kern w:val="2"/>
-              <w:sz w:val="24"/>
-              <w:szCs w:val="24"/>
-              <w14:ligatures w14:val="standardContextual"/>
-            </w:rPr>
-          </w:pPr>
-          <w:hyperlink w:anchor="_Toc223531094" w:history="1">
-            <w:r>
-              <w:rPr>
-                <w:rStyle w:val="Hyperlink"/>
-                <w:noProof/>
-                <w:lang w:val="en-US"/>
-              </w:rPr>
-              <w:t>2.3.7 Database</w:t>
-            </w:r>
-            <w:r>
-              <w:rPr>
-                <w:noProof/>
-                <w:webHidden/>
-              </w:rPr>
-              <w:tab/>
-            </w:r>
-            <w:r>
-              <w:rPr>
-                <w:noProof/>
-                <w:webHidden/>
-              </w:rPr>
-              <w:fldChar w:fldCharType="begin"/>
-            </w:r>
-            <w:r>
-              <w:rPr>
-                <w:noProof/>
-                <w:webHidden/>
-              </w:rPr>
-              <w:instrText xml:space="preserve"> PAGEREF _Toc223531094 \h </w:instrText>
-            </w:r>
-            <w:r>
-              <w:rPr>
-                <w:noProof/>
-                <w:webHidden/>
-              </w:rPr>
-            </w:r>
-            <w:r>
-              <w:rPr>
-                <w:noProof/>
-                <w:webHidden/>
-              </w:rPr>
-              <w:fldChar w:fldCharType="separate"/>
-            </w:r>
-            <w:r>
-              <w:rPr>
-                <w:noProof/>
-                <w:webHidden/>
-              </w:rPr>
-              <w:t>4</w:t>
-            </w:r>
-            <w:r>
-              <w:rPr>
-                <w:noProof/>
-                <w:webHidden/>
-              </w:rPr>
-              <w:fldChar w:fldCharType="end"/>
-            </w:r>
-          </w:hyperlink>
-        </w:p>
-        <w:p>
-          <w:pPr>
-            <w:pStyle w:val="TOC3"/>
-            <w:tabs>
-              <w:tab w:val="right" w:leader="dot" w:pos="9016"/>
-            </w:tabs>
-            <w:rPr>
-              <w:rFonts w:cstheme="minorBidi"/>
-              <w:noProof/>
-              <w:kern w:val="2"/>
-              <w:sz w:val="24"/>
-              <w:szCs w:val="24"/>
-              <w14:ligatures w14:val="standardContextual"/>
-            </w:rPr>
-          </w:pPr>
-          <w:hyperlink w:anchor="_Toc223531095" w:history="1">
-            <w:r>
-              <w:rPr>
-                <w:rStyle w:val="Hyperlink"/>
-                <w:noProof/>
-                <w:lang w:val="en-US"/>
-              </w:rPr>
-              <w:t>2.3.8 Admin Page</w:t>
-            </w:r>
-            <w:r>
-              <w:rPr>
-                <w:noProof/>
-                <w:webHidden/>
-              </w:rPr>
-              <w:tab/>
-            </w:r>
-            <w:r>
-              <w:rPr>
-                <w:noProof/>
-                <w:webHidden/>
-              </w:rPr>
-              <w:fldChar w:fldCharType="begin"/>
-            </w:r>
-            <w:r>
-              <w:rPr>
-                <w:noProof/>
-                <w:webHidden/>
-              </w:rPr>
-              <w:instrText xml:space="preserve"> PAGEREF _Toc223531095 \h </w:instrText>
-            </w:r>
-            <w:r>
-              <w:rPr>
-                <w:noProof/>
-                <w:webHidden/>
-              </w:rPr>
-            </w:r>
-            <w:r>
-              <w:rPr>
-                <w:noProof/>
-                <w:webHidden/>
-              </w:rPr>
-              <w:fldChar w:fldCharType="separate"/>
-            </w:r>
-            <w:r>
-              <w:rPr>
-                <w:noProof/>
-                <w:webHidden/>
-              </w:rPr>
-              <w:t>4</w:t>
-            </w:r>
-            <w:r>
-              <w:rPr>
-                <w:noProof/>
-                <w:webHidden/>
-              </w:rPr>
-              <w:fldChar w:fldCharType="end"/>
-            </w:r>
-          </w:hyperlink>
-        </w:p>
-        <w:p>
-          <w:pPr>
-            <w:pStyle w:val="TOC3"/>
-            <w:tabs>
-              <w:tab w:val="right" w:leader="dot" w:pos="9016"/>
-            </w:tabs>
-            <w:rPr>
-              <w:rFonts w:cstheme="minorBidi"/>
-              <w:noProof/>
-              <w:kern w:val="2"/>
-              <w:sz w:val="24"/>
-              <w:szCs w:val="24"/>
-              <w14:ligatures w14:val="standardContextual"/>
-            </w:rPr>
-          </w:pPr>
-          <w:hyperlink w:anchor="_Toc223531096" w:history="1">
-            <w:r>
-              <w:rPr>
-                <w:rStyle w:val="Hyperlink"/>
-                <w:noProof/>
-                <w:lang w:val="en-US"/>
-              </w:rPr>
-              <w:t>2.3.9 Homepage</w:t>
-            </w:r>
-            <w:r>
-              <w:rPr>
-                <w:noProof/>
-                <w:webHidden/>
-              </w:rPr>
-              <w:tab/>
-            </w:r>
-            <w:r>
-              <w:rPr>
-                <w:noProof/>
-                <w:webHidden/>
-              </w:rPr>
-              <w:fldChar w:fldCharType="begin"/>
-            </w:r>
-            <w:r>
-              <w:rPr>
-                <w:noProof/>
-                <w:webHidden/>
-              </w:rPr>
-              <w:instrText xml:space="preserve"> PAGEREF _Toc223531096 \h </w:instrText>
-            </w:r>
-            <w:r>
-              <w:rPr>
-                <w:noProof/>
-                <w:webHidden/>
-              </w:rPr>
-            </w:r>
-            <w:r>
-              <w:rPr>
-                <w:noProof/>
-                <w:webHidden/>
-              </w:rPr>
-              <w:fldChar w:fldCharType="separate"/>
-            </w:r>
-            <w:r>
-              <w:rPr>
-                <w:noProof/>
-                <w:webHidden/>
-              </w:rPr>
-              <w:t>4</w:t>
-            </w:r>
-            <w:r>
-              <w:rPr>
-                <w:noProof/>
-                <w:webHidden/>
-              </w:rPr>
-              <w:fldChar w:fldCharType="end"/>
-            </w:r>
-          </w:hyperlink>
-        </w:p>
-        <w:p>
-          <w:pPr>
-            <w:pStyle w:val="TOC3"/>
-            <w:tabs>
-              <w:tab w:val="right" w:leader="dot" w:pos="9016"/>
-            </w:tabs>
-            <w:rPr>
-              <w:rFonts w:cstheme="minorBidi"/>
-              <w:noProof/>
-              <w:kern w:val="2"/>
-              <w:sz w:val="24"/>
-              <w:szCs w:val="24"/>
-              <w14:ligatures w14:val="standardContextual"/>
-            </w:rPr>
-          </w:pPr>
-          <w:hyperlink w:anchor="_Toc223531097" w:history="1">
-            <w:r>
-              <w:rPr>
-                <w:rStyle w:val="Hyperlink"/>
-                <w:noProof/>
-                <w:lang w:val="en-US"/>
-              </w:rPr>
-              <w:t>2.3.10 Profile Page</w:t>
-            </w:r>
-            <w:r>
-              <w:rPr>
-                <w:noProof/>
-                <w:webHidden/>
-              </w:rPr>
-              <w:tab/>
-            </w:r>
-            <w:r>
-              <w:rPr>
-                <w:noProof/>
-                <w:webHidden/>
-              </w:rPr>
-              <w:fldChar w:fldCharType="begin"/>
-            </w:r>
-            <w:r>
-              <w:rPr>
-                <w:noProof/>
-                <w:webHidden/>
-              </w:rPr>
-              <w:instrText xml:space="preserve"> PAGEREF _Toc223531097 \h </w:instrText>
-            </w:r>
-            <w:r>
-              <w:rPr>
-                <w:noProof/>
-                <w:webHidden/>
-              </w:rPr>
-            </w:r>
-            <w:r>
-              <w:rPr>
-                <w:noProof/>
-                <w:webHidden/>
-              </w:rPr>
-              <w:fldChar w:fldCharType="separate"/>
-            </w:r>
-            <w:r>
-              <w:rPr>
-                <w:noProof/>
-                <w:webHidden/>
-              </w:rPr>
-              <w:t>4</w:t>
-            </w:r>
-            <w:r>
-              <w:rPr>
-                <w:noProof/>
-                <w:webHidden/>
-              </w:rPr>
-              <w:fldChar w:fldCharType="end"/>
-            </w:r>
-          </w:hyperlink>
-        </w:p>
-        <w:p>
-          <w:pPr>
-            <w:pStyle w:val="TOC3"/>
-            <w:tabs>
-              <w:tab w:val="right" w:leader="dot" w:pos="9016"/>
-            </w:tabs>
-            <w:rPr>
-              <w:rFonts w:cstheme="minorBidi"/>
-              <w:noProof/>
-              <w:kern w:val="2"/>
-              <w:sz w:val="24"/>
-              <w:szCs w:val="24"/>
-              <w14:ligatures w14:val="standardContextual"/>
-            </w:rPr>
-          </w:pPr>
-          <w:hyperlink w:anchor="_Toc223531098" w:history="1">
-            <w:r>
-              <w:rPr>
-                <w:rStyle w:val="Hyperlink"/>
-                <w:noProof/>
-                <w:lang w:val="en-US"/>
-              </w:rPr>
-              <w:t>2.3.11 User Experience</w:t>
-            </w:r>
-            <w:r>
-              <w:rPr>
-                <w:noProof/>
-                <w:webHidden/>
-              </w:rPr>
-              <w:tab/>
-            </w:r>
-            <w:r>
-              <w:rPr>
-                <w:noProof/>
-                <w:webHidden/>
-              </w:rPr>
-              <w:fldChar w:fldCharType="begin"/>
-            </w:r>
-            <w:r>
-              <w:rPr>
-                <w:noProof/>
-                <w:webHidden/>
-              </w:rPr>
-              <w:instrText xml:space="preserve"> PAGEREF _Toc223531098 \h </w:instrText>
-            </w:r>
-            <w:r>
-              <w:rPr>
-                <w:noProof/>
-                <w:webHidden/>
-              </w:rPr>
-            </w:r>
-            <w:r>
-              <w:rPr>
-                <w:noProof/>
-                <w:webHidden/>
-              </w:rPr>
-              <w:fldChar w:fldCharType="separate"/>
-            </w:r>
-            <w:r>
-              <w:rPr>
-                <w:noProof/>
-                <w:webHidden/>
-              </w:rPr>
-              <w:t>4</w:t>
-            </w:r>
-            <w:r>
-              <w:rPr>
-                <w:noProof/>
-                <w:webHidden/>
-              </w:rPr>
-              <w:fldChar w:fldCharType="end"/>
-            </w:r>
-          </w:hyperlink>
-        </w:p>
-        <w:p>
-          <w:pPr>
-            <w:pStyle w:val="TOC2"/>
-            <w:tabs>
-              <w:tab w:val="right" w:leader="dot" w:pos="9016"/>
-            </w:tabs>
-            <w:rPr>
-              <w:rFonts w:cstheme="minorBidi"/>
-              <w:noProof/>
-              <w:kern w:val="2"/>
-              <w:sz w:val="24"/>
-              <w:szCs w:val="24"/>
-              <w14:ligatures w14:val="standardContextual"/>
-            </w:rPr>
-          </w:pPr>
-          <w:hyperlink w:anchor="_Toc223531099" w:history="1">
-            <w:r>
-              <w:rPr>
-                <w:rStyle w:val="Hyperlink"/>
-                <w:noProof/>
-                <w:lang w:val="en-US"/>
-              </w:rPr>
-              <w:t>2.4 Non-Functional Requirements</w:t>
-            </w:r>
-            <w:r>
-              <w:rPr>
-                <w:noProof/>
-                <w:webHidden/>
-              </w:rPr>
-              <w:tab/>
-            </w:r>
-            <w:r>
-              <w:rPr>
-                <w:noProof/>
-                <w:webHidden/>
-              </w:rPr>
-              <w:fldChar w:fldCharType="begin"/>
-            </w:r>
-            <w:r>
-              <w:rPr>
-                <w:noProof/>
-                <w:webHidden/>
-              </w:rPr>
-              <w:instrText xml:space="preserve"> PAGEREF _Toc223531099 \h </w:instrText>
-            </w:r>
-            <w:r>
-              <w:rPr>
-                <w:noProof/>
-                <w:webHidden/>
-              </w:rPr>
-            </w:r>
-            <w:r>
-              <w:rPr>
-                <w:noProof/>
-                <w:webHidden/>
-              </w:rPr>
-              <w:fldChar w:fldCharType="separate"/>
-            </w:r>
-            <w:r>
-              <w:rPr>
-                <w:noProof/>
-                <w:webHidden/>
-              </w:rPr>
-              <w:t>4</w:t>
-            </w:r>
-            <w:r>
-              <w:rPr>
-                <w:noProof/>
-                <w:webHidden/>
-              </w:rPr>
-              <w:fldChar w:fldCharType="end"/>
-            </w:r>
-          </w:hyperlink>
-        </w:p>
-        <w:p>
           <w:r>
             <w:rPr>
+              <w:rFonts w:ascii="Times New Roman" w:hAnsi="Times New Roman" w:cs="Times New Roman"/>
               <w:b/>
               <w:bCs/>
             </w:rPr>
             <w:fldChar w:fldCharType="end"/>
           </w:r>
         </w:p>
+        <w:p>
+          <w:pPr>
+            <w:rPr>
+              <w:rFonts w:ascii="Times New Roman" w:hAnsi="Times New Roman" w:cs="Times New Roman"/>
+              <w:b/>
+              <w:bCs/>
+            </w:rPr>
+          </w:pPr>
+        </w:p>
+        <w:p>
+          <w:pPr>
+            <w:rPr>
+              <w:rFonts w:ascii="Times New Roman" w:hAnsi="Times New Roman" w:cs="Times New Roman"/>
+              <w:b/>
+              <w:bCs/>
+            </w:rPr>
+          </w:pPr>
+        </w:p>
+        <w:p>
+          <w:pPr>
+            <w:rPr>
+              <w:rFonts w:ascii="Times New Roman" w:hAnsi="Times New Roman" w:cs="Times New Roman"/>
+              <w:b/>
+              <w:bCs/>
+            </w:rPr>
+          </w:pPr>
+        </w:p>
+        <w:p>
+          <w:pPr>
+            <w:rPr>
+              <w:rFonts w:ascii="Times New Roman" w:hAnsi="Times New Roman" w:cs="Times New Roman"/>
+              <w:b/>
+              <w:bCs/>
+            </w:rPr>
+          </w:pPr>
+        </w:p>
+        <w:p>
+          <w:pPr>
+            <w:rPr>
+              <w:rFonts w:ascii="Times New Roman" w:hAnsi="Times New Roman" w:cs="Times New Roman"/>
+              <w:b/>
+              <w:bCs/>
+            </w:rPr>
+          </w:pPr>
+        </w:p>
+        <w:p>
+          <w:pPr>
+            <w:rPr>
+              <w:rFonts w:ascii="Times New Roman" w:hAnsi="Times New Roman" w:cs="Times New Roman"/>
+              <w:b/>
+              <w:bCs/>
+            </w:rPr>
+          </w:pPr>
+        </w:p>
+        <w:p>
+          <w:pPr>
+            <w:rPr>
+              <w:rFonts w:ascii="Times New Roman" w:hAnsi="Times New Roman" w:cs="Times New Roman"/>
+              <w:b/>
+              <w:bCs/>
+            </w:rPr>
+          </w:pPr>
+        </w:p>
+        <w:p>
+          <w:pPr>
+            <w:rPr>
+              <w:rFonts w:ascii="Times New Roman" w:hAnsi="Times New Roman" w:cs="Times New Roman"/>
+              <w:b/>
+              <w:bCs/>
+            </w:rPr>
+          </w:pPr>
+        </w:p>
+        <w:p>
+          <w:pPr>
+            <w:rPr>
+              <w:rFonts w:ascii="Times New Roman" w:hAnsi="Times New Roman" w:cs="Times New Roman"/>
+              <w:b/>
+              <w:bCs/>
+            </w:rPr>
+          </w:pPr>
+        </w:p>
+        <w:p>
+          <w:pPr>
+            <w:rPr>
+              <w:rFonts w:ascii="Times New Roman" w:hAnsi="Times New Roman" w:cs="Times New Roman"/>
+              <w:b/>
+              <w:bCs/>
+            </w:rPr>
+          </w:pPr>
+        </w:p>
+        <w:p>
+          <w:pPr>
+            <w:rPr>
+              <w:rFonts w:ascii="Times New Roman" w:hAnsi="Times New Roman" w:cs="Times New Roman"/>
+              <w:b/>
+              <w:bCs/>
+            </w:rPr>
+          </w:pPr>
+        </w:p>
+        <w:p>
+          <w:pPr>
+            <w:rPr>
+              <w:rFonts w:ascii="Times New Roman" w:hAnsi="Times New Roman" w:cs="Times New Roman"/>
+              <w:b/>
+              <w:bCs/>
+            </w:rPr>
+          </w:pPr>
+        </w:p>
+        <w:p>
+          <w:pPr>
+            <w:rPr>
+              <w:rFonts w:ascii="Times New Roman" w:hAnsi="Times New Roman" w:cs="Times New Roman"/>
+              <w:b/>
+              <w:bCs/>
+            </w:rPr>
+          </w:pPr>
+        </w:p>
+        <w:p>
+          <w:pPr>
+            <w:rPr>
+              <w:rFonts w:ascii="Times New Roman" w:hAnsi="Times New Roman" w:cs="Times New Roman"/>
+              <w:b/>
+              <w:bCs/>
+            </w:rPr>
+          </w:pPr>
+        </w:p>
+        <w:p>
+          <w:pPr>
+            <w:rPr>
+              <w:rFonts w:ascii="Times New Roman" w:hAnsi="Times New Roman" w:cs="Times New Roman"/>
+              <w:b/>
+              <w:bCs/>
+            </w:rPr>
+          </w:pPr>
+        </w:p>
       </w:sdtContent>
     </w:sdt>
     <w:p>
       <w:pPr>
         <w:pStyle w:val="Heading1"/>
-      </w:pPr>
-      <w:bookmarkStart w:id="0" w:name="_Toc223531069"/>
+        <w:rPr>
+          <w:rFonts w:ascii="Times New Roman" w:hAnsi="Times New Roman" w:cs="Times New Roman"/>
+        </w:rPr>
+      </w:pPr>
+      <w:bookmarkStart w:id="0" w:name="_Toc225434890"/>
       <w:r>
+        <w:rPr>
+          <w:rFonts w:ascii="Times New Roman" w:hAnsi="Times New Roman" w:cs="Times New Roman"/>
+        </w:rPr>
         <w:lastRenderedPageBreak/>
         <w:t>Introduction</w:t>
       </w:r>
       <w:bookmarkEnd w:id="0"/>
       <w:r>
+        <w:rPr>
+          <w:rFonts w:ascii="Times New Roman" w:hAnsi="Times New Roman" w:cs="Times New Roman"/>
+        </w:rPr>
         <w:t> </w:t>
       </w:r>
     </w:p>
     <w:p>
       <w:pPr>
-        <w:pStyle w:val="Heading2"/>
-      </w:pPr>
-      <w:bookmarkStart w:id="1" w:name="_Toc223531070"/>
+        <w:rPr>
+          <w:rFonts w:ascii="Times New Roman" w:hAnsi="Times New Roman" w:cs="Times New Roman"/>
+        </w:rPr>
+      </w:pPr>
       <w:r>
-        <w:t>Purpose</w:t>
+        <w:rPr>
+          <w:rFonts w:ascii="Times New Roman" w:hAnsi="Times New Roman" w:cs="Times New Roman"/>
+        </w:rPr>
+        <w:t>Th</w:t>
+      </w:r>
+      <w:r>
+        <w:rPr>
+          <w:rFonts w:ascii="Times New Roman" w:hAnsi="Times New Roman" w:cs="Times New Roman"/>
+        </w:rPr>
+        <w:t xml:space="preserve">e </w:t>
+      </w:r>
+      <w:r>
+        <w:rPr>
+          <w:rFonts w:ascii="Times New Roman" w:hAnsi="Times New Roman" w:cs="Times New Roman"/>
+        </w:rPr>
+        <w:t xml:space="preserve">project </w:t>
+      </w:r>
+      <w:r>
+        <w:rPr>
+          <w:rFonts w:ascii="Times New Roman" w:hAnsi="Times New Roman" w:cs="Times New Roman"/>
+        </w:rPr>
+        <w:t xml:space="preserve">that had to be created is </w:t>
+      </w:r>
+      <w:r>
+        <w:rPr>
+          <w:rFonts w:ascii="Times New Roman" w:hAnsi="Times New Roman" w:cs="Times New Roman"/>
+        </w:rPr>
+        <w:t>personal</w:t>
+      </w:r>
+      <w:r>
+        <w:rPr>
+          <w:rFonts w:ascii="Times New Roman" w:hAnsi="Times New Roman" w:cs="Times New Roman"/>
+        </w:rPr>
+        <w:t xml:space="preserve"> full-stack</w:t>
+      </w:r>
+      <w:r>
+        <w:rPr>
+          <w:rFonts w:ascii="Times New Roman" w:hAnsi="Times New Roman" w:cs="Times New Roman"/>
+        </w:rPr>
+        <w:t xml:space="preserve"> applicati</w:t>
+      </w:r>
+      <w:r>
+        <w:rPr>
+          <w:rFonts w:ascii="Times New Roman" w:hAnsi="Times New Roman" w:cs="Times New Roman"/>
+        </w:rPr>
+        <w:t>on, with this application being an airline management system</w:t>
+      </w:r>
+      <w:r>
+        <w:rPr>
+          <w:rFonts w:ascii="Times New Roman" w:hAnsi="Times New Roman" w:cs="Times New Roman"/>
+        </w:rPr>
+        <w:t xml:space="preserve"> called </w:t>
+      </w:r>
+      <w:proofErr w:type="spellStart"/>
+      <w:r>
+        <w:rPr>
+          <w:rFonts w:ascii="Times New Roman" w:hAnsi="Times New Roman" w:cs="Times New Roman"/>
+        </w:rPr>
+        <w:t>AirDBUK</w:t>
+      </w:r>
+      <w:proofErr w:type="spellEnd"/>
+      <w:r>
+        <w:rPr>
+          <w:rFonts w:ascii="Times New Roman" w:hAnsi="Times New Roman" w:cs="Times New Roman"/>
+        </w:rPr>
+        <w:t>, which will primarily allow users to search for flights and make bookings. They will have the options to view their bookings, make any updates to their personal details and cancel (delete) bookings. This will be the same for admins, except admins will have more options including cancelling flights and viewing all users and their details.</w:t>
+      </w:r>
+    </w:p>
+    <w:p>
+      <w:pPr>
+        <w:pStyle w:val="Heading1"/>
+        <w:rPr>
+          <w:rFonts w:ascii="Times New Roman" w:hAnsi="Times New Roman" w:cs="Times New Roman"/>
+          <w:lang w:val="en-US"/>
+        </w:rPr>
+      </w:pPr>
+      <w:bookmarkStart w:id="1" w:name="_Toc225434891"/>
+      <w:r>
+        <w:rPr>
+          <w:rFonts w:ascii="Times New Roman" w:hAnsi="Times New Roman" w:cs="Times New Roman"/>
+          <w:lang w:val="en-US"/>
+        </w:rPr>
+        <w:t>Project Overview</w:t>
       </w:r>
       <w:bookmarkEnd w:id="1"/>
       <w:r>
+        <w:rPr>
+          <w:rFonts w:ascii="Times New Roman" w:hAnsi="Times New Roman" w:cs="Times New Roman"/>
+          <w:lang w:val="en-US"/>
+        </w:rPr>
         <w:t> </w:t>
       </w:r>
     </w:p>
     <w:p>
       <w:pPr>
-        <w:pStyle w:val="Heading2"/>
-        <w:rPr>
-          <w:lang w:val="en-US"/>
-        </w:rPr>
-      </w:pPr>
-      <w:bookmarkStart w:id="2" w:name="_Toc223531071"/>
+        <w:rPr>
+          <w:rFonts w:ascii="Times New Roman" w:hAnsi="Times New Roman" w:cs="Times New Roman"/>
+          <w:lang w:val="en-US"/>
+        </w:rPr>
+      </w:pPr>
+      <w:proofErr w:type="spellStart"/>
       <w:r>
         <w:rPr>
-          <w:lang w:val="en-US"/>
-        </w:rPr>
-        <w:t>Scope</w:t>
+          <w:rFonts w:ascii="Times New Roman" w:hAnsi="Times New Roman" w:cs="Times New Roman"/>
+          <w:lang w:val="en-US"/>
+        </w:rPr>
+        <w:t>AirDBUK</w:t>
       </w:r>
-      <w:bookmarkEnd w:id="2"/>
+      <w:proofErr w:type="spellEnd"/>
       <w:r>
         <w:rPr>
-          <w:lang w:val="en-US"/>
-        </w:rPr>
-        <w:t> </w:t>
+          <w:rFonts w:ascii="Times New Roman" w:hAnsi="Times New Roman" w:cs="Times New Roman"/>
+          <w:lang w:val="en-US"/>
+        </w:rPr>
+        <w:t xml:space="preserve">, as mentioned before, is a web-based </w:t>
+      </w:r>
+      <w:r>
+        <w:rPr>
+          <w:rFonts w:ascii="Times New Roman" w:hAnsi="Times New Roman" w:cs="Times New Roman"/>
+          <w:lang w:val="en-US"/>
+        </w:rPr>
+        <w:t xml:space="preserve">airline management system built with Django. The system is widely based on many airline websites including British Airways and Virgin Atlantic, using similar forms and designs. </w:t>
+      </w:r>
+      <w:r>
+        <w:rPr>
+          <w:rFonts w:ascii="Times New Roman" w:hAnsi="Times New Roman" w:cs="Times New Roman"/>
+          <w:lang w:val="en-US"/>
+        </w:rPr>
+        <w:t xml:space="preserve">There is no specific intended user for the site. Any person looking to book or simply view flights would use </w:t>
+      </w:r>
+      <w:proofErr w:type="spellStart"/>
+      <w:r>
+        <w:rPr>
+          <w:rFonts w:ascii="Times New Roman" w:hAnsi="Times New Roman" w:cs="Times New Roman"/>
+          <w:lang w:val="en-US"/>
+        </w:rPr>
+        <w:t>AirDBUK</w:t>
+      </w:r>
+      <w:proofErr w:type="spellEnd"/>
+      <w:r>
+        <w:rPr>
+          <w:rFonts w:ascii="Times New Roman" w:hAnsi="Times New Roman" w:cs="Times New Roman"/>
+          <w:lang w:val="en-US"/>
+        </w:rPr>
+        <w:t xml:space="preserve">. The only other site users include admins who are needed to either cancel </w:t>
+      </w:r>
+      <w:r>
+        <w:rPr>
+          <w:rFonts w:ascii="Times New Roman" w:hAnsi="Times New Roman" w:cs="Times New Roman"/>
+          <w:lang w:val="en-US"/>
+        </w:rPr>
+        <w:t>flights or</w:t>
+      </w:r>
+      <w:r>
+        <w:rPr>
+          <w:rFonts w:ascii="Times New Roman" w:hAnsi="Times New Roman" w:cs="Times New Roman"/>
+          <w:lang w:val="en-US"/>
+        </w:rPr>
+        <w:t xml:space="preserve"> check user details for security and privacy reasons. </w:t>
       </w:r>
     </w:p>
     <w:p>
       <w:pPr>
-        <w:pStyle w:val="Heading3"/>
-        <w:rPr>
-          <w:lang w:val="en-US"/>
-        </w:rPr>
-      </w:pPr>
-      <w:bookmarkStart w:id="3" w:name="_Toc223531072"/>
+        <w:rPr>
+          <w:rFonts w:ascii="Times New Roman" w:hAnsi="Times New Roman" w:cs="Times New Roman"/>
+          <w:lang w:val="en-US"/>
+        </w:rPr>
+      </w:pPr>
       <w:r>
         <w:rPr>
-          <w:lang w:val="en-US"/>
-        </w:rPr>
-        <w:t>In-Scope</w:t>
+          <w:rFonts w:ascii="Times New Roman" w:hAnsi="Times New Roman" w:cs="Times New Roman"/>
+          <w:lang w:val="en-US"/>
+        </w:rPr>
+        <w:t xml:space="preserve">The technology stack used for the application </w:t>
       </w:r>
-      <w:bookmarkEnd w:id="3"/>
       <w:r>
         <w:rPr>
-          <w:lang w:val="en-US"/>
-        </w:rPr>
-        <w:t> </w:t>
+          <w:rFonts w:ascii="Times New Roman" w:hAnsi="Times New Roman" w:cs="Times New Roman"/>
+          <w:lang w:val="en-US"/>
+        </w:rPr>
+        <w:t>includes</w:t>
+      </w:r>
+      <w:r>
+        <w:rPr>
+          <w:rFonts w:ascii="Times New Roman" w:hAnsi="Times New Roman" w:cs="Times New Roman"/>
+          <w:lang w:val="en-US"/>
+        </w:rPr>
+        <w:t xml:space="preserve"> Python with Django, MySQL with </w:t>
+      </w:r>
+      <w:proofErr w:type="spellStart"/>
+      <w:r>
+        <w:rPr>
+          <w:rFonts w:ascii="Times New Roman" w:hAnsi="Times New Roman" w:cs="Times New Roman"/>
+          <w:lang w:val="en-US"/>
+        </w:rPr>
+        <w:t>CleverCloud</w:t>
+      </w:r>
+      <w:proofErr w:type="spellEnd"/>
+      <w:r>
+        <w:rPr>
+          <w:rFonts w:ascii="Times New Roman" w:hAnsi="Times New Roman" w:cs="Times New Roman"/>
+          <w:lang w:val="en-US"/>
+        </w:rPr>
+        <w:t>, HTML, CSS, JavaScript and Bootstrap.</w:t>
+      </w:r>
+      <w:r>
+        <w:rPr>
+          <w:rFonts w:ascii="Times New Roman" w:hAnsi="Times New Roman" w:cs="Times New Roman"/>
+          <w:lang w:val="en-US"/>
+        </w:rPr>
+        <w:t xml:space="preserve"> More details about how these features are implemented can be found in the requirements.doc</w:t>
+      </w:r>
+      <w:r>
+        <w:rPr>
+          <w:rFonts w:ascii="Times New Roman" w:hAnsi="Times New Roman" w:cs="Times New Roman"/>
+          <w:lang w:val="en-US"/>
+        </w:rPr>
+        <w:t>x</w:t>
+      </w:r>
+      <w:r>
+        <w:rPr>
+          <w:rFonts w:ascii="Times New Roman" w:hAnsi="Times New Roman" w:cs="Times New Roman"/>
+          <w:lang w:val="en-US"/>
+        </w:rPr>
+        <w:t>.</w:t>
+      </w:r>
+      <w:r>
+        <w:rPr>
+          <w:rFonts w:ascii="Times New Roman" w:hAnsi="Times New Roman" w:cs="Times New Roman"/>
+          <w:lang w:val="en-US"/>
+        </w:rPr>
+        <w:t xml:space="preserve"> </w:t>
       </w:r>
     </w:p>
     <w:p>
       <w:pPr>
-        <w:pStyle w:val="Heading3"/>
-        <w:rPr>
-          <w:lang w:val="en-US"/>
-        </w:rPr>
-      </w:pPr>
-      <w:bookmarkStart w:id="4" w:name="_Toc223531073"/>
+        <w:rPr>
+          <w:rFonts w:ascii="Times New Roman" w:hAnsi="Times New Roman" w:cs="Times New Roman"/>
+          <w:lang w:val="en-US"/>
+        </w:rPr>
+      </w:pPr>
       <w:r>
         <w:rPr>
-          <w:lang w:val="en-US"/>
-        </w:rPr>
-        <w:t>Out-of-Scope</w:t>
+          <w:rFonts w:ascii="Times New Roman" w:hAnsi="Times New Roman" w:cs="Times New Roman"/>
+          <w:lang w:val="en-US"/>
+        </w:rPr>
+        <w:t xml:space="preserve">The application itself is </w:t>
       </w:r>
-      <w:bookmarkEnd w:id="4"/>
       <w:r>
         <w:rPr>
-          <w:lang w:val="en-US"/>
-        </w:rPr>
-        <w:t> </w:t>
+          <w:rFonts w:ascii="Times New Roman" w:hAnsi="Times New Roman" w:cs="Times New Roman"/>
+          <w:lang w:val="en-US"/>
+        </w:rPr>
+        <w:t>simple</w:t>
+      </w:r>
+      <w:r>
+        <w:rPr>
+          <w:rFonts w:ascii="Times New Roman" w:hAnsi="Times New Roman" w:cs="Times New Roman"/>
+          <w:lang w:val="en-US"/>
+        </w:rPr>
+        <w:t xml:space="preserve"> yet quite big. There </w:t>
+      </w:r>
+      <w:r>
+        <w:rPr>
+          <w:rFonts w:ascii="Times New Roman" w:hAnsi="Times New Roman" w:cs="Times New Roman"/>
+          <w:lang w:val="en-US"/>
+        </w:rPr>
+        <w:t>is</w:t>
+      </w:r>
+      <w:r>
+        <w:rPr>
+          <w:rFonts w:ascii="Times New Roman" w:hAnsi="Times New Roman" w:cs="Times New Roman"/>
+          <w:lang w:val="en-US"/>
+        </w:rPr>
+        <w:t xml:space="preserve"> a total of 13 pages on the website and 5 tables in the database, however the flight table in the database has over 25,000 rows of data. </w:t>
+      </w:r>
+      <w:r>
+        <w:rPr>
+          <w:rFonts w:ascii="Times New Roman" w:hAnsi="Times New Roman" w:cs="Times New Roman"/>
+          <w:lang w:val="en-US"/>
+        </w:rPr>
+        <w:t xml:space="preserve">The project has taken over a month to develop and there are still many improvements that could be made. </w:t>
       </w:r>
     </w:p>
     <w:p>
       <w:pPr>
-        <w:pStyle w:val="Heading2"/>
-        <w:rPr>
-          <w:lang w:val="en-US"/>
-        </w:rPr>
-      </w:pPr>
-      <w:bookmarkStart w:id="5" w:name="_Toc223531074"/>
+        <w:pStyle w:val="Heading1"/>
+        <w:rPr>
+          <w:rFonts w:ascii="Times New Roman" w:hAnsi="Times New Roman" w:cs="Times New Roman"/>
+          <w:lang w:val="en-US"/>
+        </w:rPr>
+      </w:pPr>
+      <w:bookmarkStart w:id="2" w:name="_Toc225434892"/>
       <w:r>
         <w:rPr>
-          <w:lang w:val="en-US"/>
-        </w:rPr>
-        <w:t>Users</w:t>
+          <w:rFonts w:ascii="Times New Roman" w:hAnsi="Times New Roman" w:cs="Times New Roman"/>
+          <w:lang w:val="en-US"/>
+        </w:rPr>
+        <w:t>Project Management</w:t>
       </w:r>
-      <w:bookmarkEnd w:id="5"/>
+      <w:bookmarkEnd w:id="2"/>
+    </w:p>
+    <w:p>
+      <w:pPr>
+        <w:rPr>
+          <w:rFonts w:ascii="Times New Roman" w:hAnsi="Times New Roman" w:cs="Times New Roman"/>
+          <w:lang w:val="en-US"/>
+        </w:rPr>
+      </w:pPr>
       <w:r>
         <w:rPr>
-          <w:lang w:val="en-US"/>
-        </w:rPr>
-        <w:t> </w:t>
+          <w:rFonts w:ascii="Times New Roman" w:hAnsi="Times New Roman" w:cs="Times New Roman"/>
+          <w:lang w:val="en-US"/>
+        </w:rPr>
+        <w:t xml:space="preserve">The project has been planned to a mediocre level with different areas causing different levels of stress. One of the easiest sections was the database as it was taking the database from the previous module. Changes were made to this database, but only to simplify it. Some of the biggest stress was created from Django and </w:t>
+      </w:r>
+      <w:proofErr w:type="spellStart"/>
+      <w:r>
+        <w:rPr>
+          <w:rFonts w:ascii="Times New Roman" w:hAnsi="Times New Roman" w:cs="Times New Roman"/>
+          <w:lang w:val="en-US"/>
+        </w:rPr>
+        <w:t>CleverCloud</w:t>
+      </w:r>
+      <w:proofErr w:type="spellEnd"/>
+      <w:r>
+        <w:rPr>
+          <w:rFonts w:ascii="Times New Roman" w:hAnsi="Times New Roman" w:cs="Times New Roman"/>
+          <w:lang w:val="en-US"/>
+        </w:rPr>
+        <w:t xml:space="preserve">. Because there were over 25,000 rows of data needed in the database, a quick method was needed to create the data </w:t>
+      </w:r>
+      <w:r>
+        <w:rPr>
+          <w:rFonts w:ascii="Times New Roman" w:hAnsi="Times New Roman" w:cs="Times New Roman"/>
+          <w:lang w:val="en-US"/>
+        </w:rPr>
+        <w:t>and</w:t>
+      </w:r>
+      <w:r>
+        <w:rPr>
+          <w:rFonts w:ascii="Times New Roman" w:hAnsi="Times New Roman" w:cs="Times New Roman"/>
+          <w:lang w:val="en-US"/>
+        </w:rPr>
+        <w:t xml:space="preserve"> upload it to </w:t>
+      </w:r>
+      <w:proofErr w:type="spellStart"/>
+      <w:r>
+        <w:rPr>
+          <w:rFonts w:ascii="Times New Roman" w:hAnsi="Times New Roman" w:cs="Times New Roman"/>
+          <w:lang w:val="en-US"/>
+        </w:rPr>
+        <w:t>CleverCloud</w:t>
+      </w:r>
+      <w:proofErr w:type="spellEnd"/>
+      <w:r>
+        <w:rPr>
+          <w:rFonts w:ascii="Times New Roman" w:hAnsi="Times New Roman" w:cs="Times New Roman"/>
+          <w:lang w:val="en-US"/>
+        </w:rPr>
+        <w:t>. To solve this problem, two scripts were created. One to create the flights called “generate_flights.py”, which created a csv file and the second script to upload this csv file called “import_flights.py”.</w:t>
       </w:r>
     </w:p>
     <w:p>
       <w:pPr>
-        <w:pStyle w:val="Heading3"/>
-        <w:rPr>
-          <w:lang w:val="en-US"/>
-        </w:rPr>
-      </w:pPr>
-      <w:bookmarkStart w:id="6" w:name="_Toc223531075"/>
+        <w:pStyle w:val="Heading2"/>
+        <w:rPr>
+          <w:rFonts w:ascii="Times New Roman" w:hAnsi="Times New Roman" w:cs="Times New Roman"/>
+          <w:lang w:val="en-US"/>
+        </w:rPr>
+      </w:pPr>
+      <w:bookmarkStart w:id="3" w:name="_Toc225434893"/>
       <w:r>
         <w:rPr>
-          <w:lang w:val="en-US"/>
-        </w:rPr>
-        <w:t>User Stories</w:t>
+          <w:rFonts w:ascii="Times New Roman" w:hAnsi="Times New Roman" w:cs="Times New Roman"/>
+          <w:lang w:val="en-US"/>
+        </w:rPr>
+        <w:t>GIT</w:t>
       </w:r>
-      <w:bookmarkEnd w:id="6"/>
+      <w:bookmarkEnd w:id="3"/>
+    </w:p>
+    <w:p>
+      <w:pPr>
+        <w:rPr>
+          <w:lang w:val="en-US"/>
+        </w:rPr>
+      </w:pPr>
       <w:r>
         <w:rPr>
           <w:lang w:val="en-US"/>
         </w:rPr>
-        <w:t> </w:t>
+        <w:t>GIT was a very useful tool to keep work safe and have backups. There are over 85 commitments made on accounts, but only the main branch would be used. If it was working in a team, branches would become more useful. However, working solo, it made more sense to stick to one branch, as to not get confused.</w:t>
+      </w:r>
+      <w:r>
+        <w:rPr>
+          <w:lang w:val="en-US"/>
+        </w:rPr>
+        <w:t xml:space="preserve"> Version control was </w:t>
+      </w:r>
+      <w:r>
+        <w:rPr>
+          <w:lang w:val="en-US"/>
+        </w:rPr>
+        <w:lastRenderedPageBreak/>
+        <w:t xml:space="preserve">useful as it allowed tracking of changes over time and if something broke, it could be rolled back. </w:t>
       </w:r>
     </w:p>
     <w:p>
       <w:pPr>
-        <w:pStyle w:val="Heading3"/>
-        <w:rPr>
-          <w:lang w:val="en-US"/>
-        </w:rPr>
-      </w:pPr>
-      <w:bookmarkStart w:id="7" w:name="_Toc223531076"/>
+        <w:pStyle w:val="Heading1"/>
+        <w:rPr>
+          <w:rFonts w:ascii="Times New Roman" w:hAnsi="Times New Roman" w:cs="Times New Roman"/>
+          <w:lang w:val="en-US"/>
+        </w:rPr>
+      </w:pPr>
+      <w:bookmarkStart w:id="4" w:name="_Toc225434894"/>
       <w:r>
         <w:rPr>
-          <w:lang w:val="en-US"/>
-        </w:rPr>
-        <w:t>Use Case</w:t>
+          <w:rFonts w:ascii="Times New Roman" w:hAnsi="Times New Roman" w:cs="Times New Roman"/>
+          <w:lang w:val="en-US"/>
+        </w:rPr>
+        <w:t>Requirement Gathering</w:t>
+      </w:r>
+      <w:bookmarkEnd w:id="4"/>
+    </w:p>
+    <w:p>
+      <w:pPr>
+        <w:pStyle w:val="Heading2"/>
+        <w:rPr>
+          <w:rFonts w:ascii="Times New Roman" w:hAnsi="Times New Roman" w:cs="Times New Roman"/>
+          <w:lang w:val="en-US"/>
+        </w:rPr>
+      </w:pPr>
+      <w:bookmarkStart w:id="5" w:name="_Toc225434895"/>
+      <w:r>
+        <w:rPr>
+          <w:rFonts w:ascii="Times New Roman" w:hAnsi="Times New Roman" w:cs="Times New Roman"/>
+          <w:lang w:val="en-US"/>
+        </w:rPr>
+        <w:t>Requirements Classification</w:t>
+      </w:r>
+      <w:bookmarkEnd w:id="5"/>
+    </w:p>
+    <w:p>
+      <w:pPr>
+        <w:pStyle w:val="Heading1"/>
+        <w:rPr>
+          <w:rFonts w:ascii="Times New Roman" w:hAnsi="Times New Roman" w:cs="Times New Roman"/>
+          <w:lang w:val="en-US"/>
+        </w:rPr>
+      </w:pPr>
+      <w:bookmarkStart w:id="6" w:name="_Toc225434896"/>
+      <w:r>
+        <w:rPr>
+          <w:rFonts w:ascii="Times New Roman" w:hAnsi="Times New Roman" w:cs="Times New Roman"/>
+          <w:lang w:val="en-US"/>
+        </w:rPr>
+        <w:t>Design</w:t>
+      </w:r>
+      <w:bookmarkEnd w:id="6"/>
+    </w:p>
+    <w:p>
+      <w:pPr>
+        <w:pStyle w:val="Heading2"/>
+        <w:rPr>
+          <w:rFonts w:ascii="Times New Roman" w:hAnsi="Times New Roman" w:cs="Times New Roman"/>
+          <w:lang w:val="en-US"/>
+        </w:rPr>
+      </w:pPr>
+      <w:bookmarkStart w:id="7" w:name="_Toc225434897"/>
+      <w:r>
+        <w:rPr>
+          <w:rFonts w:ascii="Times New Roman" w:hAnsi="Times New Roman" w:cs="Times New Roman"/>
+          <w:lang w:val="en-US"/>
+        </w:rPr>
+        <w:t>Prototype Evolution</w:t>
       </w:r>
       <w:bookmarkEnd w:id="7"/>
+    </w:p>
+    <w:p>
+      <w:pPr>
+        <w:pStyle w:val="Heading2"/>
+        <w:rPr>
+          <w:rFonts w:ascii="Times New Roman" w:hAnsi="Times New Roman" w:cs="Times New Roman"/>
+          <w:lang w:val="en-US"/>
+        </w:rPr>
+      </w:pPr>
+      <w:bookmarkStart w:id="8" w:name="_Toc225434898"/>
       <w:r>
         <w:rPr>
-          <w:lang w:val="en-US"/>
-        </w:rPr>
-        <w:t> </w:t>
+          <w:rFonts w:ascii="Times New Roman" w:hAnsi="Times New Roman" w:cs="Times New Roman"/>
+          <w:lang w:val="en-US"/>
+        </w:rPr>
+        <w:t>Design Patterns</w:t>
+      </w:r>
+      <w:bookmarkEnd w:id="8"/>
+    </w:p>
+    <w:p>
+      <w:pPr>
+        <w:pStyle w:val="Heading1"/>
+        <w:rPr>
+          <w:rFonts w:ascii="Times New Roman" w:hAnsi="Times New Roman" w:cs="Times New Roman"/>
+          <w:lang w:val="en-US"/>
+        </w:rPr>
+      </w:pPr>
+      <w:bookmarkStart w:id="9" w:name="_Toc225434899"/>
+      <w:r>
+        <w:rPr>
+          <w:rFonts w:ascii="Times New Roman" w:hAnsi="Times New Roman" w:cs="Times New Roman"/>
+          <w:lang w:val="en-US"/>
+        </w:rPr>
+        <w:t>Testing</w:t>
+      </w:r>
+      <w:bookmarkEnd w:id="9"/>
+    </w:p>
+    <w:p>
+      <w:pPr>
+        <w:pStyle w:val="Heading1"/>
+        <w:rPr>
+          <w:rFonts w:ascii="Times New Roman" w:hAnsi="Times New Roman" w:cs="Times New Roman"/>
+          <w:lang w:val="en-US"/>
+        </w:rPr>
+      </w:pPr>
+      <w:bookmarkStart w:id="10" w:name="_Toc225434900"/>
+      <w:r>
+        <w:rPr>
+          <w:rFonts w:ascii="Times New Roman" w:hAnsi="Times New Roman" w:cs="Times New Roman"/>
+          <w:lang w:val="en-US"/>
+        </w:rPr>
+        <w:t>Security</w:t>
+      </w:r>
+      <w:bookmarkEnd w:id="10"/>
+    </w:p>
+    <w:p>
+      <w:pPr>
+        <w:pStyle w:val="Heading1"/>
+        <w:rPr>
+          <w:rFonts w:ascii="Times New Roman" w:hAnsi="Times New Roman" w:cs="Times New Roman"/>
+          <w:lang w:val="en-US"/>
+        </w:rPr>
+      </w:pPr>
+      <w:bookmarkStart w:id="11" w:name="_Toc225434901"/>
+      <w:r>
+        <w:rPr>
+          <w:rFonts w:ascii="Times New Roman" w:hAnsi="Times New Roman" w:cs="Times New Roman"/>
+          <w:lang w:val="en-US"/>
+        </w:rPr>
+        <w:t>DevOps</w:t>
+      </w:r>
+      <w:bookmarkEnd w:id="11"/>
+    </w:p>
+    <w:p>
+      <w:pPr>
+        <w:pStyle w:val="Heading1"/>
+        <w:rPr>
+          <w:rFonts w:ascii="Times New Roman" w:hAnsi="Times New Roman" w:cs="Times New Roman"/>
+          <w:lang w:val="en-US"/>
+        </w:rPr>
+      </w:pPr>
+      <w:bookmarkStart w:id="12" w:name="_Toc225434902"/>
+      <w:r>
+        <w:rPr>
+          <w:rFonts w:ascii="Times New Roman" w:hAnsi="Times New Roman" w:cs="Times New Roman"/>
+          <w:lang w:val="en-US"/>
+        </w:rPr>
+        <w:t>References</w:t>
+      </w:r>
+      <w:bookmarkEnd w:id="12"/>
+    </w:p>
+    <w:p>
+      <w:pPr>
+        <w:pStyle w:val="Heading1"/>
+        <w:rPr>
+          <w:rFonts w:ascii="Times New Roman" w:hAnsi="Times New Roman" w:cs="Times New Roman"/>
+          <w:lang w:val="en-US"/>
+        </w:rPr>
+      </w:pPr>
+      <w:r>
+        <w:rPr>
+          <w:rFonts w:ascii="Times New Roman" w:hAnsi="Times New Roman" w:cs="Times New Roman"/>
+          <w:lang w:val="en-US"/>
+        </w:rPr>
+        <w:t>Appendices</w:t>
       </w:r>
     </w:p>
     <w:p>
       <w:pPr>
-        <w:pStyle w:val="Heading2"/>
-        <w:rPr>
-          <w:lang w:val="en-US"/>
-        </w:rPr>
-      </w:pPr>
-      <w:bookmarkStart w:id="8" w:name="_Toc223531077"/>
+        <w:pStyle w:val="Title"/>
+        <w:jc w:val="center"/>
+        <w:rPr>
+          <w:rFonts w:ascii="Times New Roman" w:hAnsi="Times New Roman" w:cs="Times New Roman"/>
+        </w:rPr>
+      </w:pPr>
       <w:r>
         <w:rPr>
-          <w:lang w:val="en-US"/>
-        </w:rPr>
-        <w:t>Abbreviations</w:t>
-      </w:r>
-      <w:bookmarkEnd w:id="8"/>
-      <w:r>
-        <w:rPr>
-          <w:lang w:val="en-US"/>
-        </w:rPr>
-        <w:t> </w:t>
+          <w:rFonts w:ascii="Times New Roman" w:hAnsi="Times New Roman" w:cs="Times New Roman"/>
+        </w:rPr>
+        <w:t>Appendix A</w:t>
       </w:r>
     </w:p>
     <w:p>
       <w:pPr>
-        <w:pStyle w:val="Heading3"/>
-        <w:rPr>
-          <w:lang w:val="en-US"/>
-        </w:rPr>
-      </w:pPr>
-      <w:bookmarkStart w:id="9" w:name="_Toc223531078"/>
+        <w:rPr>
+          <w:rFonts w:ascii="Times New Roman" w:hAnsi="Times New Roman" w:cs="Times New Roman"/>
+        </w:rPr>
+      </w:pPr>
       <w:r>
         <w:rPr>
-          <w:lang w:val="en-US"/>
-        </w:rPr>
-        <w:t>Priority Grading System</w:t>
-      </w:r>
-      <w:bookmarkEnd w:id="9"/>
-      <w:r>
-        <w:rPr>
-          <w:lang w:val="en-US"/>
-        </w:rPr>
-        <w:t> </w:t>
+          <w:rFonts w:ascii="Times New Roman" w:hAnsi="Times New Roman" w:cs="Times New Roman"/>
+        </w:rPr>
+        <w:t>Example text</w:t>
       </w:r>
     </w:p>
     <w:p>
       <w:pPr>
-        <w:pStyle w:val="Heading1"/>
-        <w:rPr>
-          <w:lang w:val="en-US"/>
-        </w:rPr>
-      </w:pPr>
-      <w:bookmarkStart w:id="10" w:name="_Toc223531079"/>
-      <w:r>
-        <w:rPr>
-          <w:lang w:val="en-US"/>
-        </w:rPr>
-        <w:t>Project Overview</w:t>
-      </w:r>
-      <w:bookmarkEnd w:id="10"/>
-      <w:r>
-        <w:rPr>
-          <w:lang w:val="en-US"/>
-        </w:rPr>
-        <w:t> </w:t>
-      </w:r>
-    </w:p>
-    <w:p>
-      <w:pPr>
-        <w:pStyle w:val="Heading2"/>
-        <w:rPr>
-          <w:lang w:val="en-US"/>
-        </w:rPr>
-      </w:pPr>
-      <w:bookmarkStart w:id="11" w:name="_Toc223531080"/>
-      <w:r>
-        <w:rPr>
-          <w:lang w:val="en-US"/>
-        </w:rPr>
-        <w:t>Constraints</w:t>
-      </w:r>
-      <w:bookmarkEnd w:id="11"/>
-      <w:r>
-        <w:rPr>
-          <w:lang w:val="en-US"/>
-        </w:rPr>
-        <w:t> </w:t>
-      </w:r>
-    </w:p>
-    <w:p>
-      <w:pPr>
-        <w:pStyle w:val="Heading2"/>
-        <w:rPr>
-          <w:lang w:val="en-US"/>
-        </w:rPr>
-      </w:pPr>
-      <w:bookmarkStart w:id="12" w:name="_Toc223531081"/>
-      <w:r>
-        <w:rPr>
-          <w:lang w:val="en-US"/>
-        </w:rPr>
-        <w:t>System Architecture</w:t>
-      </w:r>
-      <w:bookmarkEnd w:id="12"/>
-      <w:r>
-        <w:rPr>
-          <w:lang w:val="en-US"/>
-        </w:rPr>
-        <w:t>  </w:t>
-      </w:r>
-    </w:p>
-    <w:p>
-      <w:pPr>
-        <w:pStyle w:val="Heading3"/>
-        <w:rPr>
-          <w:lang w:val="en-US"/>
-        </w:rPr>
-      </w:pPr>
-      <w:bookmarkStart w:id="13" w:name="_Toc223531082"/>
-      <w:r>
-        <w:rPr>
-          <w:lang w:val="en-US"/>
-        </w:rPr>
-        <w:t>Overview</w:t>
-      </w:r>
-      <w:bookmarkEnd w:id="13"/>
-      <w:r>
-        <w:rPr>
-          <w:lang w:val="en-US"/>
-        </w:rPr>
-        <w:t> </w:t>
-      </w:r>
-    </w:p>
-    <w:p>
-      <w:pPr>
-        <w:pStyle w:val="Heading3"/>
-        <w:rPr>
-          <w:lang w:val="en-US"/>
-        </w:rPr>
-      </w:pPr>
-      <w:bookmarkStart w:id="14" w:name="_Toc223531083"/>
-      <w:r>
-        <w:rPr>
-          <w:lang w:val="en-US"/>
-        </w:rPr>
-        <w:t>Components</w:t>
-      </w:r>
-      <w:bookmarkEnd w:id="14"/>
-      <w:r>
-        <w:rPr>
-          <w:lang w:val="en-US"/>
-        </w:rPr>
-        <w:t> </w:t>
-      </w:r>
-    </w:p>
-    <w:p>
-      <w:pPr>
-        <w:pStyle w:val="Heading3"/>
-        <w:rPr>
-          <w:lang w:val="en-US"/>
-        </w:rPr>
-      </w:pPr>
-      <w:bookmarkStart w:id="15" w:name="_Toc223531084"/>
-      <w:r>
-        <w:rPr>
-          <w:lang w:val="en-US"/>
-        </w:rPr>
-        <w:t>Interfaces</w:t>
-      </w:r>
-      <w:bookmarkEnd w:id="15"/>
-      <w:r>
-        <w:rPr>
-          <w:lang w:val="en-US"/>
-        </w:rPr>
-        <w:t> </w:t>
-      </w:r>
-    </w:p>
-    <w:p>
-      <w:pPr>
-        <w:pStyle w:val="Heading3"/>
-        <w:rPr>
-          <w:lang w:val="en-US"/>
-        </w:rPr>
-      </w:pPr>
-      <w:bookmarkStart w:id="16" w:name="_Toc223531085"/>
-      <w:r>
-        <w:rPr>
-          <w:lang w:val="en-US"/>
-        </w:rPr>
-        <w:t>Data Flow</w:t>
-      </w:r>
-      <w:bookmarkEnd w:id="16"/>
-      <w:r>
-        <w:rPr>
-          <w:lang w:val="en-US"/>
-        </w:rPr>
-        <w:t> </w:t>
-      </w:r>
-    </w:p>
-    <w:p>
-      <w:pPr>
-        <w:pStyle w:val="Heading3"/>
-        <w:rPr>
-          <w:lang w:val="en-US"/>
-        </w:rPr>
-      </w:pPr>
-      <w:bookmarkStart w:id="17" w:name="_Toc223531086"/>
-      <w:r>
-        <w:rPr>
-          <w:lang w:val="en-US"/>
-        </w:rPr>
-        <w:t>CRC Diagram</w:t>
-      </w:r>
-      <w:bookmarkEnd w:id="17"/>
-      <w:r>
-        <w:rPr>
-          <w:lang w:val="en-US"/>
-        </w:rPr>
-        <w:t> </w:t>
-      </w:r>
-    </w:p>
-    <w:p>
-      <w:pPr>
-        <w:pStyle w:val="Heading2"/>
-        <w:rPr>
-          <w:lang w:val="en-US"/>
-        </w:rPr>
-      </w:pPr>
-      <w:bookmarkStart w:id="18" w:name="_Toc223531087"/>
-      <w:r>
-        <w:rPr>
-          <w:lang w:val="en-US"/>
-        </w:rPr>
-        <w:t>Functional Requirements</w:t>
-      </w:r>
-      <w:bookmarkEnd w:id="18"/>
-      <w:r>
-        <w:rPr>
-          <w:lang w:val="en-US"/>
-        </w:rPr>
-        <w:t> </w:t>
-      </w:r>
-    </w:p>
-    <w:p>
-      <w:pPr>
-        <w:pStyle w:val="Heading3"/>
-        <w:rPr>
-          <w:lang w:val="en-US"/>
-        </w:rPr>
-      </w:pPr>
-      <w:bookmarkStart w:id="19" w:name="_Toc223531088"/>
-      <w:r>
-        <w:rPr>
-          <w:lang w:val="en-US"/>
-        </w:rPr>
-        <w:t>Character Management</w:t>
-      </w:r>
-      <w:bookmarkEnd w:id="19"/>
-      <w:r>
-        <w:rPr>
-          <w:lang w:val="en-US"/>
-        </w:rPr>
-        <w:t> </w:t>
-      </w:r>
-    </w:p>
-    <w:p>
-      <w:pPr>
-        <w:pStyle w:val="Heading3"/>
-        <w:rPr>
-          <w:lang w:val="en-US"/>
-        </w:rPr>
-      </w:pPr>
-      <w:bookmarkStart w:id="20" w:name="_Toc223531089"/>
-      <w:r>
-        <w:rPr>
-          <w:lang w:val="en-US"/>
-        </w:rPr>
-        <w:t>Universe Management</w:t>
-      </w:r>
-      <w:bookmarkEnd w:id="20"/>
-      <w:r>
-        <w:rPr>
-          <w:lang w:val="en-US"/>
-        </w:rPr>
-        <w:t> </w:t>
-      </w:r>
-    </w:p>
-    <w:p>
-      <w:pPr>
-        <w:pStyle w:val="Heading3"/>
-        <w:rPr>
-          <w:lang w:val="en-US"/>
-        </w:rPr>
-      </w:pPr>
-      <w:bookmarkStart w:id="21" w:name="_Toc223531090"/>
-      <w:r>
-        <w:rPr>
-          <w:lang w:val="en-US"/>
-        </w:rPr>
-        <w:t>Chapter Management</w:t>
-      </w:r>
-      <w:bookmarkEnd w:id="21"/>
-      <w:r>
-        <w:rPr>
-          <w:lang w:val="en-US"/>
-        </w:rPr>
-        <w:t> </w:t>
-      </w:r>
-    </w:p>
-    <w:p>
-      <w:pPr>
-        <w:pStyle w:val="Heading3"/>
-        <w:rPr>
-          <w:lang w:val="en-US"/>
-        </w:rPr>
-      </w:pPr>
-      <w:bookmarkStart w:id="22" w:name="_Toc223531091"/>
-      <w:r>
-        <w:rPr>
-          <w:lang w:val="en-US"/>
-        </w:rPr>
-        <w:t>Table Management</w:t>
-      </w:r>
-      <w:bookmarkEnd w:id="22"/>
-      <w:r>
-        <w:rPr>
-          <w:lang w:val="en-US"/>
-        </w:rPr>
-        <w:t> </w:t>
-      </w:r>
-    </w:p>
-    <w:p>
-      <w:pPr>
-        <w:pStyle w:val="Heading3"/>
-        <w:rPr>
-          <w:lang w:val="en-US"/>
-        </w:rPr>
-      </w:pPr>
-      <w:bookmarkStart w:id="23" w:name="_Toc223531092"/>
-      <w:r>
-        <w:rPr>
-          <w:lang w:val="en-US"/>
-        </w:rPr>
-        <w:lastRenderedPageBreak/>
-        <w:t>Login Page</w:t>
-      </w:r>
-      <w:bookmarkEnd w:id="23"/>
-      <w:r>
-        <w:rPr>
-          <w:lang w:val="en-US"/>
-        </w:rPr>
-        <w:t> </w:t>
-      </w:r>
-    </w:p>
-    <w:p>
-      <w:pPr>
-        <w:pStyle w:val="Heading3"/>
-        <w:rPr>
-          <w:lang w:val="en-US"/>
-        </w:rPr>
-      </w:pPr>
-      <w:bookmarkStart w:id="24" w:name="_Toc223531093"/>
-      <w:r>
-        <w:rPr>
-          <w:lang w:val="en-US"/>
-        </w:rPr>
-        <w:t>Register Page</w:t>
-      </w:r>
-      <w:bookmarkEnd w:id="24"/>
-      <w:r>
-        <w:rPr>
-          <w:lang w:val="en-US"/>
-        </w:rPr>
-        <w:t> </w:t>
-      </w:r>
-    </w:p>
-    <w:p>
-      <w:pPr>
-        <w:pStyle w:val="Heading3"/>
-        <w:rPr>
-          <w:lang w:val="en-US"/>
-        </w:rPr>
-      </w:pPr>
-      <w:bookmarkStart w:id="25" w:name="_Toc223531094"/>
-      <w:r>
-        <w:rPr>
-          <w:lang w:val="en-US"/>
-        </w:rPr>
-        <w:t>Database</w:t>
-      </w:r>
-      <w:bookmarkEnd w:id="25"/>
-      <w:r>
-        <w:rPr>
-          <w:lang w:val="en-US"/>
-        </w:rPr>
-        <w:t> </w:t>
-      </w:r>
-    </w:p>
-    <w:p>
-      <w:pPr>
-        <w:pStyle w:val="Heading3"/>
-        <w:rPr>
-          <w:lang w:val="en-US"/>
-        </w:rPr>
-      </w:pPr>
-      <w:bookmarkStart w:id="26" w:name="_Toc223531095"/>
-      <w:r>
-        <w:rPr>
-          <w:lang w:val="en-US"/>
-        </w:rPr>
-        <w:t>Admin Page</w:t>
-      </w:r>
-      <w:bookmarkEnd w:id="26"/>
-      <w:r>
-        <w:rPr>
-          <w:lang w:val="en-US"/>
-        </w:rPr>
-        <w:t> </w:t>
-      </w:r>
-    </w:p>
-    <w:p>
-      <w:pPr>
-        <w:pStyle w:val="Heading3"/>
-        <w:rPr>
-          <w:lang w:val="en-US"/>
-        </w:rPr>
-      </w:pPr>
-      <w:bookmarkStart w:id="27" w:name="_Toc223531096"/>
-      <w:r>
-        <w:rPr>
-          <w:lang w:val="en-US"/>
-        </w:rPr>
-        <w:t>Homepage</w:t>
-      </w:r>
-      <w:bookmarkEnd w:id="27"/>
-      <w:r>
-        <w:rPr>
-          <w:lang w:val="en-US"/>
-        </w:rPr>
-        <w:t> </w:t>
-      </w:r>
-    </w:p>
-    <w:p>
-      <w:pPr>
-        <w:pStyle w:val="Heading3"/>
-        <w:rPr>
-          <w:lang w:val="en-US"/>
-        </w:rPr>
-      </w:pPr>
-      <w:bookmarkStart w:id="28" w:name="_Toc223531097"/>
-      <w:r>
-        <w:rPr>
-          <w:lang w:val="en-US"/>
-        </w:rPr>
-        <w:t>Profile Page</w:t>
-      </w:r>
-      <w:bookmarkEnd w:id="28"/>
-      <w:r>
-        <w:rPr>
-          <w:lang w:val="en-US"/>
-        </w:rPr>
-        <w:t> </w:t>
-      </w:r>
-    </w:p>
-    <w:p>
-      <w:pPr>
-        <w:pStyle w:val="Heading3"/>
-        <w:rPr>
-          <w:lang w:val="en-US"/>
-        </w:rPr>
-      </w:pPr>
-      <w:bookmarkStart w:id="29" w:name="_Toc223531098"/>
-      <w:r>
-        <w:rPr>
-          <w:lang w:val="en-US"/>
-        </w:rPr>
-        <w:t>User Experience</w:t>
-      </w:r>
-      <w:bookmarkEnd w:id="29"/>
-      <w:r>
-        <w:rPr>
-          <w:lang w:val="en-US"/>
-        </w:rPr>
-        <w:t> </w:t>
-      </w:r>
-    </w:p>
-    <w:p>
-      <w:pPr>
-        <w:pStyle w:val="Heading2"/>
-        <w:rPr>
-          <w:lang w:val="en-US"/>
-        </w:rPr>
-      </w:pPr>
-      <w:bookmarkStart w:id="30" w:name="_Toc223531099"/>
-      <w:r>
-        <w:rPr>
-          <w:lang w:val="en-US"/>
-        </w:rPr>
-        <w:t>Non-Functional Requirements</w:t>
-      </w:r>
-      <w:bookmarkEnd w:id="30"/>
-      <w:r>
-        <w:rPr>
-          <w:lang w:val="en-US"/>
-        </w:rPr>
-        <w:t> </w:t>
-      </w:r>
+        <w:rPr>
+          <w:rFonts w:ascii="Times New Roman" w:hAnsi="Times New Roman" w:cs="Times New Roman"/>
+          <w:lang w:val="en-US"/>
+        </w:rPr>
+      </w:pPr>
     </w:p>
     <w:sectPr>
       <w:pgSz w:w="11906" w:h="16838"/>
@@ -3444,7 +2328,7 @@
 </file>
 
 <file path=word/numbering.xml><?xml version="1.0" encoding="utf-8"?>
-<w:numbering xmlns:wpc="http://schemas.microsoft.com/office/word/2010/wordprocessingCanvas" xmlns:cx="http://schemas.microsoft.com/office/drawing/2014/chartex" xmlns:cx1="http://schemas.microsoft.com/office/drawing/2015/9/8/chartex" xmlns:cx2="http://schemas.microsoft.com/office/drawing/2015/10/21/chartex" xmlns:cx3="http://schemas.microsoft.com/office/drawing/2016/5/9/chartex" xmlns:cx4="http://schemas.microsoft.com/office/drawing/2016/5/10/chartex" xmlns:cx5="http://schemas.microsoft.com/office/drawing/2016/5/11/chartex" xmlns:cx6="http://schemas.microsoft.com/office/drawing/2016/5/12/chartex" xmlns:cx7="http://schemas.microsoft.com/office/drawing/2016/5/13/chartex" xmlns:cx8="http://schemas.microsoft.com/office/drawing/2016/5/14/chartex" xmlns:mc="http://schemas.openxmlformats.org/markup-compatibility/2006" xmlns:aink="http://schemas.microsoft.com/office/drawing/2016/ink" xmlns:am3d="http://schemas.microsoft.com/office/drawing/2017/model3d" xmlns:o="urn:schemas-microsoft-com:office:office" xmlns:oel="http://schemas.microsoft.com/office/2019/extlst" xmlns:r="http://schemas.openxmlformats.org/officeDocument/2006/relationships" xmlns:m="http://schemas.openxmlformats.org/officeDocument/2006/math" xmlns:v="urn:schemas-microsoft-com:vml" xmlns:wp14="http://schemas.microsoft.com/office/word/2010/wordprocessingDrawing" xmlns:wp="http://schemas.openxmlformats.org/drawingml/2006/wordprocessingDrawing" xmlns:w10="urn:schemas-microsoft-com:office:word" xmlns:w="http://schemas.openxmlformats.org/wordprocessingml/2006/main" xmlns:w14="http://schemas.microsoft.com/office/word/2010/wordml" xmlns:w15="http://schemas.microsoft.com/office/word/2012/wordml" xmlns:w16cex="http://schemas.microsoft.com/office/word/2018/wordml/cex" xmlns:w16cid="http://schemas.microsoft.com/office/word/2016/wordml/cid" xmlns:w16="http://schemas.microsoft.com/office/word/2018/wordml" xmlns:w16du="http://schemas.microsoft.com/office/word/2023/wordml/word16du" xmlns:w16sdtdh="http://schemas.microsoft.com/office/word/2020/wordml/sdtdatahash" xmlns:w16se="http://schemas.microsoft.com/office/word/2015/wordml/symex" xmlns:wpg="http://schemas.microsoft.com/office/word/2010/wordprocessingGroup" xmlns:wpi="http://schemas.microsoft.com/office/word/2010/wordprocessingInk" xmlns:wne="http://schemas.microsoft.com/office/word/2006/wordml" xmlns:wps="http://schemas.microsoft.com/office/word/2010/wordprocessingShape" mc:Ignorable="w14 w15 w16se w16cid w16 w16cex w16sdtdh w16du wp14">
+<w:numbering xmlns:wpc="http://schemas.microsoft.com/office/word/2010/wordprocessingCanvas" xmlns:cx="http://schemas.microsoft.com/office/drawing/2014/chartex" xmlns:cx1="http://schemas.microsoft.com/office/drawing/2015/9/8/chartex" xmlns:cx2="http://schemas.microsoft.com/office/drawing/2015/10/21/chartex" xmlns:cx3="http://schemas.microsoft.com/office/drawing/2016/5/9/chartex" xmlns:cx4="http://schemas.microsoft.com/office/drawing/2016/5/10/chartex" xmlns:cx5="http://schemas.microsoft.com/office/drawing/2016/5/11/chartex" xmlns:cx6="http://schemas.microsoft.com/office/drawing/2016/5/12/chartex" xmlns:cx7="http://schemas.microsoft.com/office/drawing/2016/5/13/chartex" xmlns:cx8="http://schemas.microsoft.com/office/drawing/2016/5/14/chartex" xmlns:mc="http://schemas.openxmlformats.org/markup-compatibility/2006" xmlns:aink="http://schemas.microsoft.com/office/drawing/2016/ink" xmlns:am3d="http://schemas.microsoft.com/office/drawing/2017/model3d" xmlns:o="urn:schemas-microsoft-com:office:office" xmlns:oel="http://schemas.microsoft.com/office/2019/extlst" xmlns:r="http://schemas.openxmlformats.org/officeDocument/2006/relationships" xmlns:m="http://schemas.openxmlformats.org/officeDocument/2006/math" xmlns:v="urn:schemas-microsoft-com:vml" xmlns:wp14="http://schemas.microsoft.com/office/word/2010/wordprocessingDrawing" xmlns:wp="http://schemas.openxmlformats.org/drawingml/2006/wordprocessingDrawing" xmlns:w10="urn:schemas-microsoft-com:office:word" xmlns:w="http://schemas.openxmlformats.org/wordprocessingml/2006/main" xmlns:w14="http://schemas.microsoft.com/office/word/2010/wordml" xmlns:w15="http://schemas.microsoft.com/office/word/2012/wordml" xmlns:w16cex="http://schemas.microsoft.com/office/word/2018/wordml/cex" xmlns:w16cid="http://schemas.microsoft.com/office/word/2016/wordml/cid" xmlns:w16="http://schemas.microsoft.com/office/word/2018/wordml" xmlns:w16du="http://schemas.microsoft.com/office/word/2023/wordml/word16du" xmlns:w16sdtdh="http://schemas.microsoft.com/office/word/2020/wordml/sdtdatahash" xmlns:w16sdtfl="http://schemas.microsoft.com/office/word/2024/wordml/sdtformatlock" xmlns:w16se="http://schemas.microsoft.com/office/word/2015/wordml/symex" xmlns:wpg="http://schemas.microsoft.com/office/word/2010/wordprocessingGroup" xmlns:wpi="http://schemas.microsoft.com/office/word/2010/wordprocessingInk" xmlns:wne="http://schemas.microsoft.com/office/word/2006/wordml" xmlns:wps="http://schemas.microsoft.com/office/word/2010/wordprocessingShape" mc:Ignorable="w14 w15 w16se w16cid w16 w16cex w16sdtdh w16sdtfl w16du wp14">
   <w:abstractNum w:abstractNumId="0" w15:restartNumberingAfterBreak="0">
     <w:nsid w:val="01DE4D52"/>
     <w:multiLevelType w:val="multilevel"/>
@@ -5706,6 +4590,124 @@
     </w:lvl>
   </w:abstractNum>
   <w:abstractNum w:abstractNumId="20" w15:restartNumberingAfterBreak="0">
+    <w:nsid w:val="45B03F6D"/>
+    <w:multiLevelType w:val="multilevel"/>
+    <w:tmpl w:val="2D9E70C2"/>
+    <w:lvl w:ilvl="0">
+      <w:start w:val="1"/>
+      <w:numFmt w:val="decimal"/>
+      <w:pStyle w:val="Heading1"/>
+      <w:lvlText w:val="%1."/>
+      <w:lvlJc w:val="left"/>
+      <w:pPr>
+        <w:ind w:left="360" w:hanging="360"/>
+      </w:pPr>
+      <w:rPr>
+        <w:rFonts w:hint="default"/>
+      </w:rPr>
+    </w:lvl>
+    <w:lvl w:ilvl="1">
+      <w:start w:val="1"/>
+      <w:numFmt w:val="decimal"/>
+      <w:pStyle w:val="Heading2"/>
+      <w:suff w:val="space"/>
+      <w:lvlText w:val="%1.%2"/>
+      <w:lvlJc w:val="left"/>
+      <w:pPr>
+        <w:ind w:left="380" w:firstLine="0"/>
+      </w:pPr>
+      <w:rPr>
+        <w:rFonts w:hint="default"/>
+      </w:rPr>
+    </w:lvl>
+    <w:lvl w:ilvl="2">
+      <w:start w:val="1"/>
+      <w:numFmt w:val="decimal"/>
+      <w:pStyle w:val="Heading3"/>
+      <w:suff w:val="space"/>
+      <w:lvlText w:val="%1.%2.%3"/>
+      <w:lvlJc w:val="left"/>
+      <w:pPr>
+        <w:ind w:left="760" w:firstLine="0"/>
+      </w:pPr>
+      <w:rPr>
+        <w:rFonts w:hint="default"/>
+      </w:rPr>
+    </w:lvl>
+    <w:lvl w:ilvl="3">
+      <w:start w:val="1"/>
+      <w:numFmt w:val="decimal"/>
+      <w:lvlText w:val="(%4)"/>
+      <w:lvlJc w:val="left"/>
+      <w:pPr>
+        <w:ind w:left="1440" w:hanging="360"/>
+      </w:pPr>
+      <w:rPr>
+        <w:rFonts w:hint="default"/>
+      </w:rPr>
+    </w:lvl>
+    <w:lvl w:ilvl="4">
+      <w:start w:val="1"/>
+      <w:numFmt w:val="lowerLetter"/>
+      <w:lvlText w:val="(%5)"/>
+      <w:lvlJc w:val="left"/>
+      <w:pPr>
+        <w:ind w:left="1800" w:hanging="360"/>
+      </w:pPr>
+      <w:rPr>
+        <w:rFonts w:hint="default"/>
+      </w:rPr>
+    </w:lvl>
+    <w:lvl w:ilvl="5">
+      <w:start w:val="1"/>
+      <w:numFmt w:val="lowerRoman"/>
+      <w:lvlText w:val="(%6)"/>
+      <w:lvlJc w:val="left"/>
+      <w:pPr>
+        <w:ind w:left="2160" w:hanging="360"/>
+      </w:pPr>
+      <w:rPr>
+        <w:rFonts w:hint="default"/>
+      </w:rPr>
+    </w:lvl>
+    <w:lvl w:ilvl="6">
+      <w:start w:val="1"/>
+      <w:numFmt w:val="decimal"/>
+      <w:lvlText w:val="%7."/>
+      <w:lvlJc w:val="left"/>
+      <w:pPr>
+        <w:ind w:left="2520" w:hanging="360"/>
+      </w:pPr>
+      <w:rPr>
+        <w:rFonts w:hint="default"/>
+      </w:rPr>
+    </w:lvl>
+    <w:lvl w:ilvl="7">
+      <w:start w:val="1"/>
+      <w:numFmt w:val="lowerLetter"/>
+      <w:lvlText w:val="%8."/>
+      <w:lvlJc w:val="left"/>
+      <w:pPr>
+        <w:ind w:left="2880" w:hanging="360"/>
+      </w:pPr>
+      <w:rPr>
+        <w:rFonts w:hint="default"/>
+      </w:rPr>
+    </w:lvl>
+    <w:lvl w:ilvl="8">
+      <w:start w:val="1"/>
+      <w:numFmt w:val="lowerRoman"/>
+      <w:lvlText w:val="%9."/>
+      <w:lvlJc w:val="left"/>
+      <w:pPr>
+        <w:ind w:left="3240" w:hanging="360"/>
+      </w:pPr>
+      <w:rPr>
+        <w:rFonts w:hint="default"/>
+      </w:rPr>
+    </w:lvl>
+  </w:abstractNum>
+  <w:abstractNum w:abstractNumId="21" w15:restartNumberingAfterBreak="0">
     <w:nsid w:val="46FC74AB"/>
     <w:multiLevelType w:val="multilevel"/>
     <w:tmpl w:val="F0E8841A"/>
@@ -5821,7 +4823,7 @@
       </w:rPr>
     </w:lvl>
   </w:abstractNum>
-  <w:abstractNum w:abstractNumId="21" w15:restartNumberingAfterBreak="0">
+  <w:abstractNum w:abstractNumId="22" w15:restartNumberingAfterBreak="0">
     <w:nsid w:val="480E78AD"/>
     <w:multiLevelType w:val="multilevel"/>
     <w:tmpl w:val="AFA28120"/>
@@ -5934,7 +4936,7 @@
       </w:pPr>
     </w:lvl>
   </w:abstractNum>
-  <w:abstractNum w:abstractNumId="22" w15:restartNumberingAfterBreak="0">
+  <w:abstractNum w:abstractNumId="23" w15:restartNumberingAfterBreak="0">
     <w:nsid w:val="48D71F02"/>
     <w:multiLevelType w:val="multilevel"/>
     <w:tmpl w:val="5258819A"/>
@@ -6047,7 +5049,7 @@
       </w:rPr>
     </w:lvl>
   </w:abstractNum>
-  <w:abstractNum w:abstractNumId="23" w15:restartNumberingAfterBreak="0">
+  <w:abstractNum w:abstractNumId="24" w15:restartNumberingAfterBreak="0">
     <w:nsid w:val="49C37813"/>
     <w:multiLevelType w:val="multilevel"/>
     <w:tmpl w:val="36E0B308"/>
@@ -6160,7 +5162,7 @@
       </w:rPr>
     </w:lvl>
   </w:abstractNum>
-  <w:abstractNum w:abstractNumId="24" w15:restartNumberingAfterBreak="0">
+  <w:abstractNum w:abstractNumId="25" w15:restartNumberingAfterBreak="0">
     <w:nsid w:val="4E3D3B45"/>
     <w:multiLevelType w:val="multilevel"/>
     <w:tmpl w:val="1F6A8D0A"/>
@@ -6273,7 +5275,7 @@
       </w:pPr>
     </w:lvl>
   </w:abstractNum>
-  <w:abstractNum w:abstractNumId="25" w15:restartNumberingAfterBreak="0">
+  <w:abstractNum w:abstractNumId="26" w15:restartNumberingAfterBreak="0">
     <w:nsid w:val="4F704A03"/>
     <w:multiLevelType w:val="multilevel"/>
     <w:tmpl w:val="3EFCDB28"/>
@@ -6386,7 +5388,7 @@
       </w:pPr>
     </w:lvl>
   </w:abstractNum>
-  <w:abstractNum w:abstractNumId="26" w15:restartNumberingAfterBreak="0">
+  <w:abstractNum w:abstractNumId="27" w15:restartNumberingAfterBreak="0">
     <w:nsid w:val="501F793B"/>
     <w:multiLevelType w:val="multilevel"/>
     <w:tmpl w:val="61C402FE"/>
@@ -6499,7 +5501,7 @@
       </w:pPr>
     </w:lvl>
   </w:abstractNum>
-  <w:abstractNum w:abstractNumId="27" w15:restartNumberingAfterBreak="0">
+  <w:abstractNum w:abstractNumId="28" w15:restartNumberingAfterBreak="0">
     <w:nsid w:val="50D70B9B"/>
     <w:multiLevelType w:val="multilevel"/>
     <w:tmpl w:val="E2161060"/>
@@ -6612,7 +5614,7 @@
       </w:pPr>
     </w:lvl>
   </w:abstractNum>
-  <w:abstractNum w:abstractNumId="28" w15:restartNumberingAfterBreak="0">
+  <w:abstractNum w:abstractNumId="29" w15:restartNumberingAfterBreak="0">
     <w:nsid w:val="56F11E3D"/>
     <w:multiLevelType w:val="multilevel"/>
     <w:tmpl w:val="9DA407B6"/>
@@ -6725,7 +5727,7 @@
       </w:pPr>
     </w:lvl>
   </w:abstractNum>
-  <w:abstractNum w:abstractNumId="29" w15:restartNumberingAfterBreak="0">
+  <w:abstractNum w:abstractNumId="30" w15:restartNumberingAfterBreak="0">
     <w:nsid w:val="5A926BAF"/>
     <w:multiLevelType w:val="multilevel"/>
     <w:tmpl w:val="BE624494"/>
@@ -6838,7 +5840,7 @@
       </w:pPr>
     </w:lvl>
   </w:abstractNum>
-  <w:abstractNum w:abstractNumId="30" w15:restartNumberingAfterBreak="0">
+  <w:abstractNum w:abstractNumId="31" w15:restartNumberingAfterBreak="0">
     <w:nsid w:val="5EDC59A5"/>
     <w:multiLevelType w:val="multilevel"/>
     <w:tmpl w:val="8AE4DB5E"/>
@@ -6951,7 +5953,7 @@
       </w:pPr>
     </w:lvl>
   </w:abstractNum>
-  <w:abstractNum w:abstractNumId="31" w15:restartNumberingAfterBreak="0">
+  <w:abstractNum w:abstractNumId="32" w15:restartNumberingAfterBreak="0">
     <w:nsid w:val="67230417"/>
     <w:multiLevelType w:val="multilevel"/>
     <w:tmpl w:val="4EBE4BAE"/>
@@ -7064,7 +6066,7 @@
       </w:pPr>
     </w:lvl>
   </w:abstractNum>
-  <w:abstractNum w:abstractNumId="32" w15:restartNumberingAfterBreak="0">
+  <w:abstractNum w:abstractNumId="33" w15:restartNumberingAfterBreak="0">
     <w:nsid w:val="67957C11"/>
     <w:multiLevelType w:val="multilevel"/>
     <w:tmpl w:val="B96AAC84"/>
@@ -7177,7 +6179,7 @@
       </w:pPr>
     </w:lvl>
   </w:abstractNum>
-  <w:abstractNum w:abstractNumId="33" w15:restartNumberingAfterBreak="0">
+  <w:abstractNum w:abstractNumId="34" w15:restartNumberingAfterBreak="0">
     <w:nsid w:val="692F7524"/>
     <w:multiLevelType w:val="multilevel"/>
     <w:tmpl w:val="6152F030"/>
@@ -7290,7 +6292,7 @@
       </w:pPr>
     </w:lvl>
   </w:abstractNum>
-  <w:abstractNum w:abstractNumId="34" w15:restartNumberingAfterBreak="0">
+  <w:abstractNum w:abstractNumId="35" w15:restartNumberingAfterBreak="0">
     <w:nsid w:val="69523D2C"/>
     <w:multiLevelType w:val="multilevel"/>
     <w:tmpl w:val="E91206EE"/>
@@ -7403,7 +6405,7 @@
       </w:pPr>
     </w:lvl>
   </w:abstractNum>
-  <w:abstractNum w:abstractNumId="35" w15:restartNumberingAfterBreak="0">
+  <w:abstractNum w:abstractNumId="36" w15:restartNumberingAfterBreak="0">
     <w:nsid w:val="6ABC72CD"/>
     <w:multiLevelType w:val="multilevel"/>
     <w:tmpl w:val="F5EC0A82"/>
@@ -7516,14 +6518,13 @@
       </w:rPr>
     </w:lvl>
   </w:abstractNum>
-  <w:abstractNum w:abstractNumId="36" w15:restartNumberingAfterBreak="0">
+  <w:abstractNum w:abstractNumId="37" w15:restartNumberingAfterBreak="0">
     <w:nsid w:val="6AFE6F15"/>
     <w:multiLevelType w:val="multilevel"/>
-    <w:tmpl w:val="1474E25E"/>
+    <w:tmpl w:val="A0CE6AE8"/>
     <w:lvl w:ilvl="0">
       <w:start w:val="1"/>
       <w:numFmt w:val="decimal"/>
-      <w:pStyle w:val="Heading1"/>
       <w:suff w:val="space"/>
       <w:lvlText w:val="%1."/>
       <w:lvlJc w:val="left"/>
@@ -7537,7 +6538,6 @@
     <w:lvl w:ilvl="1">
       <w:start w:val="1"/>
       <w:numFmt w:val="decimal"/>
-      <w:pStyle w:val="Heading2"/>
       <w:suff w:val="space"/>
       <w:lvlText w:val="%1.%2"/>
       <w:lvlJc w:val="left"/>
@@ -7551,7 +6551,6 @@
     <w:lvl w:ilvl="2">
       <w:start w:val="1"/>
       <w:numFmt w:val="decimal"/>
-      <w:pStyle w:val="Heading3"/>
       <w:suff w:val="space"/>
       <w:lvlText w:val="%1.%2.%3"/>
       <w:lvlJc w:val="left"/>
@@ -7635,7 +6634,7 @@
       </w:rPr>
     </w:lvl>
   </w:abstractNum>
-  <w:abstractNum w:abstractNumId="37" w15:restartNumberingAfterBreak="0">
+  <w:abstractNum w:abstractNumId="38" w15:restartNumberingAfterBreak="0">
     <w:nsid w:val="7020518B"/>
     <w:multiLevelType w:val="multilevel"/>
     <w:tmpl w:val="36E0B308"/>
@@ -7748,7 +6747,7 @@
       </w:rPr>
     </w:lvl>
   </w:abstractNum>
-  <w:abstractNum w:abstractNumId="38" w15:restartNumberingAfterBreak="0">
+  <w:abstractNum w:abstractNumId="39" w15:restartNumberingAfterBreak="0">
     <w:nsid w:val="70844EA9"/>
     <w:multiLevelType w:val="multilevel"/>
     <w:tmpl w:val="CBE499C2"/>
@@ -7861,7 +6860,7 @@
       </w:rPr>
     </w:lvl>
   </w:abstractNum>
-  <w:abstractNum w:abstractNumId="39" w15:restartNumberingAfterBreak="0">
+  <w:abstractNum w:abstractNumId="40" w15:restartNumberingAfterBreak="0">
     <w:nsid w:val="710E7FFE"/>
     <w:multiLevelType w:val="multilevel"/>
     <w:tmpl w:val="13D06A8E"/>
@@ -7971,6 +6970,209 @@
           <w:tab w:val="num" w:pos="6480"/>
         </w:tabs>
         <w:ind w:left="6480" w:hanging="360"/>
+      </w:pPr>
+    </w:lvl>
+  </w:abstractNum>
+  <w:abstractNum w:abstractNumId="41" w15:restartNumberingAfterBreak="0">
+    <w:nsid w:val="781A57FB"/>
+    <w:multiLevelType w:val="multilevel"/>
+    <w:tmpl w:val="9F086F8A"/>
+    <w:lvl w:ilvl="0">
+      <w:start w:val="1"/>
+      <w:numFmt w:val="upperLetter"/>
+      <w:suff w:val="space"/>
+      <w:lvlText w:val="%1."/>
+      <w:lvlJc w:val="left"/>
+      <w:pPr>
+        <w:ind w:left="380" w:hanging="380"/>
+      </w:pPr>
+      <w:rPr>
+        <w:rFonts w:ascii="Times New Roman" w:hAnsi="Times New Roman" w:hint="default"/>
+      </w:rPr>
+    </w:lvl>
+    <w:lvl w:ilvl="1">
+      <w:start w:val="1"/>
+      <w:numFmt w:val="decimal"/>
+      <w:suff w:val="space"/>
+      <w:lvlText w:val="%1.%2"/>
+      <w:lvlJc w:val="left"/>
+      <w:pPr>
+        <w:ind w:left="380" w:firstLine="0"/>
+      </w:pPr>
+      <w:rPr>
+        <w:rFonts w:hint="default"/>
+      </w:rPr>
+    </w:lvl>
+    <w:lvl w:ilvl="2">
+      <w:start w:val="1"/>
+      <w:numFmt w:val="decimal"/>
+      <w:suff w:val="space"/>
+      <w:lvlText w:val="%1.%2.%3"/>
+      <w:lvlJc w:val="left"/>
+      <w:pPr>
+        <w:ind w:left="760" w:firstLine="0"/>
+      </w:pPr>
+      <w:rPr>
+        <w:rFonts w:hint="default"/>
+      </w:rPr>
+    </w:lvl>
+    <w:lvl w:ilvl="3">
+      <w:start w:val="1"/>
+      <w:numFmt w:val="decimal"/>
+      <w:lvlText w:val="(%4)"/>
+      <w:lvlJc w:val="left"/>
+      <w:pPr>
+        <w:ind w:left="1440" w:hanging="360"/>
+      </w:pPr>
+      <w:rPr>
+        <w:rFonts w:hint="default"/>
+      </w:rPr>
+    </w:lvl>
+    <w:lvl w:ilvl="4">
+      <w:start w:val="1"/>
+      <w:numFmt w:val="lowerLetter"/>
+      <w:lvlText w:val="(%5)"/>
+      <w:lvlJc w:val="left"/>
+      <w:pPr>
+        <w:ind w:left="1800" w:hanging="360"/>
+      </w:pPr>
+      <w:rPr>
+        <w:rFonts w:hint="default"/>
+      </w:rPr>
+    </w:lvl>
+    <w:lvl w:ilvl="5">
+      <w:start w:val="1"/>
+      <w:numFmt w:val="lowerRoman"/>
+      <w:lvlText w:val="(%6)"/>
+      <w:lvlJc w:val="left"/>
+      <w:pPr>
+        <w:ind w:left="2160" w:hanging="360"/>
+      </w:pPr>
+      <w:rPr>
+        <w:rFonts w:hint="default"/>
+      </w:rPr>
+    </w:lvl>
+    <w:lvl w:ilvl="6">
+      <w:start w:val="1"/>
+      <w:numFmt w:val="decimal"/>
+      <w:lvlText w:val="%7."/>
+      <w:lvlJc w:val="left"/>
+      <w:pPr>
+        <w:ind w:left="2520" w:hanging="360"/>
+      </w:pPr>
+      <w:rPr>
+        <w:rFonts w:hint="default"/>
+      </w:rPr>
+    </w:lvl>
+    <w:lvl w:ilvl="7">
+      <w:start w:val="1"/>
+      <w:numFmt w:val="lowerLetter"/>
+      <w:lvlText w:val="%8."/>
+      <w:lvlJc w:val="left"/>
+      <w:pPr>
+        <w:ind w:left="2880" w:hanging="360"/>
+      </w:pPr>
+      <w:rPr>
+        <w:rFonts w:hint="default"/>
+      </w:rPr>
+    </w:lvl>
+    <w:lvl w:ilvl="8">
+      <w:start w:val="1"/>
+      <w:numFmt w:val="lowerRoman"/>
+      <w:lvlText w:val="%9."/>
+      <w:lvlJc w:val="left"/>
+      <w:pPr>
+        <w:ind w:left="3240" w:hanging="360"/>
+      </w:pPr>
+      <w:rPr>
+        <w:rFonts w:hint="default"/>
+      </w:rPr>
+    </w:lvl>
+  </w:abstractNum>
+  <w:abstractNum w:abstractNumId="42" w15:restartNumberingAfterBreak="0">
+    <w:nsid w:val="7AA15029"/>
+    <w:multiLevelType w:val="hybridMultilevel"/>
+    <w:tmpl w:val="1BFAB346"/>
+    <w:lvl w:ilvl="0" w:tplc="653AE052">
+      <w:start w:val="1"/>
+      <w:numFmt w:val="upperLetter"/>
+      <w:pStyle w:val="Appendices"/>
+      <w:lvlText w:val="%1."/>
+      <w:lvlJc w:val="left"/>
+      <w:pPr>
+        <w:ind w:left="720" w:hanging="360"/>
+      </w:pPr>
+    </w:lvl>
+    <w:lvl w:ilvl="1" w:tplc="08090019" w:tentative="1">
+      <w:start w:val="1"/>
+      <w:numFmt w:val="lowerLetter"/>
+      <w:lvlText w:val="%2."/>
+      <w:lvlJc w:val="left"/>
+      <w:pPr>
+        <w:ind w:left="1440" w:hanging="360"/>
+      </w:pPr>
+    </w:lvl>
+    <w:lvl w:ilvl="2" w:tplc="0809001B" w:tentative="1">
+      <w:start w:val="1"/>
+      <w:numFmt w:val="lowerRoman"/>
+      <w:lvlText w:val="%3."/>
+      <w:lvlJc w:val="right"/>
+      <w:pPr>
+        <w:ind w:left="2160" w:hanging="180"/>
+      </w:pPr>
+    </w:lvl>
+    <w:lvl w:ilvl="3" w:tplc="0809000F" w:tentative="1">
+      <w:start w:val="1"/>
+      <w:numFmt w:val="decimal"/>
+      <w:lvlText w:val="%4."/>
+      <w:lvlJc w:val="left"/>
+      <w:pPr>
+        <w:ind w:left="2880" w:hanging="360"/>
+      </w:pPr>
+    </w:lvl>
+    <w:lvl w:ilvl="4" w:tplc="08090019" w:tentative="1">
+      <w:start w:val="1"/>
+      <w:numFmt w:val="lowerLetter"/>
+      <w:lvlText w:val="%5."/>
+      <w:lvlJc w:val="left"/>
+      <w:pPr>
+        <w:ind w:left="3600" w:hanging="360"/>
+      </w:pPr>
+    </w:lvl>
+    <w:lvl w:ilvl="5" w:tplc="0809001B" w:tentative="1">
+      <w:start w:val="1"/>
+      <w:numFmt w:val="lowerRoman"/>
+      <w:lvlText w:val="%6."/>
+      <w:lvlJc w:val="right"/>
+      <w:pPr>
+        <w:ind w:left="4320" w:hanging="180"/>
+      </w:pPr>
+    </w:lvl>
+    <w:lvl w:ilvl="6" w:tplc="0809000F" w:tentative="1">
+      <w:start w:val="1"/>
+      <w:numFmt w:val="decimal"/>
+      <w:lvlText w:val="%7."/>
+      <w:lvlJc w:val="left"/>
+      <w:pPr>
+        <w:ind w:left="5040" w:hanging="360"/>
+      </w:pPr>
+    </w:lvl>
+    <w:lvl w:ilvl="7" w:tplc="08090019" w:tentative="1">
+      <w:start w:val="1"/>
+      <w:numFmt w:val="lowerLetter"/>
+      <w:lvlText w:val="%8."/>
+      <w:lvlJc w:val="left"/>
+      <w:pPr>
+        <w:ind w:left="5760" w:hanging="360"/>
+      </w:pPr>
+    </w:lvl>
+    <w:lvl w:ilvl="8" w:tplc="0809001B" w:tentative="1">
+      <w:start w:val="1"/>
+      <w:numFmt w:val="lowerRoman"/>
+      <w:lvlText w:val="%9."/>
+      <w:lvlJc w:val="right"/>
+      <w:pPr>
+        <w:ind w:left="6480" w:hanging="180"/>
       </w:pPr>
     </w:lvl>
   </w:abstractNum>
@@ -7984,16 +7186,16 @@
     <w:abstractNumId w:val="6"/>
   </w:num>
   <w:num w:numId="4" w16cid:durableId="2026320761">
-    <w:abstractNumId w:val="33"/>
+    <w:abstractNumId w:val="34"/>
   </w:num>
   <w:num w:numId="5" w16cid:durableId="425273670">
     <w:abstractNumId w:val="13"/>
   </w:num>
   <w:num w:numId="6" w16cid:durableId="1834175598">
-    <w:abstractNumId w:val="32"/>
+    <w:abstractNumId w:val="33"/>
   </w:num>
   <w:num w:numId="7" w16cid:durableId="618991845">
-    <w:abstractNumId w:val="28"/>
+    <w:abstractNumId w:val="29"/>
   </w:num>
   <w:num w:numId="8" w16cid:durableId="201677295">
     <w:abstractNumId w:val="10"/>
@@ -8005,19 +7207,19 @@
     <w:abstractNumId w:val="14"/>
   </w:num>
   <w:num w:numId="11" w16cid:durableId="728191284">
-    <w:abstractNumId w:val="34"/>
+    <w:abstractNumId w:val="35"/>
   </w:num>
   <w:num w:numId="12" w16cid:durableId="323167866">
-    <w:abstractNumId w:val="25"/>
+    <w:abstractNumId w:val="26"/>
   </w:num>
   <w:num w:numId="13" w16cid:durableId="305204772">
-    <w:abstractNumId w:val="30"/>
+    <w:abstractNumId w:val="31"/>
   </w:num>
   <w:num w:numId="14" w16cid:durableId="1855915928">
     <w:abstractNumId w:val="9"/>
   </w:num>
   <w:num w:numId="15" w16cid:durableId="206452556">
-    <w:abstractNumId w:val="26"/>
+    <w:abstractNumId w:val="27"/>
   </w:num>
   <w:num w:numId="16" w16cid:durableId="1893426161">
     <w:abstractNumId w:val="12"/>
@@ -8029,19 +7231,19 @@
     <w:abstractNumId w:val="17"/>
   </w:num>
   <w:num w:numId="19" w16cid:durableId="87434424">
-    <w:abstractNumId w:val="21"/>
+    <w:abstractNumId w:val="22"/>
   </w:num>
   <w:num w:numId="20" w16cid:durableId="1974939007">
     <w:abstractNumId w:val="8"/>
   </w:num>
   <w:num w:numId="21" w16cid:durableId="981039374">
-    <w:abstractNumId w:val="29"/>
+    <w:abstractNumId w:val="30"/>
   </w:num>
   <w:num w:numId="22" w16cid:durableId="1160727983">
     <w:abstractNumId w:val="5"/>
   </w:num>
   <w:num w:numId="23" w16cid:durableId="1353997421">
-    <w:abstractNumId w:val="31"/>
+    <w:abstractNumId w:val="32"/>
   </w:num>
   <w:num w:numId="24" w16cid:durableId="1631092676">
     <w:abstractNumId w:val="0"/>
@@ -8050,16 +7252,16 @@
     <w:abstractNumId w:val="3"/>
   </w:num>
   <w:num w:numId="26" w16cid:durableId="798064554">
-    <w:abstractNumId w:val="39"/>
+    <w:abstractNumId w:val="40"/>
   </w:num>
   <w:num w:numId="27" w16cid:durableId="292635462">
-    <w:abstractNumId w:val="24"/>
+    <w:abstractNumId w:val="25"/>
   </w:num>
   <w:num w:numId="28" w16cid:durableId="1795951299">
     <w:abstractNumId w:val="1"/>
   </w:num>
   <w:num w:numId="29" w16cid:durableId="1532760374">
-    <w:abstractNumId w:val="27"/>
+    <w:abstractNumId w:val="28"/>
   </w:num>
   <w:num w:numId="30" w16cid:durableId="407189715">
     <w:abstractNumId w:val="4"/>
@@ -8068,22 +7270,22 @@
     <w:abstractNumId w:val="19"/>
   </w:num>
   <w:num w:numId="32" w16cid:durableId="781266639">
-    <w:abstractNumId w:val="37"/>
+    <w:abstractNumId w:val="38"/>
   </w:num>
   <w:num w:numId="33" w16cid:durableId="227620063">
     <w:abstractNumId w:val="2"/>
   </w:num>
   <w:num w:numId="34" w16cid:durableId="2080976234">
-    <w:abstractNumId w:val="38"/>
+    <w:abstractNumId w:val="39"/>
   </w:num>
   <w:num w:numId="35" w16cid:durableId="883637113">
-    <w:abstractNumId w:val="23"/>
+    <w:abstractNumId w:val="24"/>
   </w:num>
   <w:num w:numId="36" w16cid:durableId="1654866915">
-    <w:abstractNumId w:val="38"/>
+    <w:abstractNumId w:val="39"/>
   </w:num>
   <w:num w:numId="37" w16cid:durableId="1187717230">
-    <w:abstractNumId w:val="38"/>
+    <w:abstractNumId w:val="39"/>
     <w:lvlOverride w:ilvl="0">
       <w:startOverride w:val="1"/>
     </w:lvlOverride>
@@ -8116,10 +7318,10 @@
     <w:abstractNumId w:val="15"/>
   </w:num>
   <w:num w:numId="39" w16cid:durableId="1053886820">
-    <w:abstractNumId w:val="35"/>
+    <w:abstractNumId w:val="36"/>
   </w:num>
   <w:num w:numId="40" w16cid:durableId="1900820770">
-    <w:abstractNumId w:val="35"/>
+    <w:abstractNumId w:val="36"/>
     <w:lvlOverride w:ilvl="0">
       <w:startOverride w:val="1"/>
     </w:lvlOverride>
@@ -8149,10 +7351,10 @@
     </w:lvlOverride>
   </w:num>
   <w:num w:numId="41" w16cid:durableId="879048742">
-    <w:abstractNumId w:val="22"/>
+    <w:abstractNumId w:val="23"/>
   </w:num>
   <w:num w:numId="42" w16cid:durableId="2133743602">
-    <w:abstractNumId w:val="22"/>
+    <w:abstractNumId w:val="23"/>
     <w:lvlOverride w:ilvl="0">
       <w:startOverride w:val="1"/>
     </w:lvlOverride>
@@ -8182,9 +7384,180 @@
     </w:lvlOverride>
   </w:num>
   <w:num w:numId="43" w16cid:durableId="1978754676">
+    <w:abstractNumId w:val="21"/>
+  </w:num>
+  <w:num w:numId="44" w16cid:durableId="1536772151">
+    <w:abstractNumId w:val="21"/>
+    <w:lvlOverride w:ilvl="0">
+      <w:startOverride w:val="1"/>
+    </w:lvlOverride>
+    <w:lvlOverride w:ilvl="1">
+      <w:startOverride w:val="1"/>
+    </w:lvlOverride>
+    <w:lvlOverride w:ilvl="2">
+      <w:startOverride w:val="1"/>
+    </w:lvlOverride>
+    <w:lvlOverride w:ilvl="3">
+      <w:startOverride w:val="1"/>
+    </w:lvlOverride>
+    <w:lvlOverride w:ilvl="4">
+      <w:startOverride w:val="1"/>
+    </w:lvlOverride>
+    <w:lvlOverride w:ilvl="5">
+      <w:startOverride w:val="1"/>
+    </w:lvlOverride>
+    <w:lvlOverride w:ilvl="6">
+      <w:startOverride w:val="1"/>
+    </w:lvlOverride>
+    <w:lvlOverride w:ilvl="7">
+      <w:startOverride w:val="1"/>
+    </w:lvlOverride>
+    <w:lvlOverride w:ilvl="8">
+      <w:startOverride w:val="1"/>
+    </w:lvlOverride>
+  </w:num>
+  <w:num w:numId="45" w16cid:durableId="193155927">
+    <w:abstractNumId w:val="37"/>
+  </w:num>
+  <w:num w:numId="46" w16cid:durableId="1182545212">
+    <w:abstractNumId w:val="37"/>
+    <w:lvlOverride w:ilvl="0">
+      <w:lvl w:ilvl="0">
+        <w:start w:val="1"/>
+        <w:numFmt w:val="upperLetter"/>
+        <w:suff w:val="space"/>
+        <w:lvlText w:val="%1"/>
+        <w:lvlJc w:val="left"/>
+        <w:pPr>
+          <w:ind w:left="380" w:hanging="380"/>
+        </w:pPr>
+        <w:rPr>
+          <w:rFonts w:ascii="Times New Roman" w:hAnsi="Times New Roman" w:hint="default"/>
+        </w:rPr>
+      </w:lvl>
+    </w:lvlOverride>
+    <w:lvlOverride w:ilvl="1">
+      <w:lvl w:ilvl="1">
+        <w:start w:val="1"/>
+        <w:numFmt w:val="upperLetter"/>
+        <w:suff w:val="space"/>
+        <w:lvlText w:val="%1.%2"/>
+        <w:lvlJc w:val="left"/>
+        <w:pPr>
+          <w:ind w:left="380" w:firstLine="0"/>
+        </w:pPr>
+        <w:rPr>
+          <w:rFonts w:hint="default"/>
+        </w:rPr>
+      </w:lvl>
+    </w:lvlOverride>
+    <w:lvlOverride w:ilvl="2">
+      <w:lvl w:ilvl="2">
+        <w:start w:val="1"/>
+        <w:numFmt w:val="decimal"/>
+        <w:suff w:val="space"/>
+        <w:lvlText w:val="%1.%2.%3"/>
+        <w:lvlJc w:val="left"/>
+        <w:pPr>
+          <w:ind w:left="760" w:firstLine="0"/>
+        </w:pPr>
+        <w:rPr>
+          <w:rFonts w:hint="default"/>
+        </w:rPr>
+      </w:lvl>
+    </w:lvlOverride>
+    <w:lvlOverride w:ilvl="3">
+      <w:lvl w:ilvl="3">
+        <w:start w:val="1"/>
+        <w:numFmt w:val="decimal"/>
+        <w:lvlText w:val="(%4)"/>
+        <w:lvlJc w:val="left"/>
+        <w:pPr>
+          <w:ind w:left="1440" w:hanging="360"/>
+        </w:pPr>
+        <w:rPr>
+          <w:rFonts w:hint="default"/>
+        </w:rPr>
+      </w:lvl>
+    </w:lvlOverride>
+    <w:lvlOverride w:ilvl="4">
+      <w:lvl w:ilvl="4">
+        <w:start w:val="1"/>
+        <w:numFmt w:val="lowerLetter"/>
+        <w:lvlText w:val="(%5)"/>
+        <w:lvlJc w:val="left"/>
+        <w:pPr>
+          <w:ind w:left="1800" w:hanging="360"/>
+        </w:pPr>
+        <w:rPr>
+          <w:rFonts w:hint="default"/>
+        </w:rPr>
+      </w:lvl>
+    </w:lvlOverride>
+    <w:lvlOverride w:ilvl="5">
+      <w:lvl w:ilvl="5">
+        <w:start w:val="1"/>
+        <w:numFmt w:val="lowerRoman"/>
+        <w:lvlText w:val="(%6)"/>
+        <w:lvlJc w:val="left"/>
+        <w:pPr>
+          <w:ind w:left="2160" w:hanging="360"/>
+        </w:pPr>
+        <w:rPr>
+          <w:rFonts w:hint="default"/>
+        </w:rPr>
+      </w:lvl>
+    </w:lvlOverride>
+    <w:lvlOverride w:ilvl="6">
+      <w:lvl w:ilvl="6">
+        <w:start w:val="1"/>
+        <w:numFmt w:val="decimal"/>
+        <w:lvlText w:val="%7."/>
+        <w:lvlJc w:val="left"/>
+        <w:pPr>
+          <w:ind w:left="2520" w:hanging="360"/>
+        </w:pPr>
+        <w:rPr>
+          <w:rFonts w:hint="default"/>
+        </w:rPr>
+      </w:lvl>
+    </w:lvlOverride>
+    <w:lvlOverride w:ilvl="7">
+      <w:lvl w:ilvl="7">
+        <w:start w:val="1"/>
+        <w:numFmt w:val="lowerLetter"/>
+        <w:lvlText w:val="%8."/>
+        <w:lvlJc w:val="left"/>
+        <w:pPr>
+          <w:ind w:left="2880" w:hanging="360"/>
+        </w:pPr>
+        <w:rPr>
+          <w:rFonts w:hint="default"/>
+        </w:rPr>
+      </w:lvl>
+    </w:lvlOverride>
+    <w:lvlOverride w:ilvl="8">
+      <w:lvl w:ilvl="8">
+        <w:start w:val="1"/>
+        <w:numFmt w:val="lowerRoman"/>
+        <w:lvlText w:val="%9."/>
+        <w:lvlJc w:val="left"/>
+        <w:pPr>
+          <w:ind w:left="3240" w:hanging="360"/>
+        </w:pPr>
+        <w:rPr>
+          <w:rFonts w:hint="default"/>
+        </w:rPr>
+      </w:lvl>
+    </w:lvlOverride>
+  </w:num>
+  <w:num w:numId="47" w16cid:durableId="1883201942">
+    <w:abstractNumId w:val="41"/>
+  </w:num>
+  <w:num w:numId="48" w16cid:durableId="1050492289">
     <w:abstractNumId w:val="20"/>
   </w:num>
-  <w:num w:numId="44" w16cid:durableId="1536772151">
+  <w:num w:numId="49" w16cid:durableId="775834019">
     <w:abstractNumId w:val="20"/>
     <w:lvlOverride w:ilvl="0">
       <w:startOverride w:val="1"/>
@@ -8214,14 +7587,14 @@
       <w:startOverride w:val="1"/>
     </w:lvlOverride>
   </w:num>
-  <w:num w:numId="45" w16cid:durableId="193155927">
-    <w:abstractNumId w:val="36"/>
+  <w:num w:numId="50" w16cid:durableId="619653031">
+    <w:abstractNumId w:val="42"/>
   </w:num>
 </w:numbering>
 </file>
 
 <file path=word/styles.xml><?xml version="1.0" encoding="utf-8"?>
-<w:styles xmlns:mc="http://schemas.openxmlformats.org/markup-compatibility/2006" xmlns:r="http://schemas.openxmlformats.org/officeDocument/2006/relationships" xmlns:w="http://schemas.openxmlformats.org/wordprocessingml/2006/main" xmlns:w14="http://schemas.microsoft.com/office/word/2010/wordml" xmlns:w15="http://schemas.microsoft.com/office/word/2012/wordml" xmlns:w16cex="http://schemas.microsoft.com/office/word/2018/wordml/cex" xmlns:w16cid="http://schemas.microsoft.com/office/word/2016/wordml/cid" xmlns:w16="http://schemas.microsoft.com/office/word/2018/wordml" xmlns:w16du="http://schemas.microsoft.com/office/word/2023/wordml/word16du" xmlns:w16sdtdh="http://schemas.microsoft.com/office/word/2020/wordml/sdtdatahash" xmlns:w16se="http://schemas.microsoft.com/office/word/2015/wordml/symex" mc:Ignorable="w14 w15 w16se w16cid w16 w16cex w16sdtdh w16du">
+<w:styles xmlns:mc="http://schemas.openxmlformats.org/markup-compatibility/2006" xmlns:r="http://schemas.openxmlformats.org/officeDocument/2006/relationships" xmlns:w="http://schemas.openxmlformats.org/wordprocessingml/2006/main" xmlns:w14="http://schemas.microsoft.com/office/word/2010/wordml" xmlns:w15="http://schemas.microsoft.com/office/word/2012/wordml" xmlns:w16cex="http://schemas.microsoft.com/office/word/2018/wordml/cex" xmlns:w16cid="http://schemas.microsoft.com/office/word/2016/wordml/cid" xmlns:w16="http://schemas.microsoft.com/office/word/2018/wordml" xmlns:w16du="http://schemas.microsoft.com/office/word/2023/wordml/word16du" xmlns:w16sdtdh="http://schemas.microsoft.com/office/word/2020/wordml/sdtdatahash" xmlns:w16sdtfl="http://schemas.microsoft.com/office/word/2024/wordml/sdtformatlock" xmlns:w16se="http://schemas.microsoft.com/office/word/2015/wordml/symex" mc:Ignorable="w14 w15 w16se w16cid w16 w16cex w16sdtdh w16sdtfl w16du">
   <w:docDefaults>
     <w:rPrDefault>
       <w:rPr>
@@ -8620,6 +7993,7 @@
   <w:style w:type="paragraph" w:default="1" w:styleId="Normal">
     <w:name w:val="Normal"/>
     <w:qFormat/>
+    <w:rsid w:val="00B44FF5"/>
   </w:style>
   <w:style w:type="paragraph" w:styleId="Heading1">
     <w:name w:val="heading 1"/>
@@ -8633,7 +8007,7 @@
       <w:keepNext/>
       <w:keepLines/>
       <w:numPr>
-        <w:numId w:val="45"/>
+        <w:numId w:val="48"/>
       </w:numPr>
       <w:spacing w:before="360" w:after="80"/>
       <w:outlineLvl w:val="0"/>
@@ -8659,7 +8033,7 @@
       <w:keepLines/>
       <w:numPr>
         <w:ilvl w:val="1"/>
-        <w:numId w:val="45"/>
+        <w:numId w:val="48"/>
       </w:numPr>
       <w:spacing w:before="160" w:after="80"/>
       <w:outlineLvl w:val="1"/>
@@ -8685,7 +8059,7 @@
       <w:keepLines/>
       <w:numPr>
         <w:ilvl w:val="2"/>
-        <w:numId w:val="45"/>
+        <w:numId w:val="48"/>
       </w:numPr>
       <w:spacing w:before="160" w:after="80"/>
       <w:outlineLvl w:val="2"/>
@@ -8832,6 +8206,7 @@
   <w:style w:type="character" w:default="1" w:styleId="DefaultParagraphFont">
     <w:name w:val="Default Paragraph Font"/>
     <w:uiPriority w:val="1"/>
+    <w:semiHidden/>
     <w:unhideWhenUsed/>
   </w:style>
   <w:style w:type="table" w:default="1" w:styleId="TableNormal">
@@ -9239,6 +8614,55 @@
       <w:u w:val="single"/>
     </w:rPr>
   </w:style>
+  <w:style w:type="paragraph" w:customStyle="1" w:styleId="Appendices">
+    <w:name w:val="Appendices"/>
+    <w:basedOn w:val="Heading1"/>
+    <w:link w:val="AppendicesChar"/>
+    <w:qFormat/>
+    <w:rsid w:val="00B44FF5"/>
+    <w:pPr>
+      <w:numPr>
+        <w:numId w:val="50"/>
+      </w:numPr>
+    </w:pPr>
+  </w:style>
+  <w:style w:type="character" w:customStyle="1" w:styleId="AppendicesChar">
+    <w:name w:val="Appendices Char"/>
+    <w:basedOn w:val="Heading1Char"/>
+    <w:link w:val="Appendices"/>
+    <w:rsid w:val="00E7735D"/>
+    <w:rPr>
+      <w:rFonts w:asciiTheme="majorHAnsi" w:eastAsiaTheme="majorEastAsia" w:hAnsiTheme="majorHAnsi" w:cstheme="majorBidi"/>
+      <w:color w:val="0F4761" w:themeColor="accent1" w:themeShade="BF"/>
+      <w:sz w:val="40"/>
+      <w:szCs w:val="40"/>
+    </w:rPr>
+  </w:style>
+  <w:style w:type="character" w:styleId="Strong">
+    <w:name w:val="Strong"/>
+    <w:basedOn w:val="DefaultParagraphFont"/>
+    <w:uiPriority w:val="22"/>
+    <w:qFormat/>
+    <w:rsid w:val="00AD58CA"/>
+    <w:rPr>
+      <w:b/>
+      <w:bCs/>
+    </w:rPr>
+  </w:style>
+  <w:style w:type="character" w:styleId="BookTitle">
+    <w:name w:val="Book Title"/>
+    <w:basedOn w:val="DefaultParagraphFont"/>
+    <w:uiPriority w:val="33"/>
+    <w:qFormat/>
+    <w:rsid w:val="000F53A1"/>
+    <w:rPr>
+      <w:b/>
+      <w:bCs/>
+      <w:i/>
+      <w:iCs/>
+      <w:spacing w:val="5"/>
+    </w:rPr>
+  </w:style>
 </w:styles>
 </file>
 
@@ -9538,6 +8962,23 @@
 </file>
 
 <file path=customXml/item1.xml><?xml version="1.0" encoding="utf-8"?>
+<p:properties xmlns:p="http://schemas.microsoft.com/office/2006/metadata/properties" xmlns:xsi="http://www.w3.org/2001/XMLSchema-instance" xmlns:pc="http://schemas.microsoft.com/office/infopath/2007/PartnerControls">
+  <documentManagement>
+    <_activity xmlns="6f8fcfc0-bd20-41be-8967-dcf0dd0f5b0c" xsi:nil="true"/>
+  </documentManagement>
+</p:properties>
+</file>
+
+<file path=customXml/item2.xml><?xml version="1.0" encoding="utf-8"?>
+<?mso-contentType ?>
+<FormTemplates xmlns="http://schemas.microsoft.com/sharepoint/v3/contenttype/forms">
+  <Display>DocumentLibraryForm</Display>
+  <Edit>DocumentLibraryForm</Edit>
+  <New>DocumentLibraryForm</New>
+</FormTemplates>
+</file>
+
+<file path=customXml/item3.xml><?xml version="1.0" encoding="utf-8"?>
 <ct:contentTypeSchema xmlns:ct="http://schemas.microsoft.com/office/2006/metadata/contentType" xmlns:ma="http://schemas.microsoft.com/office/2006/metadata/properties/metaAttributes" ct:_="" ma:_="" ma:contentTypeName="Document" ma:contentTypeID="0x010100F29AD0EDF9806C4DB75C739A8C14F454" ma:contentTypeVersion="12" ma:contentTypeDescription="Create a new document." ma:contentTypeScope="" ma:versionID="956cd397c71b4371a33aee7cb08e70e4">
   <xsd:schema xmlns:xsd="http://www.w3.org/2001/XMLSchema" xmlns:xs="http://www.w3.org/2001/XMLSchema" xmlns:p="http://schemas.microsoft.com/office/2006/metadata/properties" xmlns:ns3="6f8fcfc0-bd20-41be-8967-dcf0dd0f5b0c" targetNamespace="http://schemas.microsoft.com/office/2006/metadata/properties" ma:root="true" ma:fieldsID="d0d254d5a70d6faf1546b427159435a4" ns3:_="">
     <xsd:import namespace="6f8fcfc0-bd20-41be-8967-dcf0dd0f5b0c"/>
@@ -9731,24 +9172,25 @@
 </ct:contentTypeSchema>
 </file>
 
-<file path=customXml/item2.xml><?xml version="1.0" encoding="utf-8"?>
-<?mso-contentType ?>
-<FormTemplates xmlns="http://schemas.microsoft.com/sharepoint/v3/contenttype/forms">
-  <Display>DocumentLibraryForm</Display>
-  <Edit>DocumentLibraryForm</Edit>
-  <New>DocumentLibraryForm</New>
-</FormTemplates>
+<file path=customXml/itemProps1.xml><?xml version="1.0" encoding="utf-8"?>
+<ds:datastoreItem xmlns:ds="http://schemas.openxmlformats.org/officeDocument/2006/customXml" ds:itemID="{5845C8EB-E74D-41EA-973A-BF8E5A363907}">
+  <ds:schemaRefs>
+    <ds:schemaRef ds:uri="http://schemas.microsoft.com/office/2006/metadata/properties"/>
+    <ds:schemaRef ds:uri="http://schemas.microsoft.com/office/infopath/2007/PartnerControls"/>
+    <ds:schemaRef ds:uri="6f8fcfc0-bd20-41be-8967-dcf0dd0f5b0c"/>
+  </ds:schemaRefs>
+</ds:datastoreItem>
 </file>
 
-<file path=customXml/item3.xml><?xml version="1.0" encoding="utf-8"?>
-<p:properties xmlns:p="http://schemas.microsoft.com/office/2006/metadata/properties" xmlns:xsi="http://www.w3.org/2001/XMLSchema-instance" xmlns:pc="http://schemas.microsoft.com/office/infopath/2007/PartnerControls">
-  <documentManagement>
-    <_activity xmlns="6f8fcfc0-bd20-41be-8967-dcf0dd0f5b0c" xsi:nil="true"/>
-  </documentManagement>
-</p:properties>
+<file path=customXml/itemProps2.xml><?xml version="1.0" encoding="utf-8"?>
+<ds:datastoreItem xmlns:ds="http://schemas.openxmlformats.org/officeDocument/2006/customXml" ds:itemID="{0B1E5800-6420-41C5-8ADF-E434F28896C3}">
+  <ds:schemaRefs>
+    <ds:schemaRef ds:uri="http://schemas.microsoft.com/sharepoint/v3/contenttype/forms"/>
+  </ds:schemaRefs>
+</ds:datastoreItem>
 </file>
 
-<file path=customXml/itemProps1.xml><?xml version="1.0" encoding="utf-8"?>
+<file path=customXml/itemProps3.xml><?xml version="1.0" encoding="utf-8"?>
 <ds:datastoreItem xmlns:ds="http://schemas.openxmlformats.org/officeDocument/2006/customXml" ds:itemID="{85DAD6EC-7EDA-413D-B53B-997D58493405}">
   <ds:schemaRefs>
     <ds:schemaRef ds:uri="http://schemas.microsoft.com/office/2006/metadata/contentType"/>
@@ -9764,28 +9206,4 @@
     <ds:schemaRef ds:uri="http://schemas.microsoft.com/internal/obd"/>
   </ds:schemaRefs>
 </ds:datastoreItem>
-</file>
-
-<file path=customXml/itemProps2.xml><?xml version="1.0" encoding="utf-8"?>
-<ds:datastoreItem xmlns:ds="http://schemas.openxmlformats.org/officeDocument/2006/customXml" ds:itemID="{0B1E5800-6420-41C5-8ADF-E434F28896C3}">
-  <ds:schemaRefs>
-    <ds:schemaRef ds:uri="http://schemas.microsoft.com/sharepoint/v3/contenttype/forms"/>
-  </ds:schemaRefs>
-</ds:datastoreItem>
-</file>
-
-<file path=customXml/itemProps3.xml><?xml version="1.0" encoding="utf-8"?>
-<ds:datastoreItem xmlns:ds="http://schemas.openxmlformats.org/officeDocument/2006/customXml" ds:itemID="{5845C8EB-E74D-41EA-973A-BF8E5A363907}">
-  <ds:schemaRefs>
-    <ds:schemaRef ds:uri="http://schemas.microsoft.com/office/infopath/2007/PartnerControls"/>
-    <ds:schemaRef ds:uri="http://schemas.microsoft.com/office/2006/documentManagement/types"/>
-    <ds:schemaRef ds:uri="6f8fcfc0-bd20-41be-8967-dcf0dd0f5b0c"/>
-    <ds:schemaRef ds:uri="http://purl.org/dc/terms/"/>
-    <ds:schemaRef ds:uri="http://schemas.microsoft.com/office/2006/metadata/properties"/>
-    <ds:schemaRef ds:uri="http://purl.org/dc/elements/1.1/"/>
-    <ds:schemaRef ds:uri="http://schemas.openxmlformats.org/package/2006/metadata/core-properties"/>
-    <ds:schemaRef ds:uri="http://www.w3.org/XML/1998/namespace"/>
-    <ds:schemaRef ds:uri="http://purl.org/dc/dcmitype/"/>
-  </ds:schemaRefs>
-</ds:datastoreItem>
 </file>
--- a/Documentation/Software Engineering.docx
+++ b/Documentation/Software Engineering.docx
@@ -147,7 +147,19 @@
         <w:rPr>
           <w:rFonts w:ascii="Times New Roman" w:hAnsi="Times New Roman" w:cs="Times New Roman"/>
         </w:rPr>
-        <w:t>[Word Count: ~~~~]</w:t>
+        <w:t>[Word Count: </w:t>
+      </w:r>
+      <w:r>
+        <w:rPr>
+          <w:rFonts w:ascii="Times New Roman" w:hAnsi="Times New Roman" w:cs="Times New Roman"/>
+        </w:rPr>
+        <w:t>967</w:t>
+      </w:r>
+      <w:r>
+        <w:rPr>
+          <w:rFonts w:ascii="Times New Roman" w:hAnsi="Times New Roman" w:cs="Times New Roman"/>
+        </w:rPr>
+        <w:t>]</w:t>
       </w:r>
     </w:p>
     <w:p>
@@ -433,10 +445,11 @@
           <w:pPr>
             <w:pStyle w:val="TOC1"/>
             <w:tabs>
+              <w:tab w:val="left" w:pos="440"/>
               <w:tab w:val="right" w:leader="dot" w:pos="9016"/>
             </w:tabs>
             <w:rPr>
-              <w:rFonts w:ascii="Times New Roman" w:hAnsi="Times New Roman"/>
+              <w:rFonts w:cstheme="minorBidi"/>
               <w:noProof/>
               <w:kern w:val="2"/>
               <w:sz w:val="24"/>
@@ -462,26 +475,43 @@
             </w:rPr>
             <w:fldChar w:fldCharType="separate"/>
           </w:r>
-          <w:hyperlink w:anchor="_Toc225434890" w:history="1">
+          <w:hyperlink w:anchor="_Toc225443454" w:history="1">
             <w:r>
               <w:rPr>
                 <w:rStyle w:val="Hyperlink"/>
                 <w:rFonts w:ascii="Times New Roman" w:hAnsi="Times New Roman"/>
                 <w:noProof/>
               </w:rPr>
-              <w:t>1. Introduction</w:t>
-            </w:r>
-            <w:r>
-              <w:rPr>
+              <w:t>1.</w:t>
+            </w:r>
+            <w:r>
+              <w:rPr>
+                <w:rFonts w:cstheme="minorBidi"/>
+                <w:noProof/>
+                <w:kern w:val="2"/>
+                <w:sz w:val="24"/>
+                <w:szCs w:val="24"/>
+                <w14:ligatures w14:val="standardContextual"/>
+              </w:rPr>
+              <w:tab/>
+            </w:r>
+            <w:r>
+              <w:rPr>
+                <w:rStyle w:val="Hyperlink"/>
                 <w:rFonts w:ascii="Times New Roman" w:hAnsi="Times New Roman"/>
                 <w:noProof/>
+              </w:rPr>
+              <w:t>Introduction</w:t>
+            </w:r>
+            <w:r>
+              <w:rPr>
+                <w:noProof/>
                 <w:webHidden/>
               </w:rPr>
               <w:tab/>
             </w:r>
             <w:r>
               <w:rPr>
-                <w:rFonts w:ascii="Times New Roman" w:hAnsi="Times New Roman"/>
                 <w:noProof/>
                 <w:webHidden/>
               </w:rPr>
@@ -489,22 +519,19 @@
             </w:r>
             <w:r>
               <w:rPr>
-                <w:rFonts w:ascii="Times New Roman" w:hAnsi="Times New Roman"/>
                 <w:noProof/>
                 <w:webHidden/>
               </w:rPr>
-              <w:instrText xml:space="preserve"> PAGEREF _Toc225434890 \h </w:instrText>
-            </w:r>
-            <w:r>
-              <w:rPr>
-                <w:rFonts w:ascii="Times New Roman" w:hAnsi="Times New Roman"/>
+              <w:instrText xml:space="preserve"> PAGEREF _Toc225443454 \h </w:instrText>
+            </w:r>
+            <w:r>
+              <w:rPr>
                 <w:noProof/>
                 <w:webHidden/>
               </w:rPr>
             </w:r>
             <w:r>
               <w:rPr>
-                <w:rFonts w:ascii="Times New Roman" w:hAnsi="Times New Roman"/>
                 <w:noProof/>
                 <w:webHidden/>
               </w:rPr>
@@ -512,7 +539,6 @@
             </w:r>
             <w:r>
               <w:rPr>
-                <w:rFonts w:ascii="Times New Roman" w:hAnsi="Times New Roman"/>
                 <w:noProof/>
                 <w:webHidden/>
               </w:rPr>
@@ -520,7 +546,6 @@
             </w:r>
             <w:r>
               <w:rPr>
-                <w:rFonts w:ascii="Times New Roman" w:hAnsi="Times New Roman"/>
                 <w:noProof/>
                 <w:webHidden/>
               </w:rPr>
@@ -532,10 +557,11 @@
           <w:pPr>
             <w:pStyle w:val="TOC1"/>
             <w:tabs>
+              <w:tab w:val="left" w:pos="440"/>
               <w:tab w:val="right" w:leader="dot" w:pos="9016"/>
             </w:tabs>
             <w:rPr>
-              <w:rFonts w:ascii="Times New Roman" w:hAnsi="Times New Roman"/>
+              <w:rFonts w:cstheme="minorBidi"/>
               <w:noProof/>
               <w:kern w:val="2"/>
               <w:sz w:val="24"/>
@@ -543,7 +569,7 @@
               <w14:ligatures w14:val="standardContextual"/>
             </w:rPr>
           </w:pPr>
-          <w:hyperlink w:anchor="_Toc225434891" w:history="1">
+          <w:hyperlink w:anchor="_Toc225443455" w:history="1">
             <w:r>
               <w:rPr>
                 <w:rStyle w:val="Hyperlink"/>
@@ -551,19 +577,37 @@
                 <w:noProof/>
                 <w:lang w:val="en-US"/>
               </w:rPr>
-              <w:t>2. Project Overview</w:t>
-            </w:r>
-            <w:r>
-              <w:rPr>
+              <w:t>2.</w:t>
+            </w:r>
+            <w:r>
+              <w:rPr>
+                <w:rFonts w:cstheme="minorBidi"/>
+                <w:noProof/>
+                <w:kern w:val="2"/>
+                <w:sz w:val="24"/>
+                <w:szCs w:val="24"/>
+                <w14:ligatures w14:val="standardContextual"/>
+              </w:rPr>
+              <w:tab/>
+            </w:r>
+            <w:r>
+              <w:rPr>
+                <w:rStyle w:val="Hyperlink"/>
                 <w:rFonts w:ascii="Times New Roman" w:hAnsi="Times New Roman"/>
                 <w:noProof/>
+                <w:lang w:val="en-US"/>
+              </w:rPr>
+              <w:t>Project Overview</w:t>
+            </w:r>
+            <w:r>
+              <w:rPr>
+                <w:noProof/>
                 <w:webHidden/>
               </w:rPr>
               <w:tab/>
             </w:r>
             <w:r>
               <w:rPr>
-                <w:rFonts w:ascii="Times New Roman" w:hAnsi="Times New Roman"/>
                 <w:noProof/>
                 <w:webHidden/>
               </w:rPr>
@@ -571,22 +615,19 @@
             </w:r>
             <w:r>
               <w:rPr>
-                <w:rFonts w:ascii="Times New Roman" w:hAnsi="Times New Roman"/>
                 <w:noProof/>
                 <w:webHidden/>
               </w:rPr>
-              <w:instrText xml:space="preserve"> PAGEREF _Toc225434891 \h </w:instrText>
-            </w:r>
-            <w:r>
-              <w:rPr>
-                <w:rFonts w:ascii="Times New Roman" w:hAnsi="Times New Roman"/>
+              <w:instrText xml:space="preserve"> PAGEREF _Toc225443455 \h </w:instrText>
+            </w:r>
+            <w:r>
+              <w:rPr>
                 <w:noProof/>
                 <w:webHidden/>
               </w:rPr>
             </w:r>
             <w:r>
               <w:rPr>
-                <w:rFonts w:ascii="Times New Roman" w:hAnsi="Times New Roman"/>
                 <w:noProof/>
                 <w:webHidden/>
               </w:rPr>
@@ -594,7 +635,6 @@
             </w:r>
             <w:r>
               <w:rPr>
-                <w:rFonts w:ascii="Times New Roman" w:hAnsi="Times New Roman"/>
                 <w:noProof/>
                 <w:webHidden/>
               </w:rPr>
@@ -602,7 +642,6 @@
             </w:r>
             <w:r>
               <w:rPr>
-                <w:rFonts w:ascii="Times New Roman" w:hAnsi="Times New Roman"/>
                 <w:noProof/>
                 <w:webHidden/>
               </w:rPr>
@@ -614,10 +653,11 @@
           <w:pPr>
             <w:pStyle w:val="TOC1"/>
             <w:tabs>
+              <w:tab w:val="left" w:pos="440"/>
               <w:tab w:val="right" w:leader="dot" w:pos="9016"/>
             </w:tabs>
             <w:rPr>
-              <w:rFonts w:ascii="Times New Roman" w:hAnsi="Times New Roman"/>
+              <w:rFonts w:cstheme="minorBidi"/>
               <w:noProof/>
               <w:kern w:val="2"/>
               <w:sz w:val="24"/>
@@ -625,7 +665,7 @@
               <w14:ligatures w14:val="standardContextual"/>
             </w:rPr>
           </w:pPr>
-          <w:hyperlink w:anchor="_Toc225434892" w:history="1">
+          <w:hyperlink w:anchor="_Toc225443456" w:history="1">
             <w:r>
               <w:rPr>
                 <w:rStyle w:val="Hyperlink"/>
@@ -633,19 +673,37 @@
                 <w:noProof/>
                 <w:lang w:val="en-US"/>
               </w:rPr>
-              <w:t>3. Project Management</w:t>
-            </w:r>
-            <w:r>
-              <w:rPr>
+              <w:t>3.</w:t>
+            </w:r>
+            <w:r>
+              <w:rPr>
+                <w:rFonts w:cstheme="minorBidi"/>
+                <w:noProof/>
+                <w:kern w:val="2"/>
+                <w:sz w:val="24"/>
+                <w:szCs w:val="24"/>
+                <w14:ligatures w14:val="standardContextual"/>
+              </w:rPr>
+              <w:tab/>
+            </w:r>
+            <w:r>
+              <w:rPr>
+                <w:rStyle w:val="Hyperlink"/>
                 <w:rFonts w:ascii="Times New Roman" w:hAnsi="Times New Roman"/>
                 <w:noProof/>
+                <w:lang w:val="en-US"/>
+              </w:rPr>
+              <w:t>Project Management</w:t>
+            </w:r>
+            <w:r>
+              <w:rPr>
+                <w:noProof/>
                 <w:webHidden/>
               </w:rPr>
               <w:tab/>
             </w:r>
             <w:r>
               <w:rPr>
-                <w:rFonts w:ascii="Times New Roman" w:hAnsi="Times New Roman"/>
                 <w:noProof/>
                 <w:webHidden/>
               </w:rPr>
@@ -653,22 +711,19 @@
             </w:r>
             <w:r>
               <w:rPr>
-                <w:rFonts w:ascii="Times New Roman" w:hAnsi="Times New Roman"/>
                 <w:noProof/>
                 <w:webHidden/>
               </w:rPr>
-              <w:instrText xml:space="preserve"> PAGEREF _Toc225434892 \h </w:instrText>
-            </w:r>
-            <w:r>
-              <w:rPr>
-                <w:rFonts w:ascii="Times New Roman" w:hAnsi="Times New Roman"/>
+              <w:instrText xml:space="preserve"> PAGEREF _Toc225443456 \h </w:instrText>
+            </w:r>
+            <w:r>
+              <w:rPr>
                 <w:noProof/>
                 <w:webHidden/>
               </w:rPr>
             </w:r>
             <w:r>
               <w:rPr>
-                <w:rFonts w:ascii="Times New Roman" w:hAnsi="Times New Roman"/>
                 <w:noProof/>
                 <w:webHidden/>
               </w:rPr>
@@ -676,7 +731,6 @@
             </w:r>
             <w:r>
               <w:rPr>
-                <w:rFonts w:ascii="Times New Roman" w:hAnsi="Times New Roman"/>
                 <w:noProof/>
                 <w:webHidden/>
               </w:rPr>
@@ -684,7 +738,6 @@
             </w:r>
             <w:r>
               <w:rPr>
-                <w:rFonts w:ascii="Times New Roman" w:hAnsi="Times New Roman"/>
                 <w:noProof/>
                 <w:webHidden/>
               </w:rPr>
@@ -699,7 +752,7 @@
               <w:tab w:val="right" w:leader="dot" w:pos="9016"/>
             </w:tabs>
             <w:rPr>
-              <w:rFonts w:ascii="Times New Roman" w:hAnsi="Times New Roman"/>
+              <w:rFonts w:cstheme="minorBidi"/>
               <w:noProof/>
               <w:kern w:val="2"/>
               <w:sz w:val="24"/>
@@ -707,7 +760,7 @@
               <w14:ligatures w14:val="standardContextual"/>
             </w:rPr>
           </w:pPr>
-          <w:hyperlink w:anchor="_Toc225434893" w:history="1">
+          <w:hyperlink w:anchor="_Toc225443457" w:history="1">
             <w:r>
               <w:rPr>
                 <w:rStyle w:val="Hyperlink"/>
@@ -719,7 +772,6 @@
             </w:r>
             <w:r>
               <w:rPr>
-                <w:rFonts w:ascii="Times New Roman" w:hAnsi="Times New Roman"/>
                 <w:noProof/>
                 <w:webHidden/>
               </w:rPr>
@@ -727,7 +779,6 @@
             </w:r>
             <w:r>
               <w:rPr>
-                <w:rFonts w:ascii="Times New Roman" w:hAnsi="Times New Roman"/>
                 <w:noProof/>
                 <w:webHidden/>
               </w:rPr>
@@ -735,22 +786,19 @@
             </w:r>
             <w:r>
               <w:rPr>
-                <w:rFonts w:ascii="Times New Roman" w:hAnsi="Times New Roman"/>
                 <w:noProof/>
                 <w:webHidden/>
               </w:rPr>
-              <w:instrText xml:space="preserve"> PAGEREF _Toc225434893 \h </w:instrText>
-            </w:r>
-            <w:r>
-              <w:rPr>
-                <w:rFonts w:ascii="Times New Roman" w:hAnsi="Times New Roman"/>
+              <w:instrText xml:space="preserve"> PAGEREF _Toc225443457 \h </w:instrText>
+            </w:r>
+            <w:r>
+              <w:rPr>
                 <w:noProof/>
                 <w:webHidden/>
               </w:rPr>
             </w:r>
             <w:r>
               <w:rPr>
-                <w:rFonts w:ascii="Times New Roman" w:hAnsi="Times New Roman"/>
                 <w:noProof/>
                 <w:webHidden/>
               </w:rPr>
@@ -758,7 +806,6 @@
             </w:r>
             <w:r>
               <w:rPr>
-                <w:rFonts w:ascii="Times New Roman" w:hAnsi="Times New Roman"/>
                 <w:noProof/>
                 <w:webHidden/>
               </w:rPr>
@@ -766,7 +813,6 @@
             </w:r>
             <w:r>
               <w:rPr>
-                <w:rFonts w:ascii="Times New Roman" w:hAnsi="Times New Roman"/>
                 <w:noProof/>
                 <w:webHidden/>
               </w:rPr>
@@ -778,10 +824,11 @@
           <w:pPr>
             <w:pStyle w:val="TOC1"/>
             <w:tabs>
+              <w:tab w:val="left" w:pos="440"/>
               <w:tab w:val="right" w:leader="dot" w:pos="9016"/>
             </w:tabs>
             <w:rPr>
-              <w:rFonts w:ascii="Times New Roman" w:hAnsi="Times New Roman"/>
+              <w:rFonts w:cstheme="minorBidi"/>
               <w:noProof/>
               <w:kern w:val="2"/>
               <w:sz w:val="24"/>
@@ -789,7 +836,7 @@
               <w14:ligatures w14:val="standardContextual"/>
             </w:rPr>
           </w:pPr>
-          <w:hyperlink w:anchor="_Toc225434894" w:history="1">
+          <w:hyperlink w:anchor="_Toc225443458" w:history="1">
             <w:r>
               <w:rPr>
                 <w:rStyle w:val="Hyperlink"/>
@@ -797,19 +844,37 @@
                 <w:noProof/>
                 <w:lang w:val="en-US"/>
               </w:rPr>
-              <w:t>4. Requirement Gathering</w:t>
-            </w:r>
-            <w:r>
-              <w:rPr>
+              <w:t>4.</w:t>
+            </w:r>
+            <w:r>
+              <w:rPr>
+                <w:rFonts w:cstheme="minorBidi"/>
+                <w:noProof/>
+                <w:kern w:val="2"/>
+                <w:sz w:val="24"/>
+                <w:szCs w:val="24"/>
+                <w14:ligatures w14:val="standardContextual"/>
+              </w:rPr>
+              <w:tab/>
+            </w:r>
+            <w:r>
+              <w:rPr>
+                <w:rStyle w:val="Hyperlink"/>
                 <w:rFonts w:ascii="Times New Roman" w:hAnsi="Times New Roman"/>
                 <w:noProof/>
+                <w:lang w:val="en-US"/>
+              </w:rPr>
+              <w:t>Requirement Gathering</w:t>
+            </w:r>
+            <w:r>
+              <w:rPr>
+                <w:noProof/>
                 <w:webHidden/>
               </w:rPr>
               <w:tab/>
             </w:r>
             <w:r>
               <w:rPr>
-                <w:rFonts w:ascii="Times New Roman" w:hAnsi="Times New Roman"/>
                 <w:noProof/>
                 <w:webHidden/>
               </w:rPr>
@@ -817,22 +882,19 @@
             </w:r>
             <w:r>
               <w:rPr>
-                <w:rFonts w:ascii="Times New Roman" w:hAnsi="Times New Roman"/>
                 <w:noProof/>
                 <w:webHidden/>
               </w:rPr>
-              <w:instrText xml:space="preserve"> PAGEREF _Toc225434894 \h </w:instrText>
-            </w:r>
-            <w:r>
-              <w:rPr>
-                <w:rFonts w:ascii="Times New Roman" w:hAnsi="Times New Roman"/>
+              <w:instrText xml:space="preserve"> PAGEREF _Toc225443458 \h </w:instrText>
+            </w:r>
+            <w:r>
+              <w:rPr>
                 <w:noProof/>
                 <w:webHidden/>
               </w:rPr>
             </w:r>
             <w:r>
               <w:rPr>
-                <w:rFonts w:ascii="Times New Roman" w:hAnsi="Times New Roman"/>
                 <w:noProof/>
                 <w:webHidden/>
               </w:rPr>
@@ -840,15 +902,13 @@
             </w:r>
             <w:r>
               <w:rPr>
-                <w:rFonts w:ascii="Times New Roman" w:hAnsi="Times New Roman"/>
                 <w:noProof/>
                 <w:webHidden/>
               </w:rPr>
-              <w:t>3</w:t>
-            </w:r>
-            <w:r>
-              <w:rPr>
-                <w:rFonts w:ascii="Times New Roman" w:hAnsi="Times New Roman"/>
+              <w:t>4</w:t>
+            </w:r>
+            <w:r>
+              <w:rPr>
                 <w:noProof/>
                 <w:webHidden/>
               </w:rPr>
@@ -863,7 +923,7 @@
               <w:tab w:val="right" w:leader="dot" w:pos="9016"/>
             </w:tabs>
             <w:rPr>
-              <w:rFonts w:ascii="Times New Roman" w:hAnsi="Times New Roman"/>
+              <w:rFonts w:cstheme="minorBidi"/>
               <w:noProof/>
               <w:kern w:val="2"/>
               <w:sz w:val="24"/>
@@ -871,7 +931,7 @@
               <w14:ligatures w14:val="standardContextual"/>
             </w:rPr>
           </w:pPr>
-          <w:hyperlink w:anchor="_Toc225434895" w:history="1">
+          <w:hyperlink w:anchor="_Toc225443459" w:history="1">
             <w:r>
               <w:rPr>
                 <w:rStyle w:val="Hyperlink"/>
@@ -883,7 +943,6 @@
             </w:r>
             <w:r>
               <w:rPr>
-                <w:rFonts w:ascii="Times New Roman" w:hAnsi="Times New Roman"/>
                 <w:noProof/>
                 <w:webHidden/>
               </w:rPr>
@@ -891,7 +950,6 @@
             </w:r>
             <w:r>
               <w:rPr>
-                <w:rFonts w:ascii="Times New Roman" w:hAnsi="Times New Roman"/>
                 <w:noProof/>
                 <w:webHidden/>
               </w:rPr>
@@ -899,22 +957,19 @@
             </w:r>
             <w:r>
               <w:rPr>
-                <w:rFonts w:ascii="Times New Roman" w:hAnsi="Times New Roman"/>
                 <w:noProof/>
                 <w:webHidden/>
               </w:rPr>
-              <w:instrText xml:space="preserve"> PAGEREF _Toc225434895 \h </w:instrText>
-            </w:r>
-            <w:r>
-              <w:rPr>
-                <w:rFonts w:ascii="Times New Roman" w:hAnsi="Times New Roman"/>
+              <w:instrText xml:space="preserve"> PAGEREF _Toc225443459 \h </w:instrText>
+            </w:r>
+            <w:r>
+              <w:rPr>
                 <w:noProof/>
                 <w:webHidden/>
               </w:rPr>
             </w:r>
             <w:r>
               <w:rPr>
-                <w:rFonts w:ascii="Times New Roman" w:hAnsi="Times New Roman"/>
                 <w:noProof/>
                 <w:webHidden/>
               </w:rPr>
@@ -922,15 +977,13 @@
             </w:r>
             <w:r>
               <w:rPr>
-                <w:rFonts w:ascii="Times New Roman" w:hAnsi="Times New Roman"/>
                 <w:noProof/>
                 <w:webHidden/>
               </w:rPr>
-              <w:t>3</w:t>
-            </w:r>
-            <w:r>
-              <w:rPr>
-                <w:rFonts w:ascii="Times New Roman" w:hAnsi="Times New Roman"/>
+              <w:t>4</w:t>
+            </w:r>
+            <w:r>
+              <w:rPr>
                 <w:noProof/>
                 <w:webHidden/>
               </w:rPr>
@@ -942,10 +995,11 @@
           <w:pPr>
             <w:pStyle w:val="TOC1"/>
             <w:tabs>
+              <w:tab w:val="left" w:pos="440"/>
               <w:tab w:val="right" w:leader="dot" w:pos="9016"/>
             </w:tabs>
             <w:rPr>
-              <w:rFonts w:ascii="Times New Roman" w:hAnsi="Times New Roman"/>
+              <w:rFonts w:cstheme="minorBidi"/>
               <w:noProof/>
               <w:kern w:val="2"/>
               <w:sz w:val="24"/>
@@ -953,7 +1007,7 @@
               <w14:ligatures w14:val="standardContextual"/>
             </w:rPr>
           </w:pPr>
-          <w:hyperlink w:anchor="_Toc225434896" w:history="1">
+          <w:hyperlink w:anchor="_Toc225443460" w:history="1">
             <w:r>
               <w:rPr>
                 <w:rStyle w:val="Hyperlink"/>
@@ -961,19 +1015,37 @@
                 <w:noProof/>
                 <w:lang w:val="en-US"/>
               </w:rPr>
-              <w:t>5. Design</w:t>
-            </w:r>
-            <w:r>
-              <w:rPr>
+              <w:t>5.</w:t>
+            </w:r>
+            <w:r>
+              <w:rPr>
+                <w:rFonts w:cstheme="minorBidi"/>
+                <w:noProof/>
+                <w:kern w:val="2"/>
+                <w:sz w:val="24"/>
+                <w:szCs w:val="24"/>
+                <w14:ligatures w14:val="standardContextual"/>
+              </w:rPr>
+              <w:tab/>
+            </w:r>
+            <w:r>
+              <w:rPr>
+                <w:rStyle w:val="Hyperlink"/>
                 <w:rFonts w:ascii="Times New Roman" w:hAnsi="Times New Roman"/>
                 <w:noProof/>
+                <w:lang w:val="en-US"/>
+              </w:rPr>
+              <w:t>Design</w:t>
+            </w:r>
+            <w:r>
+              <w:rPr>
+                <w:noProof/>
                 <w:webHidden/>
               </w:rPr>
               <w:tab/>
             </w:r>
             <w:r>
               <w:rPr>
-                <w:rFonts w:ascii="Times New Roman" w:hAnsi="Times New Roman"/>
                 <w:noProof/>
                 <w:webHidden/>
               </w:rPr>
@@ -981,22 +1053,19 @@
             </w:r>
             <w:r>
               <w:rPr>
-                <w:rFonts w:ascii="Times New Roman" w:hAnsi="Times New Roman"/>
                 <w:noProof/>
                 <w:webHidden/>
               </w:rPr>
-              <w:instrText xml:space="preserve"> PAGEREF _Toc225434896 \h </w:instrText>
-            </w:r>
-            <w:r>
-              <w:rPr>
-                <w:rFonts w:ascii="Times New Roman" w:hAnsi="Times New Roman"/>
+              <w:instrText xml:space="preserve"> PAGEREF _Toc225443460 \h </w:instrText>
+            </w:r>
+            <w:r>
+              <w:rPr>
                 <w:noProof/>
                 <w:webHidden/>
               </w:rPr>
             </w:r>
             <w:r>
               <w:rPr>
-                <w:rFonts w:ascii="Times New Roman" w:hAnsi="Times New Roman"/>
                 <w:noProof/>
                 <w:webHidden/>
               </w:rPr>
@@ -1004,15 +1073,13 @@
             </w:r>
             <w:r>
               <w:rPr>
-                <w:rFonts w:ascii="Times New Roman" w:hAnsi="Times New Roman"/>
                 <w:noProof/>
                 <w:webHidden/>
               </w:rPr>
-              <w:t>3</w:t>
-            </w:r>
-            <w:r>
-              <w:rPr>
-                <w:rFonts w:ascii="Times New Roman" w:hAnsi="Times New Roman"/>
+              <w:t>4</w:t>
+            </w:r>
+            <w:r>
+              <w:rPr>
                 <w:noProof/>
                 <w:webHidden/>
               </w:rPr>
@@ -1027,7 +1094,7 @@
               <w:tab w:val="right" w:leader="dot" w:pos="9016"/>
             </w:tabs>
             <w:rPr>
-              <w:rFonts w:ascii="Times New Roman" w:hAnsi="Times New Roman"/>
+              <w:rFonts w:cstheme="minorBidi"/>
               <w:noProof/>
               <w:kern w:val="2"/>
               <w:sz w:val="24"/>
@@ -1035,7 +1102,7 @@
               <w14:ligatures w14:val="standardContextual"/>
             </w:rPr>
           </w:pPr>
-          <w:hyperlink w:anchor="_Toc225434897" w:history="1">
+          <w:hyperlink w:anchor="_Toc225443461" w:history="1">
             <w:r>
               <w:rPr>
                 <w:rStyle w:val="Hyperlink"/>
@@ -1047,7 +1114,6 @@
             </w:r>
             <w:r>
               <w:rPr>
-                <w:rFonts w:ascii="Times New Roman" w:hAnsi="Times New Roman"/>
                 <w:noProof/>
                 <w:webHidden/>
               </w:rPr>
@@ -1055,7 +1121,6 @@
             </w:r>
             <w:r>
               <w:rPr>
-                <w:rFonts w:ascii="Times New Roman" w:hAnsi="Times New Roman"/>
                 <w:noProof/>
                 <w:webHidden/>
               </w:rPr>
@@ -1063,22 +1128,19 @@
             </w:r>
             <w:r>
               <w:rPr>
-                <w:rFonts w:ascii="Times New Roman" w:hAnsi="Times New Roman"/>
                 <w:noProof/>
                 <w:webHidden/>
               </w:rPr>
-              <w:instrText xml:space="preserve"> PAGEREF _Toc225434897 \h </w:instrText>
-            </w:r>
-            <w:r>
-              <w:rPr>
-                <w:rFonts w:ascii="Times New Roman" w:hAnsi="Times New Roman"/>
+              <w:instrText xml:space="preserve"> PAGEREF _Toc225443461 \h </w:instrText>
+            </w:r>
+            <w:r>
+              <w:rPr>
                 <w:noProof/>
                 <w:webHidden/>
               </w:rPr>
             </w:r>
             <w:r>
               <w:rPr>
-                <w:rFonts w:ascii="Times New Roman" w:hAnsi="Times New Roman"/>
                 <w:noProof/>
                 <w:webHidden/>
               </w:rPr>
@@ -1086,15 +1148,13 @@
             </w:r>
             <w:r>
               <w:rPr>
-                <w:rFonts w:ascii="Times New Roman" w:hAnsi="Times New Roman"/>
                 <w:noProof/>
                 <w:webHidden/>
               </w:rPr>
-              <w:t>3</w:t>
-            </w:r>
-            <w:r>
-              <w:rPr>
-                <w:rFonts w:ascii="Times New Roman" w:hAnsi="Times New Roman"/>
+              <w:t>4</w:t>
+            </w:r>
+            <w:r>
+              <w:rPr>
                 <w:noProof/>
                 <w:webHidden/>
               </w:rPr>
@@ -1104,12 +1164,13 @@
         </w:p>
         <w:p>
           <w:pPr>
-            <w:pStyle w:val="TOC2"/>
+            <w:pStyle w:val="TOC1"/>
             <w:tabs>
+              <w:tab w:val="left" w:pos="440"/>
               <w:tab w:val="right" w:leader="dot" w:pos="9016"/>
             </w:tabs>
             <w:rPr>
-              <w:rFonts w:ascii="Times New Roman" w:hAnsi="Times New Roman"/>
+              <w:rFonts w:cstheme="minorBidi"/>
               <w:noProof/>
               <w:kern w:val="2"/>
               <w:sz w:val="24"/>
@@ -1117,7 +1178,7 @@
               <w14:ligatures w14:val="standardContextual"/>
             </w:rPr>
           </w:pPr>
-          <w:hyperlink w:anchor="_Toc225434898" w:history="1">
+          <w:hyperlink w:anchor="_Toc225443462" w:history="1">
             <w:r>
               <w:rPr>
                 <w:rStyle w:val="Hyperlink"/>
@@ -1125,19 +1186,37 @@
                 <w:noProof/>
                 <w:lang w:val="en-US"/>
               </w:rPr>
-              <w:t>5.2 Design Patterns</w:t>
-            </w:r>
-            <w:r>
-              <w:rPr>
+              <w:t>6.</w:t>
+            </w:r>
+            <w:r>
+              <w:rPr>
+                <w:rFonts w:cstheme="minorBidi"/>
+                <w:noProof/>
+                <w:kern w:val="2"/>
+                <w:sz w:val="24"/>
+                <w:szCs w:val="24"/>
+                <w14:ligatures w14:val="standardContextual"/>
+              </w:rPr>
+              <w:tab/>
+            </w:r>
+            <w:r>
+              <w:rPr>
+                <w:rStyle w:val="Hyperlink"/>
                 <w:rFonts w:ascii="Times New Roman" w:hAnsi="Times New Roman"/>
                 <w:noProof/>
+                <w:lang w:val="en-US"/>
+              </w:rPr>
+              <w:t>Testing</w:t>
+            </w:r>
+            <w:r>
+              <w:rPr>
+                <w:noProof/>
                 <w:webHidden/>
               </w:rPr>
               <w:tab/>
             </w:r>
             <w:r>
               <w:rPr>
-                <w:rFonts w:ascii="Times New Roman" w:hAnsi="Times New Roman"/>
                 <w:noProof/>
                 <w:webHidden/>
               </w:rPr>
@@ -1145,22 +1224,19 @@
             </w:r>
             <w:r>
               <w:rPr>
-                <w:rFonts w:ascii="Times New Roman" w:hAnsi="Times New Roman"/>
                 <w:noProof/>
                 <w:webHidden/>
               </w:rPr>
-              <w:instrText xml:space="preserve"> PAGEREF _Toc225434898 \h </w:instrText>
-            </w:r>
-            <w:r>
-              <w:rPr>
-                <w:rFonts w:ascii="Times New Roman" w:hAnsi="Times New Roman"/>
+              <w:instrText xml:space="preserve"> PAGEREF _Toc225443462 \h </w:instrText>
+            </w:r>
+            <w:r>
+              <w:rPr>
                 <w:noProof/>
                 <w:webHidden/>
               </w:rPr>
             </w:r>
             <w:r>
               <w:rPr>
-                <w:rFonts w:ascii="Times New Roman" w:hAnsi="Times New Roman"/>
                 <w:noProof/>
                 <w:webHidden/>
               </w:rPr>
@@ -1168,15 +1244,13 @@
             </w:r>
             <w:r>
               <w:rPr>
-                <w:rFonts w:ascii="Times New Roman" w:hAnsi="Times New Roman"/>
                 <w:noProof/>
                 <w:webHidden/>
               </w:rPr>
-              <w:t>3</w:t>
-            </w:r>
-            <w:r>
-              <w:rPr>
-                <w:rFonts w:ascii="Times New Roman" w:hAnsi="Times New Roman"/>
+              <w:t>4</w:t>
+            </w:r>
+            <w:r>
+              <w:rPr>
                 <w:noProof/>
                 <w:webHidden/>
               </w:rPr>
@@ -1188,10 +1262,11 @@
           <w:pPr>
             <w:pStyle w:val="TOC1"/>
             <w:tabs>
+              <w:tab w:val="left" w:pos="440"/>
               <w:tab w:val="right" w:leader="dot" w:pos="9016"/>
             </w:tabs>
             <w:rPr>
-              <w:rFonts w:ascii="Times New Roman" w:hAnsi="Times New Roman"/>
+              <w:rFonts w:cstheme="minorBidi"/>
               <w:noProof/>
               <w:kern w:val="2"/>
               <w:sz w:val="24"/>
@@ -1199,7 +1274,7 @@
               <w14:ligatures w14:val="standardContextual"/>
             </w:rPr>
           </w:pPr>
-          <w:hyperlink w:anchor="_Toc225434899" w:history="1">
+          <w:hyperlink w:anchor="_Toc225443463" w:history="1">
             <w:r>
               <w:rPr>
                 <w:rStyle w:val="Hyperlink"/>
@@ -1207,19 +1282,37 @@
                 <w:noProof/>
                 <w:lang w:val="en-US"/>
               </w:rPr>
-              <w:t>6. Testing</w:t>
-            </w:r>
-            <w:r>
-              <w:rPr>
+              <w:t>7.</w:t>
+            </w:r>
+            <w:r>
+              <w:rPr>
+                <w:rFonts w:cstheme="minorBidi"/>
+                <w:noProof/>
+                <w:kern w:val="2"/>
+                <w:sz w:val="24"/>
+                <w:szCs w:val="24"/>
+                <w14:ligatures w14:val="standardContextual"/>
+              </w:rPr>
+              <w:tab/>
+            </w:r>
+            <w:r>
+              <w:rPr>
+                <w:rStyle w:val="Hyperlink"/>
                 <w:rFonts w:ascii="Times New Roman" w:hAnsi="Times New Roman"/>
                 <w:noProof/>
+                <w:lang w:val="en-US"/>
+              </w:rPr>
+              <w:t>Security</w:t>
+            </w:r>
+            <w:r>
+              <w:rPr>
+                <w:noProof/>
                 <w:webHidden/>
               </w:rPr>
               <w:tab/>
             </w:r>
             <w:r>
               <w:rPr>
-                <w:rFonts w:ascii="Times New Roman" w:hAnsi="Times New Roman"/>
                 <w:noProof/>
                 <w:webHidden/>
               </w:rPr>
@@ -1227,22 +1320,19 @@
             </w:r>
             <w:r>
               <w:rPr>
-                <w:rFonts w:ascii="Times New Roman" w:hAnsi="Times New Roman"/>
                 <w:noProof/>
                 <w:webHidden/>
               </w:rPr>
-              <w:instrText xml:space="preserve"> PAGEREF _Toc225434899 \h </w:instrText>
-            </w:r>
-            <w:r>
-              <w:rPr>
-                <w:rFonts w:ascii="Times New Roman" w:hAnsi="Times New Roman"/>
+              <w:instrText xml:space="preserve"> PAGEREF _Toc225443463 \h </w:instrText>
+            </w:r>
+            <w:r>
+              <w:rPr>
                 <w:noProof/>
                 <w:webHidden/>
               </w:rPr>
             </w:r>
             <w:r>
               <w:rPr>
-                <w:rFonts w:ascii="Times New Roman" w:hAnsi="Times New Roman"/>
                 <w:noProof/>
                 <w:webHidden/>
               </w:rPr>
@@ -1250,15 +1340,13 @@
             </w:r>
             <w:r>
               <w:rPr>
-                <w:rFonts w:ascii="Times New Roman" w:hAnsi="Times New Roman"/>
                 <w:noProof/>
                 <w:webHidden/>
               </w:rPr>
-              <w:t>3</w:t>
-            </w:r>
-            <w:r>
-              <w:rPr>
-                <w:rFonts w:ascii="Times New Roman" w:hAnsi="Times New Roman"/>
+              <w:t>5</w:t>
+            </w:r>
+            <w:r>
+              <w:rPr>
                 <w:noProof/>
                 <w:webHidden/>
               </w:rPr>
@@ -1270,10 +1358,11 @@
           <w:pPr>
             <w:pStyle w:val="TOC1"/>
             <w:tabs>
+              <w:tab w:val="left" w:pos="440"/>
               <w:tab w:val="right" w:leader="dot" w:pos="9016"/>
             </w:tabs>
             <w:rPr>
-              <w:rFonts w:ascii="Times New Roman" w:hAnsi="Times New Roman"/>
+              <w:rFonts w:cstheme="minorBidi"/>
               <w:noProof/>
               <w:kern w:val="2"/>
               <w:sz w:val="24"/>
@@ -1281,7 +1370,7 @@
               <w14:ligatures w14:val="standardContextual"/>
             </w:rPr>
           </w:pPr>
-          <w:hyperlink w:anchor="_Toc225434900" w:history="1">
+          <w:hyperlink w:anchor="_Toc225443464" w:history="1">
             <w:r>
               <w:rPr>
                 <w:rStyle w:val="Hyperlink"/>
@@ -1289,19 +1378,37 @@
                 <w:noProof/>
                 <w:lang w:val="en-US"/>
               </w:rPr>
-              <w:t>7. Security</w:t>
-            </w:r>
-            <w:r>
-              <w:rPr>
+              <w:t>8.</w:t>
+            </w:r>
+            <w:r>
+              <w:rPr>
+                <w:rFonts w:cstheme="minorBidi"/>
+                <w:noProof/>
+                <w:kern w:val="2"/>
+                <w:sz w:val="24"/>
+                <w:szCs w:val="24"/>
+                <w14:ligatures w14:val="standardContextual"/>
+              </w:rPr>
+              <w:tab/>
+            </w:r>
+            <w:r>
+              <w:rPr>
+                <w:rStyle w:val="Hyperlink"/>
                 <w:rFonts w:ascii="Times New Roman" w:hAnsi="Times New Roman"/>
                 <w:noProof/>
+                <w:lang w:val="en-US"/>
+              </w:rPr>
+              <w:t>DevOps</w:t>
+            </w:r>
+            <w:r>
+              <w:rPr>
+                <w:noProof/>
                 <w:webHidden/>
               </w:rPr>
               <w:tab/>
             </w:r>
             <w:r>
               <w:rPr>
-                <w:rFonts w:ascii="Times New Roman" w:hAnsi="Times New Roman"/>
                 <w:noProof/>
                 <w:webHidden/>
               </w:rPr>
@@ -1309,22 +1416,19 @@
             </w:r>
             <w:r>
               <w:rPr>
-                <w:rFonts w:ascii="Times New Roman" w:hAnsi="Times New Roman"/>
                 <w:noProof/>
                 <w:webHidden/>
               </w:rPr>
-              <w:instrText xml:space="preserve"> PAGEREF _Toc225434900 \h </w:instrText>
-            </w:r>
-            <w:r>
-              <w:rPr>
-                <w:rFonts w:ascii="Times New Roman" w:hAnsi="Times New Roman"/>
+              <w:instrText xml:space="preserve"> PAGEREF _Toc225443464 \h </w:instrText>
+            </w:r>
+            <w:r>
+              <w:rPr>
                 <w:noProof/>
                 <w:webHidden/>
               </w:rPr>
             </w:r>
             <w:r>
               <w:rPr>
-                <w:rFonts w:ascii="Times New Roman" w:hAnsi="Times New Roman"/>
                 <w:noProof/>
                 <w:webHidden/>
               </w:rPr>
@@ -1332,15 +1436,13 @@
             </w:r>
             <w:r>
               <w:rPr>
-                <w:rFonts w:ascii="Times New Roman" w:hAnsi="Times New Roman"/>
                 <w:noProof/>
                 <w:webHidden/>
               </w:rPr>
-              <w:t>3</w:t>
-            </w:r>
-            <w:r>
-              <w:rPr>
-                <w:rFonts w:ascii="Times New Roman" w:hAnsi="Times New Roman"/>
+              <w:t>5</w:t>
+            </w:r>
+            <w:r>
+              <w:rPr>
                 <w:noProof/>
                 <w:webHidden/>
               </w:rPr>
@@ -1352,10 +1454,11 @@
           <w:pPr>
             <w:pStyle w:val="TOC1"/>
             <w:tabs>
+              <w:tab w:val="left" w:pos="440"/>
               <w:tab w:val="right" w:leader="dot" w:pos="9016"/>
             </w:tabs>
             <w:rPr>
-              <w:rFonts w:ascii="Times New Roman" w:hAnsi="Times New Roman"/>
+              <w:rFonts w:cstheme="minorBidi"/>
               <w:noProof/>
               <w:kern w:val="2"/>
               <w:sz w:val="24"/>
@@ -1363,7 +1466,7 @@
               <w14:ligatures w14:val="standardContextual"/>
             </w:rPr>
           </w:pPr>
-          <w:hyperlink w:anchor="_Toc225434901" w:history="1">
+          <w:hyperlink w:anchor="_Toc225443465" w:history="1">
             <w:r>
               <w:rPr>
                 <w:rStyle w:val="Hyperlink"/>
@@ -1371,81 +1474,19 @@
                 <w:noProof/>
                 <w:lang w:val="en-US"/>
               </w:rPr>
-              <w:t>8. DevOps</w:t>
-            </w:r>
-            <w:r>
-              <w:rPr>
-                <w:rFonts w:ascii="Times New Roman" w:hAnsi="Times New Roman"/>
-                <w:noProof/>
-                <w:webHidden/>
+              <w:t>9.</w:t>
+            </w:r>
+            <w:r>
+              <w:rPr>
+                <w:rFonts w:cstheme="minorBidi"/>
+                <w:noProof/>
+                <w:kern w:val="2"/>
+                <w:sz w:val="24"/>
+                <w:szCs w:val="24"/>
+                <w14:ligatures w14:val="standardContextual"/>
               </w:rPr>
               <w:tab/>
             </w:r>
-            <w:r>
-              <w:rPr>
-                <w:rFonts w:ascii="Times New Roman" w:hAnsi="Times New Roman"/>
-                <w:noProof/>
-                <w:webHidden/>
-              </w:rPr>
-              <w:fldChar w:fldCharType="begin"/>
-            </w:r>
-            <w:r>
-              <w:rPr>
-                <w:rFonts w:ascii="Times New Roman" w:hAnsi="Times New Roman"/>
-                <w:noProof/>
-                <w:webHidden/>
-              </w:rPr>
-              <w:instrText xml:space="preserve"> PAGEREF _Toc225434901 \h </w:instrText>
-            </w:r>
-            <w:r>
-              <w:rPr>
-                <w:rFonts w:ascii="Times New Roman" w:hAnsi="Times New Roman"/>
-                <w:noProof/>
-                <w:webHidden/>
-              </w:rPr>
-            </w:r>
-            <w:r>
-              <w:rPr>
-                <w:rFonts w:ascii="Times New Roman" w:hAnsi="Times New Roman"/>
-                <w:noProof/>
-                <w:webHidden/>
-              </w:rPr>
-              <w:fldChar w:fldCharType="separate"/>
-            </w:r>
-            <w:r>
-              <w:rPr>
-                <w:rFonts w:ascii="Times New Roman" w:hAnsi="Times New Roman"/>
-                <w:noProof/>
-                <w:webHidden/>
-              </w:rPr>
-              <w:t>3</w:t>
-            </w:r>
-            <w:r>
-              <w:rPr>
-                <w:rFonts w:ascii="Times New Roman" w:hAnsi="Times New Roman"/>
-                <w:noProof/>
-                <w:webHidden/>
-              </w:rPr>
-              <w:fldChar w:fldCharType="end"/>
-            </w:r>
-          </w:hyperlink>
-        </w:p>
-        <w:p>
-          <w:pPr>
-            <w:pStyle w:val="TOC1"/>
-            <w:tabs>
-              <w:tab w:val="right" w:leader="dot" w:pos="9016"/>
-            </w:tabs>
-            <w:rPr>
-              <w:rFonts w:ascii="Times New Roman" w:hAnsi="Times New Roman"/>
-              <w:noProof/>
-              <w:kern w:val="2"/>
-              <w:sz w:val="24"/>
-              <w:szCs w:val="24"/>
-              <w14:ligatures w14:val="standardContextual"/>
-            </w:rPr>
-          </w:pPr>
-          <w:hyperlink w:anchor="_Toc225434902" w:history="1">
             <w:r>
               <w:rPr>
                 <w:rStyle w:val="Hyperlink"/>
@@ -1453,11 +1494,10 @@
                 <w:noProof/>
                 <w:lang w:val="en-US"/>
               </w:rPr>
-              <w:t>9. References</w:t>
-            </w:r>
-            <w:r>
-              <w:rPr>
-                <w:rFonts w:ascii="Times New Roman" w:hAnsi="Times New Roman"/>
+              <w:t>References</w:t>
+            </w:r>
+            <w:r>
+              <w:rPr>
                 <w:noProof/>
                 <w:webHidden/>
               </w:rPr>
@@ -1465,7 +1505,6 @@
             </w:r>
             <w:r>
               <w:rPr>
-                <w:rFonts w:ascii="Times New Roman" w:hAnsi="Times New Roman"/>
                 <w:noProof/>
                 <w:webHidden/>
               </w:rPr>
@@ -1473,22 +1512,19 @@
             </w:r>
             <w:r>
               <w:rPr>
-                <w:rFonts w:ascii="Times New Roman" w:hAnsi="Times New Roman"/>
                 <w:noProof/>
                 <w:webHidden/>
               </w:rPr>
-              <w:instrText xml:space="preserve"> PAGEREF _Toc225434902 \h </w:instrText>
-            </w:r>
-            <w:r>
-              <w:rPr>
-                <w:rFonts w:ascii="Times New Roman" w:hAnsi="Times New Roman"/>
+              <w:instrText xml:space="preserve"> PAGEREF _Toc225443465 \h </w:instrText>
+            </w:r>
+            <w:r>
+              <w:rPr>
                 <w:noProof/>
                 <w:webHidden/>
               </w:rPr>
             </w:r>
             <w:r>
               <w:rPr>
-                <w:rFonts w:ascii="Times New Roman" w:hAnsi="Times New Roman"/>
                 <w:noProof/>
                 <w:webHidden/>
               </w:rPr>
@@ -1496,15 +1532,13 @@
             </w:r>
             <w:r>
               <w:rPr>
-                <w:rFonts w:ascii="Times New Roman" w:hAnsi="Times New Roman"/>
                 <w:noProof/>
                 <w:webHidden/>
               </w:rPr>
-              <w:t>3</w:t>
-            </w:r>
-            <w:r>
-              <w:rPr>
-                <w:rFonts w:ascii="Times New Roman" w:hAnsi="Times New Roman"/>
+              <w:t>6</w:t>
+            </w:r>
+            <w:r>
+              <w:rPr>
                 <w:noProof/>
                 <w:webHidden/>
               </w:rPr>
@@ -1673,7 +1707,7 @@
           <w:rFonts w:ascii="Times New Roman" w:hAnsi="Times New Roman" w:cs="Times New Roman"/>
         </w:rPr>
       </w:pPr>
-      <w:bookmarkStart w:id="0" w:name="_Toc225434890"/>
+      <w:bookmarkStart w:id="0" w:name="_Toc225443454"/>
       <w:r>
         <w:rPr>
           <w:rFonts w:ascii="Times New Roman" w:hAnsi="Times New Roman" w:cs="Times New Roman"/>
@@ -1772,7 +1806,7 @@
           <w:lang w:val="en-US"/>
         </w:rPr>
       </w:pPr>
-      <w:bookmarkStart w:id="1" w:name="_Toc225434891"/>
+      <w:bookmarkStart w:id="1" w:name="_Toc225443455"/>
       <w:r>
         <w:rPr>
           <w:rFonts w:ascii="Times New Roman" w:hAnsi="Times New Roman" w:cs="Times New Roman"/>
@@ -1988,7 +2022,7 @@
           <w:lang w:val="en-US"/>
         </w:rPr>
       </w:pPr>
-      <w:bookmarkStart w:id="2" w:name="_Toc225434892"/>
+      <w:bookmarkStart w:id="2" w:name="_Toc225443456"/>
       <w:r>
         <w:rPr>
           <w:rFonts w:ascii="Times New Roman" w:hAnsi="Times New Roman" w:cs="Times New Roman"/>
@@ -2067,7 +2101,7 @@
           <w:lang w:val="en-US"/>
         </w:rPr>
       </w:pPr>
-      <w:bookmarkStart w:id="3" w:name="_Toc225434893"/>
+      <w:bookmarkStart w:id="3" w:name="_Toc225443457"/>
       <w:r>
         <w:rPr>
           <w:rFonts w:ascii="Times New Roman" w:hAnsi="Times New Roman" w:cs="Times New Roman"/>
@@ -2111,7 +2145,7 @@
           <w:lang w:val="en-US"/>
         </w:rPr>
       </w:pPr>
-      <w:bookmarkStart w:id="4" w:name="_Toc225434894"/>
+      <w:bookmarkStart w:id="4" w:name="_Toc225443458"/>
       <w:r>
         <w:rPr>
           <w:rFonts w:ascii="Times New Roman" w:hAnsi="Times New Roman" w:cs="Times New Roman"/>
@@ -2123,13 +2157,39 @@
     </w:p>
     <w:p>
       <w:pPr>
+        <w:rPr>
+          <w:lang w:val="en-US"/>
+        </w:rPr>
+      </w:pPr>
+      <w:r>
+        <w:rPr>
+          <w:lang w:val="en-US"/>
+        </w:rPr>
+        <w:t>To figure out what to build, I researched similar sites online and worked through them as any normal user. I created a user story, use cases and use case descriptions, which can be viewed in the requirements.docx., to help plan how to structure the web-application.</w:t>
+      </w:r>
+    </w:p>
+    <w:p>
+      <w:pPr>
+        <w:rPr>
+          <w:lang w:val="en-US"/>
+        </w:rPr>
+      </w:pPr>
+      <w:r>
+        <w:rPr>
+          <w:lang w:val="en-US"/>
+        </w:rPr>
+        <w:t xml:space="preserve">During the creation of the system, some requirements did change including allowing admins to view all user data. </w:t>
+      </w:r>
+    </w:p>
+    <w:p>
+      <w:pPr>
         <w:pStyle w:val="Heading2"/>
         <w:rPr>
           <w:rFonts w:ascii="Times New Roman" w:hAnsi="Times New Roman" w:cs="Times New Roman"/>
           <w:lang w:val="en-US"/>
         </w:rPr>
       </w:pPr>
-      <w:bookmarkStart w:id="5" w:name="_Toc225434895"/>
+      <w:bookmarkStart w:id="5" w:name="_Toc225443459"/>
       <w:r>
         <w:rPr>
           <w:rFonts w:ascii="Times New Roman" w:hAnsi="Times New Roman" w:cs="Times New Roman"/>
@@ -2141,13 +2201,153 @@
     </w:p>
     <w:p>
       <w:pPr>
+        <w:rPr>
+          <w:lang w:val="en-US"/>
+        </w:rPr>
+      </w:pPr>
+      <w:r>
+        <w:rPr>
+          <w:lang w:val="en-US"/>
+        </w:rPr>
+        <w:t xml:space="preserve">Functional requirements specify </w:t>
+      </w:r>
+      <w:r>
+        <w:rPr>
+          <w:lang w:val="en-US"/>
+        </w:rPr>
+        <w:t>the behaviour</w:t>
+      </w:r>
+      <w:r>
+        <w:rPr>
+          <w:lang w:val="en-US"/>
+        </w:rPr>
+        <w:t xml:space="preserve"> the system must perform and are given in order of importance to the functionality of the application.</w:t>
+      </w:r>
+      <w:r>
+        <w:rPr>
+          <w:lang w:val="en-US"/>
+        </w:rPr>
+        <w:t xml:space="preserve"> Non-functional requirements are quality attributes rather than a specific functional behaviour of the application.</w:t>
+      </w:r>
+      <w:r>
+        <w:rPr>
+          <w:lang w:val="en-US"/>
+        </w:rPr>
+        <w:t xml:space="preserve">  </w:t>
+      </w:r>
+    </w:p>
+    <w:p>
+      <w:pPr>
+        <w:rPr>
+          <w:lang w:val="en-US"/>
+        </w:rPr>
+      </w:pPr>
+      <w:r>
+        <w:rPr>
+          <w:lang w:val="en-US"/>
+        </w:rPr>
+        <w:t xml:space="preserve">The requirements document uses the </w:t>
+      </w:r>
+      <w:proofErr w:type="spellStart"/>
+      <w:r>
+        <w:rPr>
+          <w:lang w:val="en-US"/>
+        </w:rPr>
+        <w:t>MoSCoW</w:t>
+      </w:r>
+      <w:proofErr w:type="spellEnd"/>
+      <w:r>
+        <w:rPr>
+          <w:lang w:val="en-US"/>
+        </w:rPr>
+        <w:t xml:space="preserve"> system to </w:t>
+      </w:r>
+      <w:proofErr w:type="spellStart"/>
+      <w:r>
+        <w:rPr>
+          <w:lang w:val="en-US"/>
+        </w:rPr>
+        <w:t>prioritise</w:t>
+      </w:r>
+      <w:proofErr w:type="spellEnd"/>
+      <w:r>
+        <w:rPr>
+          <w:lang w:val="en-US"/>
+        </w:rPr>
+        <w:t xml:space="preserve"> the requirements </w:t>
+      </w:r>
+      <w:proofErr w:type="gramStart"/>
+      <w:r>
+        <w:rPr>
+          <w:lang w:val="en-US"/>
+        </w:rPr>
+        <w:t>where,</w:t>
+      </w:r>
+      <w:proofErr w:type="gramEnd"/>
+      <w:r>
+        <w:rPr>
+          <w:lang w:val="en-US"/>
+        </w:rPr>
+        <w:t xml:space="preserve"> M </w:t>
+      </w:r>
+      <w:proofErr w:type="gramStart"/>
+      <w:r>
+        <w:rPr>
+          <w:lang w:val="en-US"/>
+        </w:rPr>
+        <w:t>is Must Have</w:t>
+      </w:r>
+      <w:proofErr w:type="gramEnd"/>
+      <w:r>
+        <w:rPr>
+          <w:lang w:val="en-US"/>
+        </w:rPr>
+        <w:t xml:space="preserve">, S </w:t>
+      </w:r>
+      <w:proofErr w:type="gramStart"/>
+      <w:r>
+        <w:rPr>
+          <w:lang w:val="en-US"/>
+        </w:rPr>
+        <w:t>is Should Have</w:t>
+      </w:r>
+      <w:proofErr w:type="gramEnd"/>
+      <w:r>
+        <w:rPr>
+          <w:lang w:val="en-US"/>
+        </w:rPr>
+        <w:t xml:space="preserve">, C </w:t>
+      </w:r>
+      <w:proofErr w:type="gramStart"/>
+      <w:r>
+        <w:rPr>
+          <w:lang w:val="en-US"/>
+        </w:rPr>
+        <w:t>is Could Have</w:t>
+      </w:r>
+      <w:proofErr w:type="gramEnd"/>
+      <w:r>
+        <w:rPr>
+          <w:lang w:val="en-US"/>
+        </w:rPr>
+        <w:t xml:space="preserve"> and W is Want to Have.</w:t>
+      </w:r>
+      <w:r>
+        <w:rPr>
+          <w:lang w:val="en-US"/>
+        </w:rPr>
+        <w:t xml:space="preserve"> The grading system can be viewed in the requirements.docx.</w:t>
+      </w:r>
+    </w:p>
+    <w:p>
+      <w:pPr>
         <w:pStyle w:val="Heading1"/>
         <w:rPr>
           <w:rFonts w:ascii="Times New Roman" w:hAnsi="Times New Roman" w:cs="Times New Roman"/>
           <w:lang w:val="en-US"/>
         </w:rPr>
       </w:pPr>
-      <w:bookmarkStart w:id="6" w:name="_Toc225434896"/>
+      <w:bookmarkStart w:id="6" w:name="_Toc225443460"/>
       <w:r>
         <w:rPr>
           <w:rFonts w:ascii="Times New Roman" w:hAnsi="Times New Roman" w:cs="Times New Roman"/>
@@ -2165,7 +2365,7 @@
           <w:lang w:val="en-US"/>
         </w:rPr>
       </w:pPr>
-      <w:bookmarkStart w:id="7" w:name="_Toc225434897"/>
+      <w:bookmarkStart w:id="7" w:name="_Toc225443461"/>
       <w:r>
         <w:rPr>
           <w:rFonts w:ascii="Times New Roman" w:hAnsi="Times New Roman" w:cs="Times New Roman"/>
@@ -2177,145 +2377,896 @@
     </w:p>
     <w:p>
       <w:pPr>
-        <w:pStyle w:val="Heading2"/>
-        <w:rPr>
-          <w:rFonts w:ascii="Times New Roman" w:hAnsi="Times New Roman" w:cs="Times New Roman"/>
-          <w:lang w:val="en-US"/>
-        </w:rPr>
-      </w:pPr>
-      <w:bookmarkStart w:id="8" w:name="_Toc225434898"/>
-      <w:r>
-        <w:rPr>
-          <w:rFonts w:ascii="Times New Roman" w:hAnsi="Times New Roman" w:cs="Times New Roman"/>
-          <w:lang w:val="en-US"/>
-        </w:rPr>
-        <w:t>Design Patterns</w:t>
+        <w:rPr>
+          <w:lang w:val="en-US"/>
+        </w:rPr>
+      </w:pPr>
+      <w:r>
+        <w:rPr>
+          <w:lang w:val="en-US"/>
+        </w:rPr>
+        <w:t xml:space="preserve">Not much detail was implanted into the wireframes as they only needed to outline the important functionality requirements. All the outlined requirements were implemented into the final </w:t>
+      </w:r>
+      <w:r>
+        <w:rPr>
+          <w:lang w:val="en-US"/>
+        </w:rPr>
+        <w:t>product,</w:t>
+      </w:r>
+      <w:r>
+        <w:rPr>
+          <w:lang w:val="en-US"/>
+        </w:rPr>
+        <w:t xml:space="preserve"> and each page was designed to a similar format.</w:t>
+      </w:r>
+    </w:p>
+    <w:p>
+      <w:pPr>
+        <w:rPr>
+          <w:lang w:val="en-US"/>
+        </w:rPr>
+      </w:pPr>
+      <w:r>
+        <w:rPr>
+          <w:lang w:val="en-US"/>
+        </w:rPr>
+        <w:t xml:space="preserve">The only design changes that came nearer the end of the </w:t>
+      </w:r>
+      <w:r>
+        <w:rPr>
+          <w:lang w:val="en-US"/>
+        </w:rPr>
+        <w:t>timeline</w:t>
+      </w:r>
+      <w:r>
+        <w:rPr>
+          <w:lang w:val="en-US"/>
+        </w:rPr>
+        <w:t xml:space="preserve"> were changes to the dashboard and how the users and admins viewed the booking details. </w:t>
+      </w:r>
+      <w:r>
+        <w:rPr>
+          <w:lang w:val="en-US"/>
+        </w:rPr>
+        <w:t>This became important to show old bookings compared to current “scheduled” bookings.</w:t>
+      </w:r>
+    </w:p>
+    <w:p>
+      <w:pPr>
+        <w:rPr>
+          <w:lang w:val="en-US"/>
+        </w:rPr>
+      </w:pPr>
+      <w:r>
+        <w:rPr>
+          <w:lang w:val="en-US"/>
+        </w:rPr>
+        <w:t xml:space="preserve">More details about the </w:t>
+      </w:r>
+      <w:r>
+        <w:rPr>
+          <w:lang w:val="en-US"/>
+        </w:rPr>
+        <w:t>design</w:t>
+      </w:r>
+      <w:r>
+        <w:rPr>
+          <w:lang w:val="en-US"/>
+        </w:rPr>
+        <w:t xml:space="preserve"> of the application can be found </w:t>
+      </w:r>
+      <w:proofErr w:type="gramStart"/>
+      <w:r>
+        <w:rPr>
+          <w:lang w:val="en-US"/>
+        </w:rPr>
+        <w:t>in</w:t>
+      </w:r>
+      <w:proofErr w:type="gramEnd"/>
+      <w:r>
+        <w:rPr>
+          <w:lang w:val="en-US"/>
+        </w:rPr>
+        <w:t xml:space="preserve"> </w:t>
+      </w:r>
+      <w:r>
+        <w:rPr>
+          <w:lang w:val="en-US"/>
+        </w:rPr>
+        <w:t>Design.docx</w:t>
+      </w:r>
+      <w:r>
+        <w:rPr>
+          <w:lang w:val="en-US"/>
+        </w:rPr>
+        <w:t>.</w:t>
+      </w:r>
+    </w:p>
+    <w:p>
+      <w:pPr>
+        <w:pStyle w:val="Heading1"/>
+        <w:rPr>
+          <w:rFonts w:ascii="Times New Roman" w:hAnsi="Times New Roman" w:cs="Times New Roman"/>
+          <w:lang w:val="en-US"/>
+        </w:rPr>
+      </w:pPr>
+      <w:bookmarkStart w:id="8" w:name="_Toc225443462"/>
+      <w:r>
+        <w:rPr>
+          <w:rFonts w:ascii="Times New Roman" w:hAnsi="Times New Roman" w:cs="Times New Roman"/>
+          <w:lang w:val="en-US"/>
+        </w:rPr>
+        <w:t>Testing</w:t>
       </w:r>
       <w:bookmarkEnd w:id="8"/>
     </w:p>
     <w:p>
       <w:pPr>
+        <w:rPr>
+          <w:lang w:val="en-US"/>
+        </w:rPr>
+      </w:pPr>
+      <w:r>
+        <w:rPr>
+          <w:lang w:val="en-US"/>
+        </w:rPr>
+        <w:t xml:space="preserve">Not a lot of testing was executed in this project. However, the main two tests conducted </w:t>
+      </w:r>
+      <w:r>
+        <w:rPr>
+          <w:lang w:val="en-US"/>
+        </w:rPr>
+        <w:t xml:space="preserve">were automated. Using Djangos </w:t>
+      </w:r>
+      <w:proofErr w:type="spellStart"/>
+      <w:r>
+        <w:rPr>
+          <w:lang w:val="en-US"/>
+        </w:rPr>
+        <w:t>TestCase</w:t>
+      </w:r>
+      <w:proofErr w:type="spellEnd"/>
+      <w:r>
+        <w:rPr>
+          <w:lang w:val="en-US"/>
+        </w:rPr>
+        <w:t xml:space="preserve"> to run each test inside a transaction to provide isolation </w:t>
+      </w:r>
+      <w:r>
+        <w:rPr>
+          <w:i/>
+          <w:iCs/>
+          <w:lang w:val="en-US"/>
+        </w:rPr>
+        <w:t>(Django Documentation, 2026</w:t>
+      </w:r>
+      <w:proofErr w:type="gramStart"/>
+      <w:r>
+        <w:rPr>
+          <w:i/>
+          <w:iCs/>
+          <w:lang w:val="en-US"/>
+        </w:rPr>
+        <w:t>)</w:t>
+      </w:r>
+      <w:r>
+        <w:rPr>
+          <w:i/>
+          <w:iCs/>
+          <w:lang w:val="en-US"/>
+        </w:rPr>
+        <w:t xml:space="preserve"> </w:t>
+      </w:r>
+      <w:r>
+        <w:rPr>
+          <w:lang w:val="en-US"/>
+        </w:rPr>
+        <w:t>,</w:t>
+      </w:r>
+      <w:proofErr w:type="gramEnd"/>
+      <w:r>
+        <w:rPr>
+          <w:lang w:val="en-US"/>
+        </w:rPr>
+        <w:t xml:space="preserve"> </w:t>
+      </w:r>
+      <w:r>
+        <w:rPr>
+          <w:lang w:val="en-US"/>
+        </w:rPr>
+        <w:t xml:space="preserve">they </w:t>
+      </w:r>
+      <w:r>
+        <w:rPr>
+          <w:lang w:val="en-US"/>
+        </w:rPr>
+        <w:t>verified a text autocomplete would work correctly, and checks if the flight search form is rendered as HTML and confirms the dropdown of suggestions works correctly.</w:t>
+      </w:r>
+      <w:r>
+        <w:rPr>
+          <w:lang w:val="en-US"/>
+        </w:rPr>
+        <w:t xml:space="preserve"> More information about these tests can be found in the Testing.docx.</w:t>
+      </w:r>
+    </w:p>
+    <w:p>
+      <w:pPr>
+        <w:rPr>
+          <w:lang w:val="en-US"/>
+        </w:rPr>
+      </w:pPr>
+      <w:r>
+        <w:rPr>
+          <w:lang w:val="en-US"/>
+        </w:rPr>
+        <w:lastRenderedPageBreak/>
+        <w:t>Another test not detailed in the Testing.docx is the web lighthouse test.</w:t>
+      </w:r>
+      <w:r>
+        <w:rPr>
+          <w:lang w:val="en-US"/>
+        </w:rPr>
+        <w:t xml:space="preserve"> Below two screenshots of the lighthouse tests can be seen. One for desktops and the other for </w:t>
+      </w:r>
+      <w:proofErr w:type="gramStart"/>
+      <w:r>
+        <w:rPr>
+          <w:lang w:val="en-US"/>
+        </w:rPr>
+        <w:t>mobile</w:t>
+      </w:r>
+      <w:proofErr w:type="gramEnd"/>
+      <w:r>
+        <w:rPr>
+          <w:lang w:val="en-US"/>
+        </w:rPr>
+        <w:t xml:space="preserve">. All shows great scores for all categories. </w:t>
+      </w:r>
+    </w:p>
+    <w:p>
+      <w:pPr>
+        <w:keepNext/>
+        <w:jc w:val="center"/>
+      </w:pPr>
+      <w:r>
+        <w:rPr>
+          <w:lang w:val="en-US"/>
+        </w:rPr>
+        <w:drawing>
+          <wp:inline distT="0" distB="0" distL="0" distR="0" wp14:anchorId="70D0B91E" wp14:editId="6BC1CB27">
+            <wp:extent cx="2982013" cy="892098"/>
+            <wp:effectExtent l="0" t="0" r="0" b="3810"/>
+            <wp:docPr id="1977455185" name="Picture 1"/>
+            <wp:cNvGraphicFramePr>
+              <a:graphicFrameLocks xmlns:a="http://schemas.openxmlformats.org/drawingml/2006/main" noChangeAspect="1"/>
+            </wp:cNvGraphicFramePr>
+            <a:graphic xmlns:a="http://schemas.openxmlformats.org/drawingml/2006/main">
+              <a:graphicData uri="http://schemas.openxmlformats.org/drawingml/2006/picture">
+                <pic:pic xmlns:pic="http://schemas.openxmlformats.org/drawingml/2006/picture">
+                  <pic:nvPicPr>
+                    <pic:cNvPr id="1977455185" name=""/>
+                    <pic:cNvPicPr/>
+                  </pic:nvPicPr>
+                  <pic:blipFill>
+                    <a:blip r:embed="rId8"/>
+                    <a:stretch>
+                      <a:fillRect/>
+                    </a:stretch>
+                  </pic:blipFill>
+                  <pic:spPr>
+                    <a:xfrm>
+                      <a:off x="0" y="0"/>
+                      <a:ext cx="3002908" cy="898349"/>
+                    </a:xfrm>
+                    <a:prstGeom prst="rect">
+                      <a:avLst/>
+                    </a:prstGeom>
+                  </pic:spPr>
+                </pic:pic>
+              </a:graphicData>
+            </a:graphic>
+          </wp:inline>
+        </w:drawing>
+      </w:r>
+    </w:p>
+    <w:p>
+      <w:pPr>
+        <w:pStyle w:val="Caption"/>
+        <w:jc w:val="center"/>
+        <w:rPr>
+          <w:lang w:val="en-US"/>
+        </w:rPr>
+      </w:pPr>
+      <w:r>
+        <w:t xml:space="preserve">Figure </w:t>
+      </w:r>
+      <w:r>
+        <w:fldChar w:fldCharType="begin"/>
+      </w:r>
+      <w:r>
+        <w:instrText xml:space="preserve"> STYLEREF 1 \s </w:instrText>
+      </w:r>
+      <w:r>
+        <w:fldChar w:fldCharType="separate"/>
+      </w:r>
+      <w:r>
+        <w:rPr>
+          <w:noProof/>
+        </w:rPr>
+        <w:t>6</w:t>
+      </w:r>
+      <w:r>
+        <w:fldChar w:fldCharType="end"/>
+      </w:r>
+      <w:r>
+        <w:t>.</w:t>
+      </w:r>
+      <w:r>
+        <w:fldChar w:fldCharType="begin"/>
+      </w:r>
+      <w:r>
+        <w:instrText xml:space="preserve"> SEQ Figure \* ARABIC \s 1 </w:instrText>
+      </w:r>
+      <w:r>
+        <w:fldChar w:fldCharType="separate"/>
+      </w:r>
+      <w:r>
+        <w:rPr>
+          <w:noProof/>
+        </w:rPr>
+        <w:t>1</w:t>
+      </w:r>
+      <w:r>
+        <w:fldChar w:fldCharType="end"/>
+      </w:r>
+      <w:r>
+        <w:t xml:space="preserve"> - Desktop Lighthouse Test</w:t>
+      </w:r>
+    </w:p>
+    <w:p>
+      <w:pPr>
+        <w:keepNext/>
+        <w:jc w:val="center"/>
+      </w:pPr>
+      <w:r>
+        <w:rPr>
+          <w:lang w:val="en-US"/>
+        </w:rPr>
+        <w:drawing>
+          <wp:inline distT="0" distB="0" distL="0" distR="0" wp14:anchorId="3267B028" wp14:editId="28507EA7">
+            <wp:extent cx="2958790" cy="932718"/>
+            <wp:effectExtent l="0" t="0" r="0" b="1270"/>
+            <wp:docPr id="590442627" name="Picture 1"/>
+            <wp:cNvGraphicFramePr>
+              <a:graphicFrameLocks xmlns:a="http://schemas.openxmlformats.org/drawingml/2006/main" noChangeAspect="1"/>
+            </wp:cNvGraphicFramePr>
+            <a:graphic xmlns:a="http://schemas.openxmlformats.org/drawingml/2006/main">
+              <a:graphicData uri="http://schemas.openxmlformats.org/drawingml/2006/picture">
+                <pic:pic xmlns:pic="http://schemas.openxmlformats.org/drawingml/2006/picture">
+                  <pic:nvPicPr>
+                    <pic:cNvPr id="590442627" name=""/>
+                    <pic:cNvPicPr/>
+                  </pic:nvPicPr>
+                  <pic:blipFill>
+                    <a:blip r:embed="rId9"/>
+                    <a:stretch>
+                      <a:fillRect/>
+                    </a:stretch>
+                  </pic:blipFill>
+                  <pic:spPr>
+                    <a:xfrm>
+                      <a:off x="0" y="0"/>
+                      <a:ext cx="2984966" cy="940970"/>
+                    </a:xfrm>
+                    <a:prstGeom prst="rect">
+                      <a:avLst/>
+                    </a:prstGeom>
+                  </pic:spPr>
+                </pic:pic>
+              </a:graphicData>
+            </a:graphic>
+          </wp:inline>
+        </w:drawing>
+      </w:r>
+    </w:p>
+    <w:p>
+      <w:pPr>
+        <w:pStyle w:val="Caption"/>
+        <w:jc w:val="center"/>
+        <w:rPr>
+          <w:lang w:val="en-US"/>
+        </w:rPr>
+      </w:pPr>
+      <w:r>
+        <w:t xml:space="preserve">Figure </w:t>
+      </w:r>
+      <w:r>
+        <w:fldChar w:fldCharType="begin"/>
+      </w:r>
+      <w:r>
+        <w:instrText xml:space="preserve"> STYLEREF 1 \s </w:instrText>
+      </w:r>
+      <w:r>
+        <w:fldChar w:fldCharType="separate"/>
+      </w:r>
+      <w:r>
+        <w:rPr>
+          <w:noProof/>
+        </w:rPr>
+        <w:t>6</w:t>
+      </w:r>
+      <w:r>
+        <w:fldChar w:fldCharType="end"/>
+      </w:r>
+      <w:r>
+        <w:t>.</w:t>
+      </w:r>
+      <w:r>
+        <w:fldChar w:fldCharType="begin"/>
+      </w:r>
+      <w:r>
+        <w:instrText xml:space="preserve"> SEQ Figure \* ARABIC \s 1 </w:instrText>
+      </w:r>
+      <w:r>
+        <w:fldChar w:fldCharType="separate"/>
+      </w:r>
+      <w:r>
+        <w:rPr>
+          <w:noProof/>
+        </w:rPr>
+        <w:t>2</w:t>
+      </w:r>
+      <w:r>
+        <w:fldChar w:fldCharType="end"/>
+      </w:r>
+      <w:r>
+        <w:t xml:space="preserve">- </w:t>
+      </w:r>
+      <w:r>
+        <w:t>Mobile</w:t>
+      </w:r>
+      <w:r>
+        <w:t xml:space="preserve"> Lighthouse Test</w:t>
+      </w:r>
+    </w:p>
+    <w:p>
+      <w:pPr>
         <w:pStyle w:val="Heading1"/>
         <w:rPr>
           <w:rFonts w:ascii="Times New Roman" w:hAnsi="Times New Roman" w:cs="Times New Roman"/>
           <w:lang w:val="en-US"/>
         </w:rPr>
       </w:pPr>
-      <w:bookmarkStart w:id="9" w:name="_Toc225434899"/>
-      <w:r>
-        <w:rPr>
-          <w:rFonts w:ascii="Times New Roman" w:hAnsi="Times New Roman" w:cs="Times New Roman"/>
-          <w:lang w:val="en-US"/>
-        </w:rPr>
-        <w:t>Testing</w:t>
+      <w:bookmarkStart w:id="9" w:name="_Toc225443463"/>
+      <w:r>
+        <w:rPr>
+          <w:rFonts w:ascii="Times New Roman" w:hAnsi="Times New Roman" w:cs="Times New Roman"/>
+          <w:lang w:val="en-US"/>
+        </w:rPr>
+        <w:t>Security</w:t>
       </w:r>
       <w:bookmarkEnd w:id="9"/>
     </w:p>
     <w:p>
       <w:pPr>
+        <w:rPr>
+          <w:lang w:val="en-US"/>
+        </w:rPr>
+      </w:pPr>
+      <w:r>
+        <w:rPr>
+          <w:lang w:val="en-US"/>
+        </w:rPr>
+        <w:t xml:space="preserve">Most if not all security measures implemented into the application have been created from Django, as it provides CSFR protection, user authentication, SQL injection prevention, </w:t>
+      </w:r>
+      <w:r>
+        <w:rPr>
+          <w:lang w:val="en-US"/>
+        </w:rPr>
+        <w:t>and more.</w:t>
+      </w:r>
+      <w:r>
+        <w:rPr>
+          <w:lang w:val="en-US"/>
+        </w:rPr>
+        <w:t xml:space="preserve"> Using </w:t>
+      </w:r>
+      <w:r>
+        <w:rPr>
+          <w:lang w:val="en-US"/>
+        </w:rPr>
+        <w:t>Django</w:t>
+      </w:r>
+      <w:r>
+        <w:rPr>
+          <w:lang w:val="en-US"/>
+        </w:rPr>
+        <w:t xml:space="preserve"> user authentication, it allows the system </w:t>
+      </w:r>
+      <w:r>
+        <w:rPr>
+          <w:lang w:val="en-US"/>
+        </w:rPr>
+        <w:t>to hide</w:t>
+      </w:r>
+      <w:r>
+        <w:rPr>
+          <w:lang w:val="en-US"/>
+        </w:rPr>
+        <w:t xml:space="preserve"> all bookings unless they are the correct user.</w:t>
+      </w:r>
+    </w:p>
+    <w:p>
+      <w:pPr>
         <w:pStyle w:val="Heading1"/>
         <w:rPr>
           <w:rFonts w:ascii="Times New Roman" w:hAnsi="Times New Roman" w:cs="Times New Roman"/>
           <w:lang w:val="en-US"/>
         </w:rPr>
       </w:pPr>
-      <w:bookmarkStart w:id="10" w:name="_Toc225434900"/>
-      <w:r>
-        <w:rPr>
-          <w:rFonts w:ascii="Times New Roman" w:hAnsi="Times New Roman" w:cs="Times New Roman"/>
-          <w:lang w:val="en-US"/>
-        </w:rPr>
-        <w:t>Security</w:t>
+      <w:bookmarkStart w:id="10" w:name="_Toc225443464"/>
+      <w:r>
+        <w:rPr>
+          <w:rFonts w:ascii="Times New Roman" w:hAnsi="Times New Roman" w:cs="Times New Roman"/>
+          <w:lang w:val="en-US"/>
+        </w:rPr>
+        <w:t>DevOps</w:t>
       </w:r>
       <w:bookmarkEnd w:id="10"/>
     </w:p>
     <w:p>
       <w:pPr>
+        <w:rPr>
+          <w:lang w:val="en-US"/>
+        </w:rPr>
+      </w:pPr>
+      <w:r>
+        <w:rPr>
+          <w:lang w:val="en-US"/>
+        </w:rPr>
+        <w:t>DevOps is a collaborative methodology that integrates both development and operations to deliver software faster and more efficiently.</w:t>
+      </w:r>
+      <w:r>
+        <w:rPr>
+          <w:lang w:val="en-US"/>
+        </w:rPr>
+        <w:t xml:space="preserve"> There is high importance </w:t>
+      </w:r>
+      <w:proofErr w:type="gramStart"/>
+      <w:r>
+        <w:rPr>
+          <w:lang w:val="en-US"/>
+        </w:rPr>
+        <w:t>on</w:t>
+      </w:r>
+      <w:proofErr w:type="gramEnd"/>
+      <w:r>
+        <w:rPr>
+          <w:lang w:val="en-US"/>
+        </w:rPr>
+        <w:t xml:space="preserve"> automation and task tracking, making sure that updates are continuously being integrated</w:t>
+      </w:r>
+    </w:p>
+    <w:p>
+      <w:pPr>
+        <w:rPr>
+          <w:lang w:val="en-US"/>
+        </w:rPr>
+      </w:pPr>
+      <w:r>
+        <w:rPr>
+          <w:lang w:val="en-US"/>
+        </w:rPr>
+        <w:t xml:space="preserve">Some applications including draw.io, GitHub and </w:t>
+      </w:r>
+      <w:proofErr w:type="spellStart"/>
+      <w:r>
+        <w:rPr>
+          <w:lang w:val="en-US"/>
+        </w:rPr>
+        <w:t>UptimeRobot</w:t>
+      </w:r>
+      <w:proofErr w:type="spellEnd"/>
+      <w:r>
+        <w:rPr>
+          <w:lang w:val="en-US"/>
+        </w:rPr>
+        <w:t xml:space="preserve"> have been used for the DevOps cycle to plan, code and monitor the system. Draw.io and </w:t>
+      </w:r>
+      <w:proofErr w:type="spellStart"/>
+      <w:r>
+        <w:rPr>
+          <w:lang w:val="en-US"/>
+        </w:rPr>
+        <w:t>canva</w:t>
+      </w:r>
+      <w:proofErr w:type="spellEnd"/>
+      <w:r>
+        <w:rPr>
+          <w:lang w:val="en-US"/>
+        </w:rPr>
+        <w:t xml:space="preserve"> were used to create all the diagrams such as the ERD or the flow diagram. All the code was uploaded to GitHub, maintaining version control</w:t>
+      </w:r>
+      <w:r>
+        <w:rPr>
+          <w:lang w:val="en-US"/>
+        </w:rPr>
+        <w:t xml:space="preserve"> and making the work visible. The flow of work is increased by making the work visible </w:t>
+      </w:r>
+      <w:r>
+        <w:rPr>
+          <w:i/>
+          <w:iCs/>
+          <w:lang w:val="en-US"/>
+        </w:rPr>
+        <w:t>(The DevOps Handbook, 2021</w:t>
+      </w:r>
+      <w:r>
+        <w:rPr>
+          <w:i/>
+          <w:iCs/>
+          <w:lang w:val="en-US"/>
+        </w:rPr>
+        <w:t>, pp. 43-44</w:t>
+      </w:r>
+      <w:r>
+        <w:rPr>
+          <w:i/>
+          <w:iCs/>
+          <w:lang w:val="en-US"/>
+        </w:rPr>
+        <w:t>)</w:t>
+      </w:r>
+      <w:r>
+        <w:rPr>
+          <w:lang w:val="en-US"/>
+        </w:rPr>
+        <w:t>.</w:t>
+      </w:r>
+      <w:r>
+        <w:rPr>
+          <w:lang w:val="en-US"/>
+        </w:rPr>
+        <w:t xml:space="preserve"> With the deployment of the system handled by Render and live monitoring of the site performed by </w:t>
+      </w:r>
+      <w:proofErr w:type="spellStart"/>
+      <w:r>
+        <w:rPr>
+          <w:lang w:val="en-US"/>
+        </w:rPr>
+        <w:t>UptimeRobot</w:t>
+      </w:r>
+      <w:proofErr w:type="spellEnd"/>
+      <w:r>
+        <w:rPr>
+          <w:lang w:val="en-US"/>
+        </w:rPr>
+        <w:t>, the site shows very good performance.</w:t>
+      </w:r>
+      <w:r>
+        <w:rPr>
+          <w:lang w:val="en-US"/>
+        </w:rPr>
+        <w:t xml:space="preserve"> Furthermore, Render automatically deploys the main branch of GitHub on each push, meaning the Continuous Integration and Continuous Deployment or CI/CD is greatly achieved.</w:t>
+      </w:r>
+    </w:p>
+    <w:p>
+      <w:pPr>
+        <w:keepNext/>
+      </w:pPr>
+      <w:r>
+        <w:rPr>
+          <w:noProof/>
+          <w:lang w:val="en-US"/>
+        </w:rPr>
+        <w:lastRenderedPageBreak/>
+        <w:drawing>
+          <wp:inline distT="0" distB="0" distL="0" distR="0" wp14:anchorId="3FA7A40F" wp14:editId="567BFD27">
+            <wp:extent cx="5731510" cy="1576070"/>
+            <wp:effectExtent l="0" t="0" r="2540" b="5080"/>
+            <wp:docPr id="597774053" name="Picture 1"/>
+            <wp:cNvGraphicFramePr>
+              <a:graphicFrameLocks xmlns:a="http://schemas.openxmlformats.org/drawingml/2006/main" noChangeAspect="1"/>
+            </wp:cNvGraphicFramePr>
+            <a:graphic xmlns:a="http://schemas.openxmlformats.org/drawingml/2006/main">
+              <a:graphicData uri="http://schemas.openxmlformats.org/drawingml/2006/picture">
+                <pic:pic xmlns:pic="http://schemas.openxmlformats.org/drawingml/2006/picture">
+                  <pic:nvPicPr>
+                    <pic:cNvPr id="597774053" name="Picture 597774053"/>
+                    <pic:cNvPicPr/>
+                  </pic:nvPicPr>
+                  <pic:blipFill>
+                    <a:blip r:embed="rId10">
+                      <a:extLst>
+                        <a:ext uri="{28A0092B-C50C-407E-A947-70E740481C1C}">
+                          <a14:useLocalDpi xmlns:a14="http://schemas.microsoft.com/office/drawing/2010/main" val="0"/>
+                        </a:ext>
+                      </a:extLst>
+                    </a:blip>
+                    <a:stretch>
+                      <a:fillRect/>
+                    </a:stretch>
+                  </pic:blipFill>
+                  <pic:spPr>
+                    <a:xfrm>
+                      <a:off x="0" y="0"/>
+                      <a:ext cx="5731510" cy="1576070"/>
+                    </a:xfrm>
+                    <a:prstGeom prst="rect">
+                      <a:avLst/>
+                    </a:prstGeom>
+                  </pic:spPr>
+                </pic:pic>
+              </a:graphicData>
+            </a:graphic>
+          </wp:inline>
+        </w:drawing>
+      </w:r>
+    </w:p>
+    <w:p>
+      <w:pPr>
+        <w:pStyle w:val="Caption"/>
+        <w:jc w:val="center"/>
+        <w:rPr>
+          <w:lang w:val="en-US"/>
+        </w:rPr>
+      </w:pPr>
+      <w:r>
+        <w:t xml:space="preserve">Figure </w:t>
+      </w:r>
+      <w:r>
+        <w:fldChar w:fldCharType="begin"/>
+      </w:r>
+      <w:r>
+        <w:instrText xml:space="preserve"> STYLEREF 1 \s </w:instrText>
+      </w:r>
+      <w:r>
+        <w:fldChar w:fldCharType="separate"/>
+      </w:r>
+      <w:r>
+        <w:rPr>
+          <w:noProof/>
+        </w:rPr>
+        <w:t>8</w:t>
+      </w:r>
+      <w:r>
+        <w:fldChar w:fldCharType="end"/>
+      </w:r>
+      <w:r>
+        <w:t>.</w:t>
+      </w:r>
+      <w:r>
+        <w:fldChar w:fldCharType="begin"/>
+      </w:r>
+      <w:r>
+        <w:instrText xml:space="preserve"> SEQ Figure \* ARABIC \s 1 </w:instrText>
+      </w:r>
+      <w:r>
+        <w:fldChar w:fldCharType="separate"/>
+      </w:r>
+      <w:r>
+        <w:rPr>
+          <w:noProof/>
+        </w:rPr>
+        <w:t>1</w:t>
+      </w:r>
+      <w:r>
+        <w:fldChar w:fldCharType="end"/>
+      </w:r>
+      <w:r>
+        <w:t xml:space="preserve"> - </w:t>
+      </w:r>
+      <w:proofErr w:type="spellStart"/>
+      <w:r>
+        <w:t>UptimeRobot</w:t>
+      </w:r>
+      <w:proofErr w:type="spellEnd"/>
+      <w:r>
+        <w:t xml:space="preserve"> monitoring</w:t>
+      </w:r>
+    </w:p>
+    <w:p>
+      <w:pPr>
         <w:pStyle w:val="Heading1"/>
         <w:rPr>
           <w:rFonts w:ascii="Times New Roman" w:hAnsi="Times New Roman" w:cs="Times New Roman"/>
           <w:lang w:val="en-US"/>
         </w:rPr>
       </w:pPr>
-      <w:bookmarkStart w:id="11" w:name="_Toc225434901"/>
-      <w:r>
-        <w:rPr>
-          <w:rFonts w:ascii="Times New Roman" w:hAnsi="Times New Roman" w:cs="Times New Roman"/>
-          <w:lang w:val="en-US"/>
-        </w:rPr>
-        <w:t>DevOps</w:t>
+      <w:bookmarkStart w:id="11" w:name="_Toc225443465"/>
+      <w:r>
+        <w:rPr>
+          <w:rFonts w:ascii="Times New Roman" w:hAnsi="Times New Roman" w:cs="Times New Roman"/>
+          <w:lang w:val="en-US"/>
+        </w:rPr>
+        <w:t>References</w:t>
       </w:r>
       <w:bookmarkEnd w:id="11"/>
     </w:p>
     <w:p>
       <w:pPr>
-        <w:pStyle w:val="Heading1"/>
-        <w:rPr>
-          <w:rFonts w:ascii="Times New Roman" w:hAnsi="Times New Roman" w:cs="Times New Roman"/>
-          <w:lang w:val="en-US"/>
-        </w:rPr>
-      </w:pPr>
-      <w:bookmarkStart w:id="12" w:name="_Toc225434902"/>
-      <w:r>
-        <w:rPr>
-          <w:rFonts w:ascii="Times New Roman" w:hAnsi="Times New Roman" w:cs="Times New Roman"/>
-          <w:lang w:val="en-US"/>
-        </w:rPr>
-        <w:t>References</w:t>
-      </w:r>
-      <w:bookmarkEnd w:id="12"/>
+        <w:rPr>
+          <w:lang w:val="en-US"/>
+        </w:rPr>
+      </w:pPr>
     </w:p>
     <w:p>
       <w:pPr>
-        <w:pStyle w:val="Heading1"/>
-        <w:rPr>
-          <w:rFonts w:ascii="Times New Roman" w:hAnsi="Times New Roman" w:cs="Times New Roman"/>
-          <w:lang w:val="en-US"/>
-        </w:rPr>
-      </w:pPr>
-      <w:r>
-        <w:rPr>
-          <w:rFonts w:ascii="Times New Roman" w:hAnsi="Times New Roman" w:cs="Times New Roman"/>
-          <w:lang w:val="en-US"/>
-        </w:rPr>
-        <w:t>Appendices</w:t>
+        <w:rPr>
+          <w:rFonts w:ascii="Times New Roman" w:hAnsi="Times New Roman" w:cs="Times New Roman"/>
+        </w:rPr>
+      </w:pPr>
+      <w:r>
+        <w:rPr>
+          <w:rFonts w:ascii="Times New Roman" w:hAnsi="Times New Roman" w:cs="Times New Roman"/>
+        </w:rPr>
+        <w:t xml:space="preserve">Django Documentation (2026) </w:t>
+      </w:r>
+      <w:r>
+        <w:rPr>
+          <w:rFonts w:ascii="Times New Roman" w:hAnsi="Times New Roman" w:cs="Times New Roman"/>
+          <w:i/>
+          <w:iCs/>
+        </w:rPr>
+        <w:t>Testing</w:t>
+      </w:r>
+      <w:r>
+        <w:rPr>
+          <w:rFonts w:ascii="Times New Roman" w:hAnsi="Times New Roman" w:cs="Times New Roman"/>
+        </w:rPr>
+        <w:t xml:space="preserve">. Available at: </w:t>
+      </w:r>
+      <w:hyperlink r:id="rId11" w:history="1">
+        <w:r>
+          <w:rPr>
+            <w:rStyle w:val="Hyperlink"/>
+            <w:rFonts w:ascii="Times New Roman" w:hAnsi="Times New Roman" w:cs="Times New Roman"/>
+          </w:rPr>
+          <w:t>https://docs.djangoproject.com/en/6.0/topics/testing/overview/</w:t>
+        </w:r>
+      </w:hyperlink>
+      <w:r>
+        <w:rPr>
+          <w:rFonts w:ascii="Times New Roman" w:hAnsi="Times New Roman" w:cs="Times New Roman"/>
+        </w:rPr>
+        <w:t xml:space="preserve"> (Accessed: 25 June 2026)</w:t>
       </w:r>
     </w:p>
     <w:p>
       <w:pPr>
-        <w:pStyle w:val="Title"/>
-        <w:jc w:val="center"/>
-        <w:rPr>
-          <w:rFonts w:ascii="Times New Roman" w:hAnsi="Times New Roman" w:cs="Times New Roman"/>
-        </w:rPr>
-      </w:pPr>
-      <w:r>
-        <w:rPr>
-          <w:rFonts w:ascii="Times New Roman" w:hAnsi="Times New Roman" w:cs="Times New Roman"/>
-        </w:rPr>
-        <w:t>Appendix A</w:t>
-      </w:r>
+        <w:rPr>
+          <w:rFonts w:ascii="Times New Roman" w:hAnsi="Times New Roman" w:cs="Times New Roman"/>
+        </w:rPr>
+      </w:pPr>
     </w:p>
     <w:p>
       <w:pPr>
         <w:rPr>
           <w:rFonts w:ascii="Times New Roman" w:hAnsi="Times New Roman" w:cs="Times New Roman"/>
-        </w:rPr>
-      </w:pPr>
-      <w:r>
-        <w:rPr>
-          <w:rFonts w:ascii="Times New Roman" w:hAnsi="Times New Roman" w:cs="Times New Roman"/>
-        </w:rPr>
-        <w:t>Example text</w:t>
-      </w:r>
-    </w:p>
-    <w:p>
-      <w:pPr>
-        <w:rPr>
-          <w:rFonts w:ascii="Times New Roman" w:hAnsi="Times New Roman" w:cs="Times New Roman"/>
-          <w:lang w:val="en-US"/>
-        </w:rPr>
-      </w:pPr>
+          <w:lang w:val="en-US"/>
+        </w:rPr>
+      </w:pPr>
+      <w:r>
+        <w:rPr>
+          <w:rFonts w:ascii="Times New Roman" w:hAnsi="Times New Roman" w:cs="Times New Roman"/>
+        </w:rPr>
+        <w:t xml:space="preserve">Kim, G. (2021) The DevOps Handbook, Second Edition: How to Create World-Class Agility, Reliability, &amp; Security in Technology Organizations. Available at: </w:t>
+      </w:r>
+      <w:hyperlink r:id="rId12" w:history="1">
+        <w:r>
+          <w:rPr>
+            <w:rStyle w:val="Hyperlink"/>
+            <w:rFonts w:ascii="Times New Roman" w:hAnsi="Times New Roman" w:cs="Times New Roman"/>
+          </w:rPr>
+          <w:t>https://r3.vlebooks.com/EpubReader?ean=1781950508433#</w:t>
+        </w:r>
+      </w:hyperlink>
+      <w:r>
+        <w:rPr>
+          <w:rFonts w:ascii="Times New Roman" w:hAnsi="Times New Roman" w:cs="Times New Roman"/>
+        </w:rPr>
+        <w:t xml:space="preserve"> (Accessed: 26 June 2026)</w:t>
+      </w:r>
     </w:p>
     <w:sectPr>
       <w:pgSz w:w="11906" w:h="16838"/>
@@ -8663,6 +9614,37 @@
       <w:spacing w:val="5"/>
     </w:rPr>
   </w:style>
+  <w:style w:type="paragraph" w:styleId="Caption">
+    <w:name w:val="caption"/>
+    <w:basedOn w:val="Normal"/>
+    <w:next w:val="Normal"/>
+    <w:uiPriority w:val="35"/>
+    <w:unhideWhenUsed/>
+    <w:qFormat/>
+    <w:rsid w:val="005D6526"/>
+    <w:pPr>
+      <w:spacing w:after="200" w:line="240" w:lineRule="auto"/>
+    </w:pPr>
+    <w:rPr>
+      <w:i/>
+      <w:iCs/>
+      <w:color w:val="0E2841" w:themeColor="text2"/>
+      <w:sz w:val="18"/>
+      <w:szCs w:val="18"/>
+    </w:rPr>
+  </w:style>
+  <w:style w:type="character" w:styleId="UnresolvedMention">
+    <w:name w:val="Unresolved Mention"/>
+    <w:basedOn w:val="DefaultParagraphFont"/>
+    <w:uiPriority w:val="99"/>
+    <w:semiHidden/>
+    <w:unhideWhenUsed/>
+    <w:rsid w:val="008628D9"/>
+    <w:rPr>
+      <w:color w:val="605E5C"/>
+      <w:shd w:val="clear" w:color="auto" w:fill="E1DFDD"/>
+    </w:rPr>
+  </w:style>
 </w:styles>
 </file>
 
